--- a/chapters/AgentFlow.docx
+++ b/chapters/AgentFlow.docx
@@ -44,7 +44,62 @@
         </w:p>
       </w:sdtContent>
     </w:sdt>
-    <w:bookmarkStart w:id="17" w:name="introduction"/>
+    <w:p>
+      <w:pPr>
+        <w:pStyle w:val="CaptionedFigure"/>
+      </w:pPr>
+      <w:r>
+        <w:drawing>
+          <wp:inline>
+            <wp:extent cx="5334000" cy="7143750"/>
+            <wp:effectExtent b="0" l="0" r="0" t="0"/>
+            <wp:docPr descr="Cover" title="" id="10" name="Picture"/>
+            <a:graphic>
+              <a:graphicData uri="http://schemas.openxmlformats.org/drawingml/2006/picture">
+                <pic:pic>
+                  <pic:nvPicPr>
+                    <pic:cNvPr descr="cover-optimized.png" id="11" name="Picture"/>
+                    <pic:cNvPicPr>
+                      <a:picLocks noChangeArrowheads="1" noChangeAspect="1"/>
+                    </pic:cNvPicPr>
+                  </pic:nvPicPr>
+                  <pic:blipFill>
+                    <a:blip r:embed="rId9"/>
+                    <a:stretch>
+                      <a:fillRect/>
+                    </a:stretch>
+                  </pic:blipFill>
+                  <pic:spPr bwMode="auto">
+                    <a:xfrm>
+                      <a:off x="0" y="0"/>
+                      <a:ext cx="5334000" cy="7143750"/>
+                    </a:xfrm>
+                    <a:prstGeom prst="rect">
+                      <a:avLst/>
+                    </a:prstGeom>
+                    <a:noFill/>
+                    <a:ln w="9525">
+                      <a:noFill/>
+                      <a:headEnd/>
+                      <a:tailEnd/>
+                    </a:ln>
+                  </pic:spPr>
+                </pic:pic>
+              </a:graphicData>
+            </a:graphic>
+          </wp:inline>
+        </w:drawing>
+      </w:r>
+    </w:p>
+    <w:p>
+      <w:pPr>
+        <w:pStyle w:val="ImageCaption"/>
+      </w:pPr>
+      <w:r>
+        <w:t xml:space="preserve">Cover</w:t>
+      </w:r>
+    </w:p>
+    <w:bookmarkStart w:id="20" w:name="introduction"/>
     <w:p>
       <w:pPr>
         <w:pStyle w:val="Heading1"/>
@@ -84,7 +139,7 @@
         </w:pict>
       </w:r>
     </w:p>
-    <w:bookmarkStart w:id="9" w:name="the-discipline-problem"/>
+    <w:bookmarkStart w:id="12" w:name="the-discipline-problem"/>
     <w:p>
       <w:pPr>
         <w:pStyle w:val="Heading2"/>
@@ -158,8 +213,8 @@
         </w:pict>
       </w:r>
     </w:p>
-    <w:bookmarkEnd w:id="9"/>
-    <w:bookmarkStart w:id="10" w:name="this-book"/>
+    <w:bookmarkEnd w:id="12"/>
+    <w:bookmarkStart w:id="13" w:name="this-book"/>
     <w:p>
       <w:pPr>
         <w:pStyle w:val="Heading2"/>
@@ -227,8 +282,8 @@
         </w:pict>
       </w:r>
     </w:p>
-    <w:bookmarkEnd w:id="10"/>
-    <w:bookmarkStart w:id="11" w:name="the-project-thread"/>
+    <w:bookmarkEnd w:id="13"/>
+    <w:bookmarkStart w:id="14" w:name="the-project-thread"/>
     <w:p>
       <w:pPr>
         <w:pStyle w:val="Heading2"/>
@@ -376,8 +431,8 @@
         </w:pict>
       </w:r>
     </w:p>
-    <w:bookmarkEnd w:id="11"/>
-    <w:bookmarkStart w:id="12" w:name="how-part-1-works"/>
+    <w:bookmarkEnd w:id="14"/>
+    <w:bookmarkStart w:id="15" w:name="how-part-1-works"/>
     <w:p>
       <w:pPr>
         <w:pStyle w:val="Heading2"/>
@@ -425,8 +480,8 @@
         </w:pict>
       </w:r>
     </w:p>
-    <w:bookmarkEnd w:id="12"/>
-    <w:bookmarkStart w:id="13" w:name="how-part-2-works"/>
+    <w:bookmarkEnd w:id="15"/>
+    <w:bookmarkStart w:id="16" w:name="how-part-2-works"/>
     <w:p>
       <w:pPr>
         <w:pStyle w:val="Heading2"/>
@@ -474,8 +529,8 @@
         </w:pict>
       </w:r>
     </w:p>
-    <w:bookmarkEnd w:id="13"/>
-    <w:bookmarkStart w:id="15" w:name="before-you-begin"/>
+    <w:bookmarkEnd w:id="16"/>
+    <w:bookmarkStart w:id="18" w:name="before-you-begin"/>
     <w:p>
       <w:pPr>
         <w:pStyle w:val="Heading2"/>
@@ -542,7 +597,7 @@
       <w:r>
         <w:t xml:space="preserve"> </w:t>
       </w:r>
-      <w:hyperlink r:id="rId14">
+      <w:hyperlink r:id="rId17">
         <w:r>
           <w:rPr>
             <w:rStyle w:val="Hyperlink"/>
@@ -656,8 +711,8 @@
         </w:pict>
       </w:r>
     </w:p>
-    <w:bookmarkEnd w:id="15"/>
-    <w:bookmarkStart w:id="16" w:name="lets-start"/>
+    <w:bookmarkEnd w:id="18"/>
+    <w:bookmarkStart w:id="19" w:name="lets-start"/>
     <w:p>
       <w:pPr>
         <w:pStyle w:val="Heading2"/>
@@ -693,9 +748,9 @@
         <w:t xml:space="preserve">The AI is fast. What it builds is only as good as what you specified. This book is about the specifying.</w:t>
       </w:r>
     </w:p>
-    <w:bookmarkEnd w:id="16"/>
-    <w:bookmarkEnd w:id="17"/>
-    <w:bookmarkStart w:id="24" w:name="chapter-1-plan-before-you-prompt"/>
+    <w:bookmarkEnd w:id="19"/>
+    <w:bookmarkEnd w:id="20"/>
+    <w:bookmarkStart w:id="27" w:name="chapter-1-plan-before-you-prompt"/>
     <w:p>
       <w:pPr>
         <w:pStyle w:val="Heading1"/>
@@ -748,7 +803,7 @@
         </w:pict>
       </w:r>
     </w:p>
-    <w:bookmarkStart w:id="18" w:name="why-just-describe-it-doesnt-work"/>
+    <w:bookmarkStart w:id="21" w:name="why-just-describe-it-doesnt-work"/>
     <w:p>
       <w:pPr>
         <w:pStyle w:val="Heading2"/>
@@ -836,8 +891,8 @@
         </w:pict>
       </w:r>
     </w:p>
-    <w:bookmarkEnd w:id="18"/>
-    <w:bookmarkStart w:id="19" w:name="the-project-youll-build"/>
+    <w:bookmarkEnd w:id="21"/>
+    <w:bookmarkStart w:id="22" w:name="the-project-youll-build"/>
     <w:p>
       <w:pPr>
         <w:pStyle w:val="Heading2"/>
@@ -993,8 +1048,8 @@
         </w:pict>
       </w:r>
     </w:p>
-    <w:bookmarkEnd w:id="19"/>
-    <w:bookmarkStart w:id="20" w:name="X97af5601fa25ddd527530e743f89b51dbacd1d0"/>
+    <w:bookmarkEnd w:id="22"/>
+    <w:bookmarkStart w:id="23" w:name="X97af5601fa25ddd527530e743f89b51dbacd1d0"/>
     <w:p>
       <w:pPr>
         <w:pStyle w:val="Heading2"/>
@@ -1031,7 +1086,7 @@
       <w:r>
         <w:t xml:space="preserve"> </w:t>
       </w:r>
-      <w:hyperlink r:id="rId14">
+      <w:hyperlink r:id="rId17">
         <w:r>
           <w:rPr>
             <w:rStyle w:val="Hyperlink"/>
@@ -1254,8 +1309,8 @@
         </w:pict>
       </w:r>
     </w:p>
-    <w:bookmarkEnd w:id="20"/>
-    <w:bookmarkStart w:id="21" w:name="the-planning-brief"/>
+    <w:bookmarkEnd w:id="23"/>
+    <w:bookmarkStart w:id="24" w:name="the-planning-brief"/>
     <w:p>
       <w:pPr>
         <w:pStyle w:val="Heading2"/>
@@ -1919,8 +1974,8 @@
         </w:pict>
       </w:r>
     </w:p>
-    <w:bookmarkEnd w:id="21"/>
-    <w:bookmarkStart w:id="22" w:name="the-success-path-prompting-from-a-plan"/>
+    <w:bookmarkEnd w:id="24"/>
+    <w:bookmarkStart w:id="25" w:name="the-success-path-prompting-from-a-plan"/>
     <w:p>
       <w:pPr>
         <w:pStyle w:val="Heading2"/>
@@ -2480,8 +2535,8 @@
         </w:pict>
       </w:r>
     </w:p>
-    <w:bookmarkEnd w:id="22"/>
-    <w:bookmarkStart w:id="23" w:name="debrief"/>
+    <w:bookmarkEnd w:id="25"/>
+    <w:bookmarkStart w:id="26" w:name="debrief"/>
     <w:p>
       <w:pPr>
         <w:pStyle w:val="Heading2"/>
@@ -2551,9 +2606,9 @@
         <w:t xml:space="preserve">Planning is not a speed bump between you and the AI. It is the thing that makes the AI fast.</w:t>
       </w:r>
     </w:p>
-    <w:bookmarkEnd w:id="23"/>
-    <w:bookmarkEnd w:id="24"/>
-    <w:bookmarkStart w:id="31" w:name="Xb7f453c229a9f86498e68552352387314f121c4"/>
+    <w:bookmarkEnd w:id="26"/>
+    <w:bookmarkEnd w:id="27"/>
+    <w:bookmarkStart w:id="34" w:name="Xb7f453c229a9f86498e68552352387314f121c4"/>
     <w:p>
       <w:pPr>
         <w:pStyle w:val="Heading1"/>
@@ -2611,7 +2666,7 @@
         </w:pict>
       </w:r>
     </w:p>
-    <w:bookmarkStart w:id="25" w:name="Xddae84e35de26e3f7a775ae30af94526d947cee"/>
+    <w:bookmarkStart w:id="28" w:name="Xddae84e35de26e3f7a775ae30af94526d947cee"/>
     <w:p>
       <w:pPr>
         <w:pStyle w:val="Heading2"/>
@@ -2770,8 +2825,8 @@
         </w:pict>
       </w:r>
     </w:p>
-    <w:bookmarkEnd w:id="25"/>
-    <w:bookmarkStart w:id="26" w:name="Xb5197a10d204c6552a2aed7d62dc1dd55530f51"/>
+    <w:bookmarkEnd w:id="28"/>
+    <w:bookmarkStart w:id="29" w:name="Xb5197a10d204c6552a2aed7d62dc1dd55530f51"/>
     <w:p>
       <w:pPr>
         <w:pStyle w:val="Heading2"/>
@@ -3142,8 +3197,8 @@
         </w:pict>
       </w:r>
     </w:p>
-    <w:bookmarkEnd w:id="26"/>
-    <w:bookmarkStart w:id="27" w:name="what-makes-a-requirement-verifiable"/>
+    <w:bookmarkEnd w:id="29"/>
+    <w:bookmarkStart w:id="30" w:name="what-makes-a-requirement-verifiable"/>
     <w:p>
       <w:pPr>
         <w:pStyle w:val="Heading2"/>
@@ -3326,8 +3381,8 @@
         </w:pict>
       </w:r>
     </w:p>
-    <w:bookmarkEnd w:id="27"/>
-    <w:bookmarkStart w:id="28" w:name="writing-the-priority-requirement"/>
+    <w:bookmarkEnd w:id="30"/>
+    <w:bookmarkStart w:id="31" w:name="writing-the-priority-requirement"/>
     <w:p>
       <w:pPr>
         <w:pStyle w:val="Heading2"/>
@@ -3720,8 +3775,8 @@
         </w:pict>
       </w:r>
     </w:p>
-    <w:bookmarkEnd w:id="28"/>
-    <w:bookmarkStart w:id="29" w:name="X5886c6cf591f34dab79e57507b06893ba087f9f"/>
+    <w:bookmarkEnd w:id="31"/>
+    <w:bookmarkStart w:id="32" w:name="X5886c6cf591f34dab79e57507b06893ba087f9f"/>
     <w:p>
       <w:pPr>
         <w:pStyle w:val="Heading2"/>
@@ -4485,8 +4540,8 @@
         </w:pict>
       </w:r>
     </w:p>
-    <w:bookmarkEnd w:id="29"/>
-    <w:bookmarkStart w:id="30" w:name="debrief-1"/>
+    <w:bookmarkEnd w:id="32"/>
+    <w:bookmarkStart w:id="33" w:name="debrief-1"/>
     <w:p>
       <w:pPr>
         <w:pStyle w:val="Heading2"/>
@@ -4564,9 +4619,9 @@
         <w:t xml:space="preserve">The AI executes. You decide what done means. A requirement is how you make that decision stick.</w:t>
       </w:r>
     </w:p>
-    <w:bookmarkEnd w:id="30"/>
-    <w:bookmarkEnd w:id="31"/>
-    <w:bookmarkStart w:id="38" w:name="chapter-3-test-what-the-ai-produces"/>
+    <w:bookmarkEnd w:id="33"/>
+    <w:bookmarkEnd w:id="34"/>
+    <w:bookmarkStart w:id="41" w:name="chapter-3-test-what-the-ai-produces"/>
     <w:p>
       <w:pPr>
         <w:pStyle w:val="Heading1"/>
@@ -4632,7 +4687,7 @@
         </w:pict>
       </w:r>
     </w:p>
-    <w:bookmarkStart w:id="32" w:name="the-trust-problem"/>
+    <w:bookmarkStart w:id="35" w:name="the-trust-problem"/>
     <w:p>
       <w:pPr>
         <w:pStyle w:val="Heading2"/>
@@ -4770,8 +4825,8 @@
         </w:pict>
       </w:r>
     </w:p>
-    <w:bookmarkEnd w:id="32"/>
-    <w:bookmarkStart w:id="33" w:name="Xe701cb9bb9413e5817cb630d1f42054b8e52df7"/>
+    <w:bookmarkEnd w:id="35"/>
+    <w:bookmarkStart w:id="36" w:name="Xe701cb9bb9413e5817cb630d1f42054b8e52df7"/>
     <w:p>
       <w:pPr>
         <w:pStyle w:val="Heading2"/>
@@ -5199,8 +5254,8 @@
         </w:pict>
       </w:r>
     </w:p>
-    <w:bookmarkEnd w:id="33"/>
-    <w:bookmarkStart w:id="34" w:name="X587481522f2aef1653e4f1aa76bdb8c3cbf9995"/>
+    <w:bookmarkEnd w:id="36"/>
+    <w:bookmarkStart w:id="37" w:name="X587481522f2aef1653e4f1aa76bdb8c3cbf9995"/>
     <w:p>
       <w:pPr>
         <w:pStyle w:val="Heading2"/>
@@ -5304,8 +5359,8 @@
         </w:pict>
       </w:r>
     </w:p>
-    <w:bookmarkEnd w:id="34"/>
-    <w:bookmarkStart w:id="35" w:name="the-test-plan"/>
+    <w:bookmarkEnd w:id="37"/>
+    <w:bookmarkStart w:id="38" w:name="the-test-plan"/>
     <w:p>
       <w:pPr>
         <w:pStyle w:val="Heading2"/>
@@ -6114,8 +6169,8 @@
         </w:pict>
       </w:r>
     </w:p>
-    <w:bookmarkEnd w:id="35"/>
-    <w:bookmarkStart w:id="36" w:name="Xa4f7471e821c095f3d2a218d660c54f0a151dc5"/>
+    <w:bookmarkEnd w:id="38"/>
+    <w:bookmarkStart w:id="39" w:name="Xa4f7471e821c095f3d2a218d660c54f0a151dc5"/>
     <w:p>
       <w:pPr>
         <w:pStyle w:val="Heading2"/>
@@ -6696,8 +6751,8 @@
         </w:pict>
       </w:r>
     </w:p>
-    <w:bookmarkEnd w:id="36"/>
-    <w:bookmarkStart w:id="37" w:name="debrief-2"/>
+    <w:bookmarkEnd w:id="39"/>
+    <w:bookmarkStart w:id="40" w:name="debrief-2"/>
     <w:p>
       <w:pPr>
         <w:pStyle w:val="Heading2"/>
@@ -6783,9 +6838,9 @@
         <w:t xml:space="preserve">Passing tests tell you the code does what you tested. Requirements-derived tests tell you the code does what you specified.</w:t>
       </w:r>
     </w:p>
-    <w:bookmarkEnd w:id="37"/>
-    <w:bookmarkEnd w:id="38"/>
-    <w:bookmarkStart w:id="47" w:name="chapter-4-review-ai-output-like-a-pr"/>
+    <w:bookmarkEnd w:id="40"/>
+    <w:bookmarkEnd w:id="41"/>
+    <w:bookmarkStart w:id="50" w:name="chapter-4-review-ai-output-like-a-pr"/>
     <w:p>
       <w:pPr>
         <w:pStyle w:val="Heading1"/>
@@ -6884,7 +6939,7 @@
         </w:pict>
       </w:r>
     </w:p>
-    <w:bookmarkStart w:id="39" w:name="the-understanding-gap"/>
+    <w:bookmarkStart w:id="42" w:name="the-understanding-gap"/>
     <w:p>
       <w:pPr>
         <w:pStyle w:val="Heading2"/>
@@ -6984,8 +7039,8 @@
         </w:pict>
       </w:r>
     </w:p>
-    <w:bookmarkEnd w:id="39"/>
-    <w:bookmarkStart w:id="40" w:name="the-failure-path-running-without-reading"/>
+    <w:bookmarkEnd w:id="42"/>
+    <w:bookmarkStart w:id="43" w:name="the-failure-path-running-without-reading"/>
     <w:p>
       <w:pPr>
         <w:pStyle w:val="Heading2"/>
@@ -7184,8 +7239,8 @@
         </w:pict>
       </w:r>
     </w:p>
-    <w:bookmarkEnd w:id="40"/>
-    <w:bookmarkStart w:id="41" w:name="the-pr-review-checklist"/>
+    <w:bookmarkEnd w:id="43"/>
+    <w:bookmarkStart w:id="44" w:name="the-pr-review-checklist"/>
     <w:p>
       <w:pPr>
         <w:pStyle w:val="Heading2"/>
@@ -7447,8 +7502,8 @@
         </w:pict>
       </w:r>
     </w:p>
-    <w:bookmarkEnd w:id="41"/>
-    <w:bookmarkStart w:id="45" w:name="three-findings-three-fixes"/>
+    <w:bookmarkEnd w:id="44"/>
+    <w:bookmarkStart w:id="48" w:name="three-findings-three-fixes"/>
     <w:p>
       <w:pPr>
         <w:pStyle w:val="Heading2"/>
@@ -7465,7 +7520,7 @@
         <w:t xml:space="preserve">Here are three findings that commonly appear in the task manager after three chapters of AI generation. Yours may differ; apply the same approach.</w:t>
       </w:r>
     </w:p>
-    <w:bookmarkStart w:id="42" w:name="finding-1-a-function-doing-two-things"/>
+    <w:bookmarkStart w:id="45" w:name="finding-1-a-function-doing-two-things"/>
     <w:p>
       <w:pPr>
         <w:pStyle w:val="Heading3"/>
@@ -7656,8 +7711,8 @@
         <w:t xml:space="preserve">All nine tests still passing. If any fail, the refactor changed behavior — issue a targeted correction identifying the specific test that failed and what it expected.</w:t>
       </w:r>
     </w:p>
-    <w:bookmarkEnd w:id="42"/>
-    <w:bookmarkStart w:id="43" w:name="finding-2-unclear-variable-names"/>
+    <w:bookmarkEnd w:id="45"/>
+    <w:bookmarkStart w:id="46" w:name="finding-2-unclear-variable-names"/>
     <w:p>
       <w:pPr>
         <w:pStyle w:val="Heading3"/>
@@ -7860,8 +7915,8 @@
         <w:t xml:space="preserve">-v</w:t>
       </w:r>
     </w:p>
-    <w:bookmarkEnd w:id="43"/>
-    <w:bookmarkStart w:id="44" w:name="X2a53b715f76d25c3ad1e4b17fff44147c763339"/>
+    <w:bookmarkEnd w:id="46"/>
+    <w:bookmarkStart w:id="47" w:name="X2a53b715f76d25c3ad1e4b17fff44147c763339"/>
     <w:p>
       <w:pPr>
         <w:pStyle w:val="Heading3"/>
@@ -8108,9 +8163,9 @@
         </w:pict>
       </w:r>
     </w:p>
-    <w:bookmarkEnd w:id="44"/>
-    <w:bookmarkEnd w:id="45"/>
-    <w:bookmarkStart w:id="46" w:name="debrief-3"/>
+    <w:bookmarkEnd w:id="47"/>
+    <w:bookmarkEnd w:id="48"/>
+    <w:bookmarkStart w:id="49" w:name="debrief-3"/>
     <w:p>
       <w:pPr>
         <w:pStyle w:val="Heading2"/>
@@ -8208,9 +8263,9 @@
         <w:t xml:space="preserve">Understanding the code is not optional — you are the one who has to change it next.</w:t>
       </w:r>
     </w:p>
-    <w:bookmarkEnd w:id="46"/>
-    <w:bookmarkEnd w:id="47"/>
-    <w:bookmarkStart w:id="56" w:name="chapter-5-iterate-deliberately"/>
+    <w:bookmarkEnd w:id="49"/>
+    <w:bookmarkEnd w:id="50"/>
+    <w:bookmarkStart w:id="59" w:name="chapter-5-iterate-deliberately"/>
     <w:p>
       <w:pPr>
         <w:pStyle w:val="Heading1"/>
@@ -8276,7 +8331,7 @@
         </w:pict>
       </w:r>
     </w:p>
-    <w:bookmarkStart w:id="48" w:name="the-reckless-iteration-trap"/>
+    <w:bookmarkStart w:id="51" w:name="the-reckless-iteration-trap"/>
     <w:p>
       <w:pPr>
         <w:pStyle w:val="Heading2"/>
@@ -8593,8 +8648,8 @@
         </w:pict>
       </w:r>
     </w:p>
-    <w:bookmarkEnd w:id="48"/>
-    <w:bookmarkStart w:id="49" w:name="the-increment-plan"/>
+    <w:bookmarkEnd w:id="51"/>
+    <w:bookmarkStart w:id="52" w:name="the-increment-plan"/>
     <w:p>
       <w:pPr>
         <w:pStyle w:val="Heading2"/>
@@ -9076,8 +9131,8 @@
         </w:pict>
       </w:r>
     </w:p>
-    <w:bookmarkEnd w:id="49"/>
-    <w:bookmarkStart w:id="54" w:name="four-increments-four-verifications"/>
+    <w:bookmarkEnd w:id="52"/>
+    <w:bookmarkStart w:id="57" w:name="four-increments-four-verifications"/>
     <w:p>
       <w:pPr>
         <w:pStyle w:val="Heading2"/>
@@ -9136,7 +9191,7 @@
         <w:t xml:space="preserve">to your last clean commit.</w:t>
       </w:r>
     </w:p>
-    <w:bookmarkStart w:id="50" w:name="increment-1-data-model"/>
+    <w:bookmarkStart w:id="53" w:name="increment-1-data-model"/>
     <w:p>
       <w:pPr>
         <w:pStyle w:val="Heading3"/>
@@ -9576,8 +9631,8 @@
         <w:t xml:space="preserve">All 9 tests passing. If any fail, the increment changed something it should not have. Issue a targeted correction before moving to Increment 2.</w:t>
       </w:r>
     </w:p>
-    <w:bookmarkEnd w:id="50"/>
-    <w:bookmarkStart w:id="51" w:name="increment-2-list-display"/>
+    <w:bookmarkEnd w:id="53"/>
+    <w:bookmarkStart w:id="54" w:name="increment-2-list-display"/>
     <w:p>
       <w:pPr>
         <w:pStyle w:val="Heading3"/>
@@ -9844,8 +9899,8 @@
         <w:t xml:space="preserve">9 tests passing (the updated list-format test now reflects the new output).</w:t>
       </w:r>
     </w:p>
-    <w:bookmarkEnd w:id="51"/>
-    <w:bookmarkStart w:id="52" w:name="increment-3-overdue-command"/>
+    <w:bookmarkEnd w:id="54"/>
+    <w:bookmarkStart w:id="55" w:name="increment-3-overdue-command"/>
     <w:p>
       <w:pPr>
         <w:pStyle w:val="Heading3"/>
@@ -10269,8 +10324,8 @@
         <w:t xml:space="preserve"># Expected: future task does not appear</w:t>
       </w:r>
     </w:p>
-    <w:bookmarkEnd w:id="52"/>
-    <w:bookmarkStart w:id="53" w:name="increment-4-final-verification"/>
+    <w:bookmarkEnd w:id="55"/>
+    <w:bookmarkStart w:id="56" w:name="increment-4-final-verification"/>
     <w:p>
       <w:pPr>
         <w:pStyle w:val="Heading3"/>
@@ -10367,9 +10422,9 @@
         </w:pict>
       </w:r>
     </w:p>
-    <w:bookmarkEnd w:id="53"/>
-    <w:bookmarkEnd w:id="54"/>
-    <w:bookmarkStart w:id="55" w:name="debrief-4"/>
+    <w:bookmarkEnd w:id="56"/>
+    <w:bookmarkEnd w:id="57"/>
+    <w:bookmarkStart w:id="58" w:name="debrief-4"/>
     <w:p>
       <w:pPr>
         <w:pStyle w:val="Heading2"/>
@@ -10439,9 +10494,9 @@
         <w:t xml:space="preserve">One change, verified, before the next. This is how you stay in control of a project the AI is building.</w:t>
       </w:r>
     </w:p>
-    <w:bookmarkEnd w:id="55"/>
-    <w:bookmarkEnd w:id="56"/>
-    <w:bookmarkStart w:id="61" w:name="chapter-6-manage-scope"/>
+    <w:bookmarkEnd w:id="58"/>
+    <w:bookmarkEnd w:id="59"/>
+    <w:bookmarkStart w:id="64" w:name="chapter-6-manage-scope"/>
     <w:p>
       <w:pPr>
         <w:pStyle w:val="Heading1"/>
@@ -10537,7 +10592,7 @@
         </w:pict>
       </w:r>
     </w:p>
-    <w:bookmarkStart w:id="57" w:name="the-gold-plating-problem"/>
+    <w:bookmarkStart w:id="60" w:name="the-gold-plating-problem"/>
     <w:p>
       <w:pPr>
         <w:pStyle w:val="Heading2"/>
@@ -10809,8 +10864,8 @@
         </w:pict>
       </w:r>
     </w:p>
-    <w:bookmarkEnd w:id="57"/>
-    <w:bookmarkStart w:id="58" w:name="scope-as-part-of-the-requirement"/>
+    <w:bookmarkEnd w:id="60"/>
+    <w:bookmarkStart w:id="61" w:name="scope-as-part-of-the-requirement"/>
     <w:p>
       <w:pPr>
         <w:pStyle w:val="Heading2"/>
@@ -11121,8 +11176,8 @@
         </w:pict>
       </w:r>
     </w:p>
-    <w:bookmarkEnd w:id="58"/>
-    <w:bookmarkStart w:id="59" w:name="the-success-path-scoped-search"/>
+    <w:bookmarkEnd w:id="61"/>
+    <w:bookmarkStart w:id="62" w:name="the-success-path-scoped-search"/>
     <w:p>
       <w:pPr>
         <w:pStyle w:val="Heading2"/>
@@ -11895,8 +11950,8 @@
         </w:pict>
       </w:r>
     </w:p>
-    <w:bookmarkEnd w:id="59"/>
-    <w:bookmarkStart w:id="60" w:name="debrief-5"/>
+    <w:bookmarkEnd w:id="62"/>
+    <w:bookmarkStart w:id="63" w:name="debrief-5"/>
     <w:p>
       <w:pPr>
         <w:pStyle w:val="Heading2"/>
@@ -11998,9 +12053,9 @@
         <w:t xml:space="preserve">Specify what you are not building. The AI will build it anyway if you don’t.</w:t>
       </w:r>
     </w:p>
-    <w:bookmarkEnd w:id="60"/>
-    <w:bookmarkEnd w:id="61"/>
-    <w:bookmarkStart w:id="66" w:name="chapter-7-document-decisions"/>
+    <w:bookmarkEnd w:id="63"/>
+    <w:bookmarkEnd w:id="64"/>
+    <w:bookmarkStart w:id="69" w:name="chapter-7-document-decisions"/>
     <w:p>
       <w:pPr>
         <w:pStyle w:val="Heading1"/>
@@ -12111,7 +12166,7 @@
         </w:pict>
       </w:r>
     </w:p>
-    <w:bookmarkStart w:id="62" w:name="the-amnesia-problem"/>
+    <w:bookmarkStart w:id="65" w:name="the-amnesia-problem"/>
     <w:p>
       <w:pPr>
         <w:pStyle w:val="Heading2"/>
@@ -12439,8 +12494,8 @@
         </w:pict>
       </w:r>
     </w:p>
-    <w:bookmarkEnd w:id="62"/>
-    <w:bookmarkStart w:id="63" w:name="writing-decisions.md"/>
+    <w:bookmarkEnd w:id="65"/>
+    <w:bookmarkStart w:id="66" w:name="writing-decisions.md"/>
     <w:p>
       <w:pPr>
         <w:pStyle w:val="Heading2"/>
@@ -12932,8 +12987,8 @@
         </w:pict>
       </w:r>
     </w:p>
-    <w:bookmarkEnd w:id="63"/>
-    <w:bookmarkStart w:id="64" w:name="the-success-path-format-with-context"/>
+    <w:bookmarkEnd w:id="66"/>
+    <w:bookmarkStart w:id="67" w:name="the-success-path-format-with-context"/>
     <w:p>
       <w:pPr>
         <w:pStyle w:val="Heading2"/>
@@ -13554,8 +13609,8 @@
         </w:pict>
       </w:r>
     </w:p>
-    <w:bookmarkEnd w:id="64"/>
-    <w:bookmarkStart w:id="65" w:name="debrief-6"/>
+    <w:bookmarkEnd w:id="67"/>
+    <w:bookmarkStart w:id="68" w:name="debrief-6"/>
     <w:p>
       <w:pPr>
         <w:pStyle w:val="Heading2"/>
@@ -13736,9 +13791,9 @@
         <w:t xml:space="preserve">The AI forgets everything when the session ends. decisions.md doesn’t.</w:t>
       </w:r>
     </w:p>
-    <w:bookmarkEnd w:id="65"/>
-    <w:bookmarkEnd w:id="66"/>
-    <w:bookmarkStart w:id="76" w:name="chapter-8-the-agentflow-loop"/>
+    <w:bookmarkEnd w:id="68"/>
+    <w:bookmarkEnd w:id="69"/>
+    <w:bookmarkStart w:id="79" w:name="chapter-8-the-agentflow-loop"/>
     <w:p>
       <w:pPr>
         <w:pStyle w:val="Heading1"/>
@@ -13810,7 +13865,7 @@
         </w:pict>
       </w:r>
     </w:p>
-    <w:bookmarkStart w:id="67" w:name="the-five-stages"/>
+    <w:bookmarkStart w:id="70" w:name="the-five-stages"/>
     <w:p>
       <w:pPr>
         <w:pStyle w:val="Heading2"/>
@@ -13979,8 +14034,8 @@
         </w:pict>
       </w:r>
     </w:p>
-    <w:bookmarkEnd w:id="67"/>
-    <w:bookmarkStart w:id="68" w:name="the-failure-path-skipping-the-loop"/>
+    <w:bookmarkEnd w:id="70"/>
+    <w:bookmarkStart w:id="71" w:name="the-failure-path-skipping-the-loop"/>
     <w:p>
       <w:pPr>
         <w:pStyle w:val="Heading2"/>
@@ -14213,8 +14268,8 @@
         </w:pict>
       </w:r>
     </w:p>
-    <w:bookmarkEnd w:id="68"/>
-    <w:bookmarkStart w:id="74" w:name="running-the-loop-stats"/>
+    <w:bookmarkEnd w:id="71"/>
+    <w:bookmarkStart w:id="77" w:name="running-the-loop-stats"/>
     <w:p>
       <w:pPr>
         <w:pStyle w:val="Heading2"/>
@@ -14231,7 +14286,7 @@
         <w:t xml:space="preserve">Start over. Close the agent session. Now run the loop explicitly.</w:t>
       </w:r>
     </w:p>
-    <w:bookmarkStart w:id="69" w:name="stage-1-start"/>
+    <w:bookmarkStart w:id="72" w:name="stage-1-start"/>
     <w:p>
       <w:pPr>
         <w:pStyle w:val="Heading3"/>
@@ -14496,8 +14551,8 @@
         </w:pict>
       </w:r>
     </w:p>
-    <w:bookmarkEnd w:id="69"/>
-    <w:bookmarkStart w:id="70" w:name="stage-2-implement"/>
+    <w:bookmarkEnd w:id="72"/>
+    <w:bookmarkStart w:id="73" w:name="stage-2-implement"/>
     <w:p>
       <w:pPr>
         <w:pStyle w:val="Heading3"/>
@@ -14810,8 +14865,8 @@
         <w:t xml:space="preserve">The agent completing without clarifying questions. A well-specified requirement should not require agent questions. If it asks something, the answer is in the requirement — point to the relevant line.</w:t>
       </w:r>
     </w:p>
-    <w:bookmarkEnd w:id="70"/>
-    <w:bookmarkStart w:id="71" w:name="stage-3-verify"/>
+    <w:bookmarkEnd w:id="73"/>
+    <w:bookmarkStart w:id="74" w:name="stage-3-verify"/>
     <w:p>
       <w:pPr>
         <w:pStyle w:val="Heading3"/>
@@ -15136,8 +15191,8 @@
         <w:t xml:space="preserve">Both cases matching the requirement exactly. If the overdue count is wrong, check whether the agent used today’s local date (correct) or UTC (which may differ by timezone).</w:t>
       </w:r>
     </w:p>
-    <w:bookmarkEnd w:id="71"/>
-    <w:bookmarkStart w:id="72" w:name="stage-4-review"/>
+    <w:bookmarkEnd w:id="74"/>
+    <w:bookmarkStart w:id="75" w:name="stage-4-review"/>
     <w:p>
       <w:pPr>
         <w:pStyle w:val="Heading3"/>
@@ -15291,8 +15346,8 @@
         <w:t xml:space="preserve">Any code path the agent added that you cannot explain in one sentence. If found, ask the agent to explain it in a follow-up message before moving on.</w:t>
       </w:r>
     </w:p>
-    <w:bookmarkEnd w:id="72"/>
-    <w:bookmarkStart w:id="73" w:name="stage-5-update"/>
+    <w:bookmarkEnd w:id="75"/>
+    <w:bookmarkStart w:id="76" w:name="stage-5-update"/>
     <w:p>
       <w:pPr>
         <w:pStyle w:val="Heading3"/>
@@ -15432,9 +15487,9 @@
         </w:pict>
       </w:r>
     </w:p>
-    <w:bookmarkEnd w:id="73"/>
-    <w:bookmarkEnd w:id="74"/>
-    <w:bookmarkStart w:id="75" w:name="debrief-7"/>
+    <w:bookmarkEnd w:id="76"/>
+    <w:bookmarkEnd w:id="77"/>
+    <w:bookmarkStart w:id="78" w:name="debrief-7"/>
     <w:p>
       <w:pPr>
         <w:pStyle w:val="Heading2"/>
@@ -15504,9 +15559,9 @@
         <w:t xml:space="preserve">The loop does not make you faster. It makes you traceable — which is what lets you go faster for longer.</w:t>
       </w:r>
     </w:p>
-    <w:bookmarkEnd w:id="75"/>
-    <w:bookmarkEnd w:id="76"/>
-    <w:bookmarkStart w:id="83" w:name="chapter-9-skills-and-autonomy-modes"/>
+    <w:bookmarkEnd w:id="78"/>
+    <w:bookmarkEnd w:id="79"/>
+    <w:bookmarkStart w:id="86" w:name="chapter-9-skills-and-autonomy-modes"/>
     <w:p>
       <w:pPr>
         <w:pStyle w:val="Heading1"/>
@@ -15593,7 +15648,7 @@
         </w:pict>
       </w:r>
     </w:p>
-    <w:bookmarkStart w:id="77" w:name="what-a-skill-is"/>
+    <w:bookmarkStart w:id="80" w:name="what-a-skill-is"/>
     <w:p>
       <w:pPr>
         <w:pStyle w:val="Heading2"/>
@@ -15916,8 +15971,8 @@
         </w:pict>
       </w:r>
     </w:p>
-    <w:bookmarkEnd w:id="77"/>
-    <w:bookmarkStart w:id="78" w:name="writing-start-session.md"/>
+    <w:bookmarkEnd w:id="80"/>
+    <w:bookmarkStart w:id="81" w:name="writing-start-session.md"/>
     <w:p>
       <w:pPr>
         <w:pStyle w:val="Heading2"/>
@@ -16044,8 +16099,8 @@
         </w:pict>
       </w:r>
     </w:p>
-    <w:bookmarkEnd w:id="78"/>
-    <w:bookmarkStart w:id="79" w:name="the-failure-path-without-the-skill"/>
+    <w:bookmarkEnd w:id="81"/>
+    <w:bookmarkStart w:id="82" w:name="the-failure-path-without-the-skill"/>
     <w:p>
       <w:pPr>
         <w:pStyle w:val="Heading2"/>
@@ -16371,8 +16426,8 @@
         </w:pict>
       </w:r>
     </w:p>
-    <w:bookmarkEnd w:id="79"/>
-    <w:bookmarkStart w:id="80" w:name="the-success-path-clear-with-the-skill"/>
+    <w:bookmarkEnd w:id="82"/>
+    <w:bookmarkStart w:id="83" w:name="the-success-path-clear-with-the-skill"/>
     <w:p>
       <w:pPr>
         <w:pStyle w:val="Heading2"/>
@@ -17130,8 +17185,8 @@
         </w:pict>
       </w:r>
     </w:p>
-    <w:bookmarkEnd w:id="80"/>
-    <w:bookmarkStart w:id="81" w:name="autonomy-modes"/>
+    <w:bookmarkEnd w:id="83"/>
+    <w:bookmarkStart w:id="84" w:name="autonomy-modes"/>
     <w:p>
       <w:pPr>
         <w:pStyle w:val="Heading2"/>
@@ -17232,8 +17287,8 @@
         </w:pict>
       </w:r>
     </w:p>
-    <w:bookmarkEnd w:id="81"/>
-    <w:bookmarkStart w:id="82" w:name="debrief-8"/>
+    <w:bookmarkEnd w:id="84"/>
+    <w:bookmarkStart w:id="85" w:name="debrief-8"/>
     <w:p>
       <w:pPr>
         <w:pStyle w:val="Heading2"/>
@@ -17307,9 +17362,9 @@
         <w:t xml:space="preserve">A skill is a discipline made repeatable. Write it once; apply it every session.</w:t>
       </w:r>
     </w:p>
-    <w:bookmarkEnd w:id="82"/>
-    <w:bookmarkEnd w:id="83"/>
-    <w:bookmarkStart w:id="89" w:name="chapter-10-context-files-and-handoffs"/>
+    <w:bookmarkEnd w:id="85"/>
+    <w:bookmarkEnd w:id="86"/>
+    <w:bookmarkStart w:id="92" w:name="chapter-10-context-files-and-handoffs"/>
     <w:p>
       <w:pPr>
         <w:pStyle w:val="Heading1"/>
@@ -17433,7 +17488,7 @@
         </w:pict>
       </w:r>
     </w:p>
-    <w:bookmarkStart w:id="84" w:name="what-context.md-is-and-is-not"/>
+    <w:bookmarkStart w:id="87" w:name="what-context.md-is-and-is-not"/>
     <w:p>
       <w:pPr>
         <w:pStyle w:val="Heading2"/>
@@ -17580,8 +17635,8 @@
         </w:pict>
       </w:r>
     </w:p>
-    <w:bookmarkEnd w:id="84"/>
-    <w:bookmarkStart w:id="85" w:name="writing-context.md"/>
+    <w:bookmarkEnd w:id="87"/>
+    <w:bookmarkStart w:id="88" w:name="writing-context.md"/>
     <w:p>
       <w:pPr>
         <w:pStyle w:val="Heading2"/>
@@ -18020,8 +18075,8 @@
         </w:pict>
       </w:r>
     </w:p>
-    <w:bookmarkEnd w:id="85"/>
-    <w:bookmarkStart w:id="86" w:name="the-failure-path-thin-context.md"/>
+    <w:bookmarkEnd w:id="88"/>
+    <w:bookmarkStart w:id="89" w:name="the-failure-path-thin-context.md"/>
     <w:p>
       <w:pPr>
         <w:pStyle w:val="Heading2"/>
@@ -18171,8 +18226,8 @@
         </w:pict>
       </w:r>
     </w:p>
-    <w:bookmarkEnd w:id="86"/>
-    <w:bookmarkStart w:id="87" w:name="the-handoff-test-full-context.md"/>
+    <w:bookmarkEnd w:id="89"/>
+    <w:bookmarkStart w:id="90" w:name="the-handoff-test-full-context.md"/>
     <w:p>
       <w:pPr>
         <w:pStyle w:val="Heading2"/>
@@ -18411,8 +18466,8 @@
         </w:pict>
       </w:r>
     </w:p>
-    <w:bookmarkEnd w:id="87"/>
-    <w:bookmarkStart w:id="88" w:name="debrief-9"/>
+    <w:bookmarkEnd w:id="90"/>
+    <w:bookmarkStart w:id="91" w:name="debrief-9"/>
     <w:p>
       <w:pPr>
         <w:pStyle w:val="Heading2"/>
@@ -18482,9 +18537,9 @@
         <w:t xml:space="preserve">A complete context file means the next session — whoever runs it — starts with everything they need.</w:t>
       </w:r>
     </w:p>
-    <w:bookmarkEnd w:id="88"/>
-    <w:bookmarkEnd w:id="89"/>
-    <w:bookmarkStart w:id="95" w:name="chapter-11-multi-agent-coordination"/>
+    <w:bookmarkEnd w:id="91"/>
+    <w:bookmarkEnd w:id="92"/>
+    <w:bookmarkStart w:id="98" w:name="chapter-11-multi-agent-coordination"/>
     <w:p>
       <w:pPr>
         <w:pStyle w:val="Heading1"/>
@@ -18553,7 +18608,7 @@
         </w:pict>
       </w:r>
     </w:p>
-    <w:bookmarkStart w:id="90" w:name="when-parallelism-is-safe"/>
+    <w:bookmarkStart w:id="93" w:name="when-parallelism-is-safe"/>
     <w:p>
       <w:pPr>
         <w:pStyle w:val="Heading2"/>
@@ -18725,8 +18780,8 @@
         </w:pict>
       </w:r>
     </w:p>
-    <w:bookmarkEnd w:id="90"/>
-    <w:bookmarkStart w:id="91" w:name="X86f1ff8897765e7547757885b810da800ac0a29"/>
+    <w:bookmarkEnd w:id="93"/>
+    <w:bookmarkStart w:id="94" w:name="X86f1ff8897765e7547757885b810da800ac0a29"/>
     <w:p>
       <w:pPr>
         <w:pStyle w:val="Heading2"/>
@@ -18970,8 +19025,8 @@
         </w:pict>
       </w:r>
     </w:p>
-    <w:bookmarkEnd w:id="91"/>
-    <w:bookmarkStart w:id="92" w:name="the-success-path-scoped-parallel-agents"/>
+    <w:bookmarkEnd w:id="94"/>
+    <w:bookmarkStart w:id="95" w:name="the-success-path-scoped-parallel-agents"/>
     <w:p>
       <w:pPr>
         <w:pStyle w:val="Heading2"/>
@@ -19769,8 +19824,8 @@
         </w:pict>
       </w:r>
     </w:p>
-    <w:bookmarkEnd w:id="92"/>
-    <w:bookmarkStart w:id="93" w:name="the-merge-review"/>
+    <w:bookmarkEnd w:id="95"/>
+    <w:bookmarkStart w:id="96" w:name="the-merge-review"/>
     <w:p>
       <w:pPr>
         <w:pStyle w:val="Heading2"/>
@@ -20003,8 +20058,8 @@
         </w:pict>
       </w:r>
     </w:p>
-    <w:bookmarkEnd w:id="93"/>
-    <w:bookmarkStart w:id="94" w:name="debrief-10"/>
+    <w:bookmarkEnd w:id="96"/>
+    <w:bookmarkStart w:id="97" w:name="debrief-10"/>
     <w:p>
       <w:pPr>
         <w:pStyle w:val="Heading2"/>
@@ -20066,9 +20121,9 @@
         <w:t xml:space="preserve">Parallelism is a throughput multiplier, not a coordination shortcut. The discipline still runs once per agent.</w:t>
       </w:r>
     </w:p>
-    <w:bookmarkEnd w:id="94"/>
-    <w:bookmarkEnd w:id="95"/>
-    <w:bookmarkStart w:id="104" w:name="chapter-12-the-sprint-cadence"/>
+    <w:bookmarkEnd w:id="97"/>
+    <w:bookmarkEnd w:id="98"/>
+    <w:bookmarkStart w:id="107" w:name="chapter-12-the-sprint-cadence"/>
     <w:p>
       <w:pPr>
         <w:pStyle w:val="Heading1"/>
@@ -20134,7 +20189,7 @@
         </w:pict>
       </w:r>
     </w:p>
-    <w:bookmarkStart w:id="96" w:name="what-sprint-planning-produces"/>
+    <w:bookmarkStart w:id="99" w:name="what-sprint-planning-produces"/>
     <w:p>
       <w:pPr>
         <w:pStyle w:val="Heading2"/>
@@ -20387,8 +20442,8 @@
         </w:pict>
       </w:r>
     </w:p>
-    <w:bookmarkEnd w:id="96"/>
-    <w:bookmarkStart w:id="97" w:name="the-failure-path-no-plan"/>
+    <w:bookmarkEnd w:id="99"/>
+    <w:bookmarkStart w:id="100" w:name="the-failure-path-no-plan"/>
     <w:p>
       <w:pPr>
         <w:pStyle w:val="Heading2"/>
@@ -20701,8 +20756,8 @@
         </w:pict>
       </w:r>
     </w:p>
-    <w:bookmarkEnd w:id="97"/>
-    <w:bookmarkStart w:id="98" w:name="writing-the-sprint-plan"/>
+    <w:bookmarkEnd w:id="100"/>
+    <w:bookmarkStart w:id="101" w:name="writing-the-sprint-plan"/>
     <w:p>
       <w:pPr>
         <w:pStyle w:val="Heading2"/>
@@ -21266,8 +21321,8 @@
         </w:pict>
       </w:r>
     </w:p>
-    <w:bookmarkEnd w:id="98"/>
-    <w:bookmarkStart w:id="101" w:name="executing-the-sprint"/>
+    <w:bookmarkEnd w:id="101"/>
+    <w:bookmarkStart w:id="104" w:name="executing-the-sprint"/>
     <w:p>
       <w:pPr>
         <w:pStyle w:val="Heading2"/>
@@ -21276,7 +21331,7 @@
         <w:t xml:space="preserve">Executing the Sprint</w:t>
       </w:r>
     </w:p>
-    <w:bookmarkStart w:id="99" w:name="session-1-format-csv-agent-a"/>
+    <w:bookmarkStart w:id="102" w:name="session-1-format-csv-agent-a"/>
     <w:p>
       <w:pPr>
         <w:pStyle w:val="Heading3"/>
@@ -21679,8 +21734,8 @@
         <w:t xml:space="preserve"># 2,Fix bug,false,high,2026-04-01</w:t>
       </w:r>
     </w:p>
-    <w:bookmarkEnd w:id="99"/>
-    <w:bookmarkStart w:id="100" w:name="session-2-export-command-agent-b"/>
+    <w:bookmarkEnd w:id="102"/>
+    <w:bookmarkStart w:id="103" w:name="session-2-export-command-agent-b"/>
     <w:p>
       <w:pPr>
         <w:pStyle w:val="Heading3"/>
@@ -22060,9 +22115,9 @@
         </w:pict>
       </w:r>
     </w:p>
-    <w:bookmarkEnd w:id="100"/>
-    <w:bookmarkEnd w:id="101"/>
-    <w:bookmarkStart w:id="102" w:name="sprint-review"/>
+    <w:bookmarkEnd w:id="103"/>
+    <w:bookmarkEnd w:id="104"/>
+    <w:bookmarkStart w:id="105" w:name="sprint-review"/>
     <w:p>
       <w:pPr>
         <w:pStyle w:val="Heading2"/>
@@ -22246,8 +22301,8 @@
         </w:pict>
       </w:r>
     </w:p>
-    <w:bookmarkEnd w:id="102"/>
-    <w:bookmarkStart w:id="103" w:name="debrief-11"/>
+    <w:bookmarkEnd w:id="105"/>
+    <w:bookmarkStart w:id="106" w:name="debrief-11"/>
     <w:p>
       <w:pPr>
         <w:pStyle w:val="Heading2"/>
@@ -22317,9 +22372,9 @@
         <w:t xml:space="preserve">A sprint is the unit of coherence. Plan before you execute. Review before you close.</w:t>
       </w:r>
     </w:p>
-    <w:bookmarkEnd w:id="103"/>
-    <w:bookmarkEnd w:id="104"/>
-    <w:bookmarkStart w:id="115" w:name="chapter-13-autonomy-at-scale"/>
+    <w:bookmarkEnd w:id="106"/>
+    <w:bookmarkEnd w:id="107"/>
+    <w:bookmarkStart w:id="118" w:name="chapter-13-autonomy-at-scale"/>
     <w:p>
       <w:pPr>
         <w:pStyle w:val="Heading1"/>
@@ -22425,7 +22480,7 @@
         </w:pict>
       </w:r>
     </w:p>
-    <w:bookmarkStart w:id="105" w:name="the-calibration-heuristic"/>
+    <w:bookmarkStart w:id="108" w:name="the-calibration-heuristic"/>
     <w:p>
       <w:pPr>
         <w:pStyle w:val="Heading2"/>
@@ -22709,8 +22764,8 @@
         </w:pict>
       </w:r>
     </w:p>
-    <w:bookmarkEnd w:id="105"/>
-    <w:bookmarkStart w:id="106" w:name="mode-2-in-practice-done-filter"/>
+    <w:bookmarkEnd w:id="108"/>
+    <w:bookmarkStart w:id="109" w:name="mode-2-in-practice-done-filter"/>
     <w:p>
       <w:pPr>
         <w:pStyle w:val="Heading2"/>
@@ -23174,8 +23229,8 @@
         </w:pict>
       </w:r>
     </w:p>
-    <w:bookmarkEnd w:id="106"/>
-    <w:bookmarkStart w:id="112" w:name="mode-1-in-practice-tag-field"/>
+    <w:bookmarkEnd w:id="109"/>
+    <w:bookmarkStart w:id="115" w:name="mode-1-in-practice-tag-field"/>
     <w:p>
       <w:pPr>
         <w:pStyle w:val="Heading2"/>
@@ -23307,7 +23362,7 @@
         <w:t xml:space="preserve">: Mode 1. Human present at every stage. Review the schema change before proceeding.</w:t>
       </w:r>
     </w:p>
-    <w:bookmarkStart w:id="107" w:name="stage-1-start-and-requirement"/>
+    <w:bookmarkStart w:id="110" w:name="stage-1-start-and-requirement"/>
     <w:p>
       <w:pPr>
         <w:pStyle w:val="Heading3"/>
@@ -23599,8 +23654,8 @@
         </w:pict>
       </w:r>
     </w:p>
-    <w:bookmarkEnd w:id="107"/>
-    <w:bookmarkStart w:id="108" w:name="stage-2-implement-1"/>
+    <w:bookmarkEnd w:id="110"/>
+    <w:bookmarkStart w:id="111" w:name="stage-2-implement-1"/>
     <w:p>
       <w:pPr>
         <w:pStyle w:val="Heading3"/>
@@ -23840,8 +23895,8 @@
         <w:t xml:space="preserve">“Everything looks good — please run the test suite now.”</w:t>
       </w:r>
     </w:p>
-    <w:bookmarkEnd w:id="108"/>
-    <w:bookmarkStart w:id="109" w:name="stage-3-verify-1"/>
+    <w:bookmarkEnd w:id="111"/>
+    <w:bookmarkStart w:id="112" w:name="stage-3-verify-1"/>
     <w:p>
       <w:pPr>
         <w:pStyle w:val="Heading3"/>
@@ -23952,8 +24007,8 @@
         <w:t xml:space="preserve"># Expected: the task displays without any tag — no error, no "[tag: null]"</w:t>
       </w:r>
     </w:p>
-    <w:bookmarkEnd w:id="109"/>
-    <w:bookmarkStart w:id="110" w:name="stage-4-review-1"/>
+    <w:bookmarkEnd w:id="112"/>
+    <w:bookmarkStart w:id="113" w:name="stage-4-review-1"/>
     <w:p>
       <w:pPr>
         <w:pStyle w:val="Heading3"/>
@@ -24015,8 +24070,8 @@
         <w:t xml:space="preserve">in the output? Is the display consistent with the requirement’s examples?</w:t>
       </w:r>
     </w:p>
-    <w:bookmarkEnd w:id="110"/>
-    <w:bookmarkStart w:id="111" w:name="stage-5-update-1"/>
+    <w:bookmarkEnd w:id="113"/>
+    <w:bookmarkStart w:id="114" w:name="stage-5-update-1"/>
     <w:p>
       <w:pPr>
         <w:pStyle w:val="Heading3"/>
@@ -24155,9 +24210,9 @@
         </w:pict>
       </w:r>
     </w:p>
-    <w:bookmarkEnd w:id="111"/>
-    <w:bookmarkEnd w:id="112"/>
-    <w:bookmarkStart w:id="113" w:name="mode-3-when-and-why"/>
+    <w:bookmarkEnd w:id="114"/>
+    <w:bookmarkEnd w:id="115"/>
+    <w:bookmarkStart w:id="116" w:name="mode-3-when-and-why"/>
     <w:p>
       <w:pPr>
         <w:pStyle w:val="Heading2"/>
@@ -24379,8 +24434,8 @@
         </w:pict>
       </w:r>
     </w:p>
-    <w:bookmarkEnd w:id="113"/>
-    <w:bookmarkStart w:id="114" w:name="debrief-12"/>
+    <w:bookmarkEnd w:id="116"/>
+    <w:bookmarkStart w:id="117" w:name="debrief-12"/>
     <w:p>
       <w:pPr>
         <w:pStyle w:val="Heading2"/>
@@ -24474,9 +24529,9 @@
         <w:t xml:space="preserve">Autonomy is calibrated, not maximized. The right mode is the one that matches the task’s risk to your safety net’s coverage.</w:t>
       </w:r>
     </w:p>
-    <w:bookmarkEnd w:id="114"/>
-    <w:bookmarkEnd w:id="115"/>
-    <w:bookmarkStart w:id="129" w:name="chapter-14-putting-it-all-together"/>
+    <w:bookmarkEnd w:id="117"/>
+    <w:bookmarkEnd w:id="118"/>
+    <w:bookmarkStart w:id="132" w:name="chapter-14-putting-it-all-together"/>
     <w:p>
       <w:pPr>
         <w:pStyle w:val="Heading1"/>
@@ -24691,7 +24746,7 @@
         </w:pict>
       </w:r>
     </w:p>
-    <w:bookmarkStart w:id="116" w:name="choosing-your-next-feature"/>
+    <w:bookmarkStart w:id="119" w:name="choosing-your-next-feature"/>
     <w:p>
       <w:pPr>
         <w:pStyle w:val="Heading2"/>
@@ -24924,8 +24979,8 @@
         </w:pict>
       </w:r>
     </w:p>
-    <w:bookmarkEnd w:id="116"/>
-    <w:bookmarkStart w:id="125" w:name="running-the-full-session"/>
+    <w:bookmarkEnd w:id="119"/>
+    <w:bookmarkStart w:id="128" w:name="running-the-full-session"/>
     <w:p>
       <w:pPr>
         <w:pStyle w:val="Heading2"/>
@@ -24942,7 +24997,7 @@
         <w:t xml:space="preserve">This is a checklist, not a tutorial. You have done every step before. The point of this chapter is to do them all in sequence, consciously, as one system.</w:t>
       </w:r>
     </w:p>
-    <w:bookmarkStart w:id="117" w:name="step-1-write-the-sprint-plan"/>
+    <w:bookmarkStart w:id="120" w:name="step-1-write-the-sprint-plan"/>
     <w:p>
       <w:pPr>
         <w:pStyle w:val="Heading3"/>
@@ -25021,8 +25076,8 @@
         <w:t xml:space="preserve">Reference: Chapter 12.</w:t>
       </w:r>
     </w:p>
-    <w:bookmarkEnd w:id="117"/>
-    <w:bookmarkStart w:id="118" w:name="step-2-calibrate-the-autonomy-mode"/>
+    <w:bookmarkEnd w:id="120"/>
+    <w:bookmarkStart w:id="121" w:name="step-2-calibrate-the-autonomy-mode"/>
     <w:p>
       <w:pPr>
         <w:pStyle w:val="Heading3"/>
@@ -25073,8 +25128,8 @@
         <w:t xml:space="preserve">Reference: Chapter 13.</w:t>
       </w:r>
     </w:p>
-    <w:bookmarkEnd w:id="118"/>
-    <w:bookmarkStart w:id="119" w:name="step-3-write-the-requirement"/>
+    <w:bookmarkEnd w:id="121"/>
+    <w:bookmarkStart w:id="122" w:name="step-3-write-the-requirement"/>
     <w:p>
       <w:pPr>
         <w:pStyle w:val="Heading3"/>
@@ -25135,8 +25190,8 @@
         <w:t xml:space="preserve">Reference: Chapter 2.</w:t>
       </w:r>
     </w:p>
-    <w:bookmarkEnd w:id="119"/>
-    <w:bookmarkStart w:id="120" w:name="step-4-invoke-start-session.md"/>
+    <w:bookmarkEnd w:id="122"/>
+    <w:bookmarkStart w:id="123" w:name="step-4-invoke-start-session.md"/>
     <w:p>
       <w:pPr>
         <w:pStyle w:val="Heading3"/>
@@ -25192,8 +25247,8 @@
         <w:t xml:space="preserve">so the agent knows whether to pause.</w:t>
       </w:r>
     </w:p>
-    <w:bookmarkEnd w:id="120"/>
-    <w:bookmarkStart w:id="121" w:name="step-5-implement-and-verify"/>
+    <w:bookmarkEnd w:id="123"/>
+    <w:bookmarkStart w:id="124" w:name="step-5-implement-and-verify"/>
     <w:p>
       <w:pPr>
         <w:pStyle w:val="Heading3"/>
@@ -25251,8 +25306,8 @@
         <w:t xml:space="preserve">All existing tests still passing, plus the new test you specified. If tests fail, issue a targeted correction identifying the specific failing test and the expected behavior.</w:t>
       </w:r>
     </w:p>
-    <w:bookmarkEnd w:id="121"/>
-    <w:bookmarkStart w:id="122" w:name="step-6-review-the-diff"/>
+    <w:bookmarkEnd w:id="124"/>
+    <w:bookmarkStart w:id="125" w:name="step-6-review-the-diff"/>
     <w:p>
       <w:pPr>
         <w:pStyle w:val="Heading3"/>
@@ -25322,8 +25377,8 @@
         <w:t xml:space="preserve">If yes to any, issue a targeted correction before moving on.</w:t>
       </w:r>
     </w:p>
-    <w:bookmarkEnd w:id="122"/>
-    <w:bookmarkStart w:id="123" w:name="step-7-update-artifacts"/>
+    <w:bookmarkEnd w:id="125"/>
+    <w:bookmarkStart w:id="126" w:name="step-7-update-artifacts"/>
     <w:p>
       <w:pPr>
         <w:pStyle w:val="Heading3"/>
@@ -25348,8 +25403,8 @@
         <w:t xml:space="preserve">Close the agent session.</w:t>
       </w:r>
     </w:p>
-    <w:bookmarkEnd w:id="123"/>
-    <w:bookmarkStart w:id="124" w:name="step-8-verify-the-handoff"/>
+    <w:bookmarkEnd w:id="126"/>
+    <w:bookmarkStart w:id="127" w:name="step-8-verify-the-handoff"/>
     <w:p>
       <w:pPr>
         <w:pStyle w:val="Heading3"/>
@@ -25373,9 +25428,9 @@
         </w:pict>
       </w:r>
     </w:p>
-    <w:bookmarkEnd w:id="124"/>
-    <w:bookmarkEnd w:id="125"/>
-    <w:bookmarkStart w:id="126" w:name="what-you-now-have"/>
+    <w:bookmarkEnd w:id="127"/>
+    <w:bookmarkEnd w:id="128"/>
+    <w:bookmarkStart w:id="129" w:name="what-you-now-have"/>
     <w:p>
       <w:pPr>
         <w:pStyle w:val="Heading2"/>
@@ -25606,8 +25661,8 @@
         </w:pict>
       </w:r>
     </w:p>
-    <w:bookmarkEnd w:id="126"/>
-    <w:bookmarkStart w:id="127" w:name="the-closing-argument"/>
+    <w:bookmarkEnd w:id="129"/>
+    <w:bookmarkStart w:id="130" w:name="the-closing-argument"/>
     <w:p>
       <w:pPr>
         <w:pStyle w:val="Heading2"/>
@@ -25673,8 +25728,8 @@
         </w:pict>
       </w:r>
     </w:p>
-    <w:bookmarkEnd w:id="127"/>
-    <w:bookmarkStart w:id="128" w:name="what-comes-next"/>
+    <w:bookmarkEnd w:id="130"/>
+    <w:bookmarkStart w:id="131" w:name="what-comes-next"/>
     <w:p>
       <w:pPr>
         <w:pStyle w:val="Heading2"/>
@@ -25726,9 +25781,9 @@
         <w:t xml:space="preserve">The discipline did not change. The medium did.</w:t>
       </w:r>
     </w:p>
-    <w:bookmarkEnd w:id="128"/>
-    <w:bookmarkEnd w:id="129"/>
-    <w:bookmarkStart w:id="137" w:name="conclusion"/>
+    <w:bookmarkEnd w:id="131"/>
+    <w:bookmarkEnd w:id="132"/>
+    <w:bookmarkStart w:id="140" w:name="conclusion"/>
     <w:p>
       <w:pPr>
         <w:pStyle w:val="Heading1"/>
@@ -25776,7 +25831,7 @@
         </w:pict>
       </w:r>
     </w:p>
-    <w:bookmarkStart w:id="130" w:name="what-you-can-do-now"/>
+    <w:bookmarkStart w:id="133" w:name="what-you-can-do-now"/>
     <w:p>
       <w:pPr>
         <w:pStyle w:val="Heading2"/>
@@ -25976,8 +26031,8 @@
         </w:pict>
       </w:r>
     </w:p>
-    <w:bookmarkEnd w:id="130"/>
-    <w:bookmarkStart w:id="131" w:name="the-disciplines-restated"/>
+    <w:bookmarkEnd w:id="133"/>
+    <w:bookmarkStart w:id="134" w:name="the-disciplines-restated"/>
     <w:p>
       <w:pPr>
         <w:pStyle w:val="Heading2"/>
@@ -26035,8 +26090,8 @@
         </w:pict>
       </w:r>
     </w:p>
-    <w:bookmarkEnd w:id="131"/>
-    <w:bookmarkStart w:id="132" w:name="agentflow-beyond-this-book"/>
+    <w:bookmarkEnd w:id="134"/>
+    <w:bookmarkStart w:id="135" w:name="agentflow-beyond-this-book"/>
     <w:p>
       <w:pPr>
         <w:pStyle w:val="Heading2"/>
@@ -26132,8 +26187,8 @@
         </w:pict>
       </w:r>
     </w:p>
-    <w:bookmarkEnd w:id="132"/>
-    <w:bookmarkStart w:id="133" w:name="what-this-book-does-not-cover"/>
+    <w:bookmarkEnd w:id="135"/>
+    <w:bookmarkStart w:id="136" w:name="what-this-book-does-not-cover"/>
     <w:p>
       <w:pPr>
         <w:pStyle w:val="Heading2"/>
@@ -26237,8 +26292,8 @@
         </w:pict>
       </w:r>
     </w:p>
-    <w:bookmarkEnd w:id="133"/>
-    <w:bookmarkStart w:id="134" w:name="the-tools-will-change"/>
+    <w:bookmarkEnd w:id="136"/>
+    <w:bookmarkStart w:id="137" w:name="the-tools-will-change"/>
     <w:p>
       <w:pPr>
         <w:pStyle w:val="Heading2"/>
@@ -26286,8 +26341,8 @@
         </w:pict>
       </w:r>
     </w:p>
-    <w:bookmarkEnd w:id="134"/>
-    <w:bookmarkStart w:id="135" w:name="adapt-the-system-do-not-adopt-it-blindly"/>
+    <w:bookmarkEnd w:id="137"/>
+    <w:bookmarkStart w:id="138" w:name="adapt-the-system-do-not-adopt-it-blindly"/>
     <w:p>
       <w:pPr>
         <w:pStyle w:val="Heading2"/>
@@ -26335,8 +26390,8 @@
         </w:pict>
       </w:r>
     </w:p>
-    <w:bookmarkEnd w:id="135"/>
-    <w:bookmarkStart w:id="136" w:name="what-comes-next-1"/>
+    <w:bookmarkEnd w:id="138"/>
+    <w:bookmarkStart w:id="139" w:name="what-comes-next-1"/>
     <w:p>
       <w:pPr>
         <w:pStyle w:val="Heading2"/>
@@ -26396,8 +26451,8 @@
         <w:t xml:space="preserve">The AI increased execution speed. You increased the quality of what gets executed. That is the whole game.</w:t>
       </w:r>
     </w:p>
-    <w:bookmarkEnd w:id="136"/>
-    <w:bookmarkEnd w:id="137"/>
+    <w:bookmarkEnd w:id="139"/>
+    <w:bookmarkEnd w:id="140"/>
     <w:sectPr>
       <w:footnotePr>
         <w:numRestart w:val="eachSect"/>

--- a/chapters/AgentFlow.docx
+++ b/chapters/AgentFlow.docx
@@ -18539,13 +18539,25 @@
     </w:p>
     <w:bookmarkEnd w:id="91"/>
     <w:bookmarkEnd w:id="92"/>
-    <w:bookmarkStart w:id="98" w:name="chapter-11-multi-agent-coordination"/>
+    <w:bookmarkStart w:id="105" w:name="Xcb20924100fb0d91778eaae24cb4f362dd22da8"/>
     <w:p>
       <w:pPr>
         <w:pStyle w:val="Heading1"/>
       </w:pPr>
       <w:r>
-        <w:t xml:space="preserve">Chapter 11: Multi-Agent Coordination</w:t>
+        <w:t xml:space="preserve">Chapter: When Credits Run Out — Resilience and Tool Portability</w:t>
+      </w:r>
+    </w:p>
+    <w:p>
+      <w:pPr>
+        <w:pStyle w:val="BlockText"/>
+      </w:pPr>
+      <w:r>
+        <w:rPr>
+          <w:i/>
+          <w:iCs/>
+        </w:rPr>
+        <w:t xml:space="preserve">Note for continuity pass: insert as Ch 11, renumber current Ch 11–14 → Ch 12–15.</w:t>
       </w:r>
     </w:p>
     <w:p>
@@ -18553,52 +18565,31 @@
         <w:pStyle w:val="FirstParagraph"/>
       </w:pPr>
       <w:r>
-        <w:t xml:space="preserve">Until now you have used Antigravity’s Editor View — one agent session at a time, in a sidebar next to your code. That is the right default. It keeps the loop tight and the context manageable.</w:t>
-      </w:r>
-    </w:p>
-    <w:p>
-      <w:pPr>
-        <w:pStyle w:val="BodyText"/>
-      </w:pPr>
-      <w:r>
-        <w:t xml:space="preserve">Antigravity also has a Manager View. It is a canvas where multiple agent sessions run simultaneously, each visible as a card. You have not used it yet because you did not need to. After ten chapters, the task manager is feature-complete and you have a mature context file. Now the conditions are right.</w:t>
-      </w:r>
-    </w:p>
-    <w:p>
-      <w:pPr>
-        <w:pStyle w:val="BodyText"/>
-      </w:pPr>
-      <w:r>
-        <w:t xml:space="preserve">To switch to Manager View: look for the grid icon in the upper right of the Antigravity interface, next to the agent sidebar icon. Click it. The canvas opens. Each agent you create appears as a card with its own conversation and terminal access.</w:t>
-      </w:r>
-    </w:p>
-    <w:p>
-      <w:pPr>
-        <w:pStyle w:val="BodyText"/>
-      </w:pPr>
-      <w:r>
-        <w:t xml:space="preserve">Manager View is useful for exactly one situation:</w:t>
-      </w:r>
-      <w:r>
-        <w:t xml:space="preserve"> </w:t>
-      </w:r>
-      <w:r>
-        <w:rPr>
-          <w:b/>
-          <w:bCs/>
-        </w:rPr>
-        <w:t xml:space="preserve">genuinely independent work</w:t>
-      </w:r>
-      <w:r>
-        <w:t xml:space="preserve">. If Agent A and Agent B have no overlapping file writes, they can run in parallel without coordinating. Agent A’s session does not know what Agent B is doing — which means they cannot negotiate, they cannot wait for each other, and they cannot merge their own changes. That is the human’s job.</w:t>
-      </w:r>
-    </w:p>
-    <w:p>
-      <w:pPr>
-        <w:pStyle w:val="BodyText"/>
-      </w:pPr>
-      <w:r>
-        <w:t xml:space="preserve">The discipline from Chapter 6 (explicit scope) is what makes parallelism safe. Without it, two agents working on the same project without shared context about who owns which file will produce conflicts — not immediately visible, but present in the merged result.</w:t>
+        <w:t xml:space="preserve">You are halfway through implementing a feature. The agent is mid-run, editing files, running tests. Then: rate limit. Or the browser crashes. Or you realize you burned through this month’s Antigravity credits faster than expected, and the next 24 hours are going to be slow.</w:t>
+      </w:r>
+    </w:p>
+    <w:p>
+      <w:pPr>
+        <w:pStyle w:val="BodyText"/>
+      </w:pPr>
+      <w:r>
+        <w:t xml:space="preserve">In a normal AI-assisted workflow, this is where you lose momentum — sometimes the thread entirely. You wait for the limit to reset, or you open a new session and spend the first fifteen minutes reconstructing context that existed perfectly well before the interruption. You paste fragments from memory. You re-explain decisions you made two weeks ago. Sometimes you just start fresh and accept the cost.</w:t>
+      </w:r>
+    </w:p>
+    <w:p>
+      <w:pPr>
+        <w:pStyle w:val="BodyText"/>
+      </w:pPr>
+      <w:r>
+        <w:t xml:space="preserve">In an AgentFlow workflow, this is a five-minute problem. You open a different tool, paste two files, run the handoff test, and continue. The agent changes. The project state does not.</w:t>
+      </w:r>
+    </w:p>
+    <w:p>
+      <w:pPr>
+        <w:pStyle w:val="BodyText"/>
+      </w:pPr>
+      <w:r>
+        <w:t xml:space="preserve">This chapter is about why that works, what the tool landscape actually looks like at different price points, and how to structure your workflow so that no single tool’s credit limit, rate cap, or outage can stop you.</w:t>
       </w:r>
     </w:p>
     <w:p>
@@ -18608,13 +18599,13 @@
         </w:pict>
       </w:r>
     </w:p>
-    <w:bookmarkStart w:id="93" w:name="when-parallelism-is-safe"/>
+    <w:bookmarkStart w:id="93" w:name="the-hidden-assumption"/>
     <w:p>
       <w:pPr>
         <w:pStyle w:val="Heading2"/>
       </w:pPr>
       <w:r>
-        <w:t xml:space="preserve">When Parallelism Is Safe</w:t>
+        <w:t xml:space="preserve">The Hidden Assumption</w:t>
       </w:r>
     </w:p>
     <w:p>
@@ -18622,7 +18613,68 @@
         <w:pStyle w:val="FirstParagraph"/>
       </w:pPr>
       <w:r>
-        <w:t xml:space="preserve">The safety rule for multi-agent work is a single constraint:</w:t>
+        <w:t xml:space="preserve">Most developers who use AI coding tools make one assumption implicitly: this tool is the tool. The session history, the in-context understanding, the workflow — it all lives in one place. When that place becomes unavailable, the work stops.</w:t>
+      </w:r>
+    </w:p>
+    <w:p>
+      <w:pPr>
+        <w:pStyle w:val="BodyText"/>
+      </w:pPr>
+      <w:r>
+        <w:t xml:space="preserve">AgentFlow challenges that assumption at the architectural level. Everything the AI needs to continue your work is in files:</w:t>
+      </w:r>
+      <w:r>
+        <w:t xml:space="preserve"> </w:t>
+      </w:r>
+      <w:r>
+        <w:rPr>
+          <w:rStyle w:val="VerbatimChar"/>
+        </w:rPr>
+        <w:t xml:space="preserve">context.md</w:t>
+      </w:r>
+      <w:r>
+        <w:t xml:space="preserve"> </w:t>
+      </w:r>
+      <w:r>
+        <w:t xml:space="preserve">holds the project state.</w:t>
+      </w:r>
+      <w:r>
+        <w:t xml:space="preserve"> </w:t>
+      </w:r>
+      <w:r>
+        <w:rPr>
+          <w:rStyle w:val="VerbatimChar"/>
+        </w:rPr>
+        <w:t xml:space="preserve">decisions.md</w:t>
+      </w:r>
+      <w:r>
+        <w:t xml:space="preserve"> </w:t>
+      </w:r>
+      <w:r>
+        <w:t xml:space="preserve">holds the constraints.</w:t>
+      </w:r>
+      <w:r>
+        <w:t xml:space="preserve"> </w:t>
+      </w:r>
+      <w:r>
+        <w:rPr>
+          <w:rStyle w:val="VerbatimChar"/>
+        </w:rPr>
+        <w:t xml:space="preserve">sprint-plan.md</w:t>
+      </w:r>
+      <w:r>
+        <w:t xml:space="preserve"> </w:t>
+      </w:r>
+      <w:r>
+        <w:t xml:space="preserve">holds the scope. Skill files hold your working conventions. These are plain markdown files in your repository. They are not inside any AI tool. They belong to you.</w:t>
+      </w:r>
+    </w:p>
+    <w:p>
+      <w:pPr>
+        <w:pStyle w:val="BodyText"/>
+      </w:pPr>
+      <w:r>
+        <w:t xml:space="preserve">This means the AI session is interchangeable. Any agent that can read these files and understand markdown can pick up where the last one left off. The agent is an executor, not a memory. The memory is in the files.</w:t>
       </w:r>
     </w:p>
     <w:p>
@@ -18634,143 +18686,13 @@
           <w:b/>
           <w:bCs/>
         </w:rPr>
-        <w:t xml:space="preserve">No two agents should write to the same file in the same session.</w:t>
-      </w:r>
-    </w:p>
-    <w:p>
-      <w:pPr>
-        <w:pStyle w:val="BodyText"/>
-      </w:pPr>
-      <w:r>
-        <w:t xml:space="preserve">Reading the same file is safe. Both agents can read</w:t>
-      </w:r>
-      <w:r>
-        <w:t xml:space="preserve"> </w:t>
-      </w:r>
-      <w:r>
-        <w:rPr>
-          <w:rStyle w:val="VerbatimChar"/>
-        </w:rPr>
-        <w:t xml:space="preserve">context.md</w:t>
-      </w:r>
-      <w:r>
-        <w:t xml:space="preserve"> </w:t>
-      </w:r>
-      <w:r>
-        <w:t xml:space="preserve">and</w:t>
-      </w:r>
-      <w:r>
-        <w:t xml:space="preserve"> </w:t>
-      </w:r>
-      <w:r>
-        <w:rPr>
-          <w:rStyle w:val="VerbatimChar"/>
-        </w:rPr>
-        <w:t xml:space="preserve">decisions.md</w:t>
-      </w:r>
-      <w:r>
-        <w:t xml:space="preserve"> </w:t>
-      </w:r>
-      <w:r>
-        <w:t xml:space="preserve">simultaneously without conflict — they are not modifying the files, just consuming them. Writing is different. If both agents write to</w:t>
-      </w:r>
-      <w:r>
-        <w:t xml:space="preserve"> </w:t>
-      </w:r>
-      <w:r>
-        <w:rPr>
-          <w:rStyle w:val="VerbatimChar"/>
-        </w:rPr>
-        <w:t xml:space="preserve">tasks.py</w:t>
-      </w:r>
-      <w:r>
-        <w:t xml:space="preserve">, the second agent’s write overwrites or ignores the first, depending on timing and Antigravity’s file handling. You will not see an error. You will see one agent’s changes missing from the final result.</w:t>
-      </w:r>
-    </w:p>
-    <w:p>
-      <w:pPr>
-        <w:pStyle w:val="BodyText"/>
-      </w:pPr>
-      <w:r>
-        <w:t xml:space="preserve">The way you enforce this rule is the same way you have been preventing scope creep since Chapter 6: explicit</w:t>
-      </w:r>
-      <w:r>
-        <w:t xml:space="preserve"> </w:t>
-      </w:r>
-      <w:r>
-        <w:t xml:space="preserve">“Does NOT”</w:t>
-      </w:r>
-      <w:r>
-        <w:t xml:space="preserve"> </w:t>
-      </w:r>
-      <w:r>
-        <w:t xml:space="preserve">statements in each agent’s prompt.</w:t>
-      </w:r>
-      <w:r>
-        <w:t xml:space="preserve"> </w:t>
-      </w:r>
-      <w:r>
-        <w:t xml:space="preserve">“Agent A modifies only tasks.py and test_tasks.py. Agent B creates only COMMANDS.md.”</w:t>
-      </w:r>
-      <w:r>
-        <w:t xml:space="preserve"> </w:t>
-      </w:r>
-      <w:r>
-        <w:t xml:space="preserve">Each agent knows its boundary. Neither wanders.</w:t>
-      </w:r>
-    </w:p>
-    <w:p>
-      <w:pPr>
-        <w:pStyle w:val="BodyText"/>
-      </w:pPr>
-      <w:r>
-        <w:t xml:space="preserve">Two additional conditions make parallel work tractable:</w:t>
-      </w:r>
-      <w:r>
-        <w:t xml:space="preserve"> </w:t>
-      </w:r>
-      <w:r>
-        <w:t xml:space="preserve">-</w:t>
-      </w:r>
-      <w:r>
-        <w:t xml:space="preserve"> </w:t>
-      </w:r>
-      <w:r>
-        <w:rPr>
-          <w:b/>
-          <w:bCs/>
-        </w:rPr>
-        <w:t xml:space="preserve">Independent requirements</w:t>
-      </w:r>
-      <w:r>
-        <w:t xml:space="preserve">: Each task is specifiable without reference to the other. If Agent B needs to know what Agent A built before it can start, they are not independent.</w:t>
-      </w:r>
-      <w:r>
-        <w:t xml:space="preserve"> </w:t>
-      </w:r>
-      <w:r>
-        <w:t xml:space="preserve">-</w:t>
-      </w:r>
-      <w:r>
-        <w:t xml:space="preserve"> </w:t>
-      </w:r>
-      <w:r>
-        <w:rPr>
-          <w:b/>
-          <w:bCs/>
-        </w:rPr>
-        <w:t xml:space="preserve">Shared context</w:t>
-      </w:r>
-      <w:r>
-        <w:t xml:space="preserve">: Both agents read from the same context.md. They may not know what the other is doing, but they know the same project state and constraints.</w:t>
-      </w:r>
-    </w:p>
-    <w:p>
-      <w:pPr>
-        <w:pStyle w:val="BodyText"/>
-      </w:pPr>
-      <w:r>
-        <w:t xml:space="preserve">When these conditions hold, parallel agents are an efficiency gain. When they do not, serialization is safer.</w:t>
+        <w:t xml:space="preserve">You are not locked into any tool. You are locked into your methodology.</w:t>
+      </w:r>
+      <w:r>
+        <w:t xml:space="preserve"> </w:t>
+      </w:r>
+      <w:r>
+        <w:t xml:space="preserve">And the methodology runs anywhere.</w:t>
       </w:r>
     </w:p>
     <w:p>
@@ -18781,13 +18703,13 @@
       </w:r>
     </w:p>
     <w:bookmarkEnd w:id="93"/>
-    <w:bookmarkStart w:id="94" w:name="X86f1ff8897765e7547757885b810da800ac0a29"/>
+    <w:bookmarkStart w:id="94" w:name="the-failure-path-a-crash-without-context"/>
     <w:p>
       <w:pPr>
         <w:pStyle w:val="Heading2"/>
       </w:pPr>
       <w:r>
-        <w:t xml:space="preserve">The Failure Path: Unscoped Parallel Agents</w:t>
+        <w:t xml:space="preserve">The Failure Path: A Crash Without Context</w:t>
       </w:r>
     </w:p>
     <w:p>
@@ -18795,227 +18717,87 @@
         <w:pStyle w:val="FirstParagraph"/>
       </w:pPr>
       <w:r>
-        <w:t xml:space="preserve">Open Manager View (grid icon, upper right). Create two agent sessions — look for a button or icon to create a new agent on the canvas (it may appear as a plus icon or</w:t>
-      </w:r>
-      <w:r>
-        <w:t xml:space="preserve"> </w:t>
-      </w:r>
-      <w:r>
-        <w:t xml:space="preserve">“New Agent”</w:t>
-      </w:r>
-      <w:r>
-        <w:t xml:space="preserve"> </w:t>
-      </w:r>
-      <w:r>
-        <w:t xml:space="preserve">label). Click it twice. You will have two cards.</w:t>
-      </w:r>
-    </w:p>
-    <w:p>
-      <w:pPr>
-        <w:pStyle w:val="BodyText"/>
-      </w:pPr>
-      <w:r>
-        <w:t xml:space="preserve">Send each agent the same vague prompt:</w:t>
-      </w:r>
-    </w:p>
-    <w:p>
-      <w:pPr>
-        <w:pStyle w:val="BodyText"/>
+        <w:t xml:space="preserve">Open Antigravity and start a session without context.md in place. Implement two or three exchanges — maybe you are adding a new command, maybe you are debugging something. The session is going well.</w:t>
+      </w:r>
+    </w:p>
+    <w:p>
+      <w:pPr>
+        <w:pStyle w:val="BodyText"/>
+      </w:pPr>
+      <w:r>
+        <w:t xml:space="preserve">Now imagine the tab crashes. Or the rate limit fires. Or you come back tomorrow and open a new session.</w:t>
+      </w:r>
+    </w:p>
+    <w:p>
+      <w:pPr>
+        <w:pStyle w:val="BodyText"/>
+      </w:pPr>
+      <w:r>
+        <w:t xml:space="preserve">Type:</w:t>
+      </w:r>
+    </w:p>
+    <w:p>
+      <w:pPr>
+        <w:pStyle w:val="SourceCode"/>
+      </w:pPr>
+      <w:r>
+        <w:rPr>
+          <w:rStyle w:val="VerbatimChar"/>
+        </w:rPr>
+        <w:t xml:space="preserve">What is the current state of the task manager? How many tests are passing?</w:t>
+      </w:r>
+      <w:r>
+        <w:br/>
+      </w:r>
+      <w:r>
+        <w:rPr>
+          <w:rStyle w:val="VerbatimChar"/>
+        </w:rPr>
+        <w:t xml:space="preserve">What was the last thing we were working on?</w:t>
+      </w:r>
+    </w:p>
+    <w:p>
+      <w:pPr>
+        <w:pStyle w:val="BlockText"/>
       </w:pPr>
       <w:r>
         <w:rPr>
           <w:b/>
           <w:bCs/>
         </w:rPr>
-        <w:t xml:space="preserve">Card 1:</w:t>
-      </w:r>
-    </w:p>
-    <w:p>
-      <w:pPr>
-        <w:pStyle w:val="SourceCode"/>
-      </w:pPr>
-      <w:r>
-        <w:rPr>
-          <w:rStyle w:val="VerbatimChar"/>
-        </w:rPr>
-        <w:t xml:space="preserve">Update the task manager to add filtering to the list command.</w:t>
+        <w:t xml:space="preserve">What the Agent Will Do:</w:t>
+      </w:r>
+      <w:r>
+        <w:t xml:space="preserve"> </w:t>
+      </w:r>
+      <w:r>
+        <w:t xml:space="preserve">It will apologize. It has no memory of the previous session. It cannot answer any of those questions. If you had a test count in your head, you are the backup. If you remembered the last decision, good. If not, you are either guessing or reading through the codebase to reconstruct what you already knew.</w:t>
       </w:r>
     </w:p>
     <w:p>
       <w:pPr>
         <w:pStyle w:val="FirstParagraph"/>
+      </w:pPr>
+      <w:r>
+        <w:t xml:space="preserve">This is not a hypothetical failure. It is the default behavior of every AI coding tool in existence. Sessions are stateless. The agent’s working memory ends when the session ends.</w:t>
+      </w:r>
+    </w:p>
+    <w:p>
+      <w:pPr>
+        <w:pStyle w:val="BlockText"/>
       </w:pPr>
       <w:r>
         <w:rPr>
           <w:b/>
           <w:bCs/>
         </w:rPr>
-        <w:t xml:space="preserve">Card 2:</w:t>
-      </w:r>
-    </w:p>
-    <w:p>
-      <w:pPr>
-        <w:pStyle w:val="SourceCode"/>
-      </w:pPr>
-      <w:r>
-        <w:rPr>
-          <w:rStyle w:val="VerbatimChar"/>
-        </w:rPr>
-        <w:t xml:space="preserve">Update the task manager to improve its output formatting.</w:t>
-      </w:r>
-    </w:p>
-    <w:p>
-      <w:pPr>
-        <w:pStyle w:val="BlockText"/>
-      </w:pPr>
-      <w:r>
-        <w:rPr>
-          <w:b/>
-          <w:bCs/>
-        </w:rPr>
-        <w:t xml:space="preserve">What the Agents Will Do:</w:t>
-      </w:r>
-      <w:r>
-        <w:t xml:space="preserve"> </w:t>
-      </w:r>
-      <w:r>
-        <w:t xml:space="preserve">Both agents will read</w:t>
-      </w:r>
-      <w:r>
-        <w:t xml:space="preserve"> </w:t>
-      </w:r>
-      <w:r>
-        <w:rPr>
-          <w:rStyle w:val="VerbatimChar"/>
-        </w:rPr>
-        <w:t xml:space="preserve">tasks.py</w:t>
-      </w:r>
-      <w:r>
-        <w:t xml:space="preserve">. Both will make changes. Agent 1 may add a</w:t>
-      </w:r>
-      <w:r>
-        <w:t xml:space="preserve"> </w:t>
-      </w:r>
-      <w:r>
-        <w:rPr>
-          <w:rStyle w:val="VerbatimChar"/>
-        </w:rPr>
-        <w:t xml:space="preserve">--filter</w:t>
-      </w:r>
-      <w:r>
-        <w:t xml:space="preserve"> </w:t>
-      </w:r>
-      <w:r>
-        <w:t xml:space="preserve">flag. Agent 2 may reformat the</w:t>
-      </w:r>
-      <w:r>
-        <w:t xml:space="preserve"> </w:t>
-      </w:r>
-      <w:r>
-        <w:rPr>
-          <w:rStyle w:val="VerbatimChar"/>
-        </w:rPr>
-        <w:t xml:space="preserve">list</w:t>
-      </w:r>
-      <w:r>
-        <w:t xml:space="preserve"> </w:t>
-      </w:r>
-      <w:r>
-        <w:t xml:space="preserve">output. Both changes touch the same function. When Agent 2 writes its changes to</w:t>
-      </w:r>
-      <w:r>
-        <w:t xml:space="preserve"> </w:t>
-      </w:r>
-      <w:r>
-        <w:rPr>
-          <w:rStyle w:val="VerbatimChar"/>
-        </w:rPr>
-        <w:t xml:space="preserve">tasks.py</w:t>
-      </w:r>
-      <w:r>
-        <w:t xml:space="preserve">, it may overwrite Agent 1’s filter flag — or Agent 1 may not have finished yet, writing on top of Agent 2.</w:t>
-      </w:r>
-    </w:p>
-    <w:p>
-      <w:pPr>
-        <w:pStyle w:val="BlockText"/>
-      </w:pPr>
-      <w:r>
-        <w:rPr>
-          <w:b/>
-          <w:bCs/>
-        </w:rPr>
         <w:t xml:space="preserve">Watch For:</w:t>
       </w:r>
       <w:r>
         <w:t xml:space="preserve"> </w:t>
       </w:r>
       <w:r>
-        <w:t xml:space="preserve">Open</w:t>
-      </w:r>
-      <w:r>
-        <w:t xml:space="preserve"> </w:t>
-      </w:r>
-      <w:r>
-        <w:rPr>
-          <w:rStyle w:val="VerbatimChar"/>
-        </w:rPr>
-        <w:t xml:space="preserve">tasks.py</w:t>
-      </w:r>
-      <w:r>
-        <w:t xml:space="preserve"> </w:t>
-      </w:r>
-      <w:r>
-        <w:t xml:space="preserve">after both agents indicate they are done. Check whether both changes are present. One or both may be missing. Run:</w:t>
-      </w:r>
-    </w:p>
-    <w:p>
-      <w:pPr>
-        <w:pStyle w:val="SourceCode"/>
-      </w:pPr>
-      <w:r>
-        <w:rPr>
-          <w:rStyle w:val="ExtensionTok"/>
-        </w:rPr>
-        <w:t xml:space="preserve">pytest</w:t>
-      </w:r>
-      <w:r>
-        <w:rPr>
-          <w:rStyle w:val="NormalTok"/>
-        </w:rPr>
-        <w:t xml:space="preserve"> tests/ </w:t>
-      </w:r>
-      <w:r>
-        <w:rPr>
-          <w:rStyle w:val="AttributeTok"/>
-        </w:rPr>
-        <w:t xml:space="preserve">-v</w:t>
-      </w:r>
-    </w:p>
-    <w:p>
-      <w:pPr>
-        <w:pStyle w:val="BlockText"/>
-      </w:pPr>
-      <w:r>
-        <w:rPr>
-          <w:b/>
-          <w:bCs/>
-        </w:rPr>
-        <w:t xml:space="preserve">Watch For:</w:t>
-      </w:r>
-      <w:r>
-        <w:t xml:space="preserve"> </w:t>
-      </w:r>
-      <w:r>
-        <w:t xml:space="preserve">Unexpected test failures. The file may be in a state that neither agent intended — one agent’s output plus a fragment of the other’s.</w:t>
-      </w:r>
-    </w:p>
-    <w:p>
-      <w:pPr>
-        <w:pStyle w:val="FirstParagraph"/>
-      </w:pPr>
-      <w:r>
-        <w:t xml:space="preserve">Stop here. This is the conflict that scope discipline prevents.</w:t>
+        <w:t xml:space="preserve">How long it takes to reconstruct a productive starting state. Count the exchanges. Count the minutes. This is the cost you are paying every time you do not maintain context.md.</w:t>
       </w:r>
     </w:p>
     <w:p>
@@ -19026,13 +18808,13 @@
       </w:r>
     </w:p>
     <w:bookmarkEnd w:id="94"/>
-    <w:bookmarkStart w:id="95" w:name="the-success-path-scoped-parallel-agents"/>
+    <w:bookmarkStart w:id="95" w:name="the-recovery-protocol"/>
     <w:p>
       <w:pPr>
         <w:pStyle w:val="Heading2"/>
       </w:pPr>
       <w:r>
-        <w:t xml:space="preserve">The Success Path: Scoped Parallel Agents</w:t>
+        <w:t xml:space="preserve">The Recovery Protocol</w:t>
       </w:r>
     </w:p>
     <w:p>
@@ -19040,140 +18822,67 @@
         <w:pStyle w:val="FirstParagraph"/>
       </w:pPr>
       <w:r>
-        <w:t xml:space="preserve">Two tasks, genuinely independent:</w:t>
-      </w:r>
-      <w:r>
-        <w:t xml:space="preserve"> </w:t>
-      </w:r>
-      <w:r>
-        <w:t xml:space="preserve">-</w:t>
-      </w:r>
-      <w:r>
-        <w:t xml:space="preserve"> </w:t>
-      </w:r>
+        <w:t xml:space="preserve">When a session ends unexpectedly — crash, rate limit, credits exhausted — do this:</w:t>
+      </w:r>
+    </w:p>
+    <w:p>
+      <w:pPr>
+        <w:pStyle w:val="BodyText"/>
+      </w:pPr>
       <w:r>
         <w:rPr>
           <w:b/>
           <w:bCs/>
         </w:rPr>
-        <w:t xml:space="preserve">Agent A</w:t>
-      </w:r>
-      <w:r>
-        <w:t xml:space="preserve">: Add</w:t>
-      </w:r>
-      <w:r>
-        <w:t xml:space="preserve"> </w:t>
-      </w:r>
-      <w:r>
-        <w:rPr>
-          <w:rStyle w:val="VerbatimChar"/>
-        </w:rPr>
-        <w:t xml:space="preserve">--priority</w:t>
-      </w:r>
-      <w:r>
-        <w:t xml:space="preserve"> </w:t>
-      </w:r>
-      <w:r>
-        <w:t xml:space="preserve">filter to</w:t>
-      </w:r>
-      <w:r>
-        <w:t xml:space="preserve"> </w:t>
-      </w:r>
-      <w:r>
-        <w:rPr>
-          <w:rStyle w:val="VerbatimChar"/>
-        </w:rPr>
-        <w:t xml:space="preserve">list</w:t>
-      </w:r>
-      <w:r>
-        <w:t xml:space="preserve"> </w:t>
-      </w:r>
-      <w:r>
-        <w:t xml:space="preserve">(e.g.,</w:t>
-      </w:r>
-      <w:r>
-        <w:t xml:space="preserve"> </w:t>
-      </w:r>
-      <w:r>
-        <w:rPr>
-          <w:rStyle w:val="VerbatimChar"/>
-        </w:rPr>
-        <w:t xml:space="preserve">list --priority high</w:t>
-      </w:r>
-      <w:r>
-        <w:t xml:space="preserve"> </w:t>
-      </w:r>
-      <w:r>
-        <w:t xml:space="preserve">shows only high-priority tasks). Modifies</w:t>
-      </w:r>
-      <w:r>
-        <w:t xml:space="preserve"> </w:t>
-      </w:r>
-      <w:r>
-        <w:rPr>
-          <w:rStyle w:val="VerbatimChar"/>
-        </w:rPr>
-        <w:t xml:space="preserve">tasks.py</w:t>
-      </w:r>
-      <w:r>
-        <w:t xml:space="preserve"> </w:t>
-      </w:r>
-      <w:r>
-        <w:t xml:space="preserve">and</w:t>
-      </w:r>
-      <w:r>
-        <w:t xml:space="preserve"> </w:t>
-      </w:r>
-      <w:r>
-        <w:rPr>
-          <w:rStyle w:val="VerbatimChar"/>
-        </w:rPr>
-        <w:t xml:space="preserve">test_tasks.py</w:t>
-      </w:r>
-      <w:r>
-        <w:t xml:space="preserve">.</w:t>
-      </w:r>
-      <w:r>
-        <w:t xml:space="preserve"> </w:t>
-      </w:r>
-      <w:r>
-        <w:t xml:space="preserve">-</w:t>
-      </w:r>
-      <w:r>
-        <w:t xml:space="preserve"> </w:t>
-      </w:r>
+        <w:t xml:space="preserve">Step 1: Commit what exists.</w:t>
+      </w:r>
+      <w:r>
+        <w:t xml:space="preserve"> </w:t>
+      </w:r>
+      <w:r>
+        <w:t xml:space="preserve">Before switching tools, make sure the current state of the code is committed to git. A half-implemented feature is fine — commit it with a descriptive message:</w:t>
+      </w:r>
+      <w:r>
+        <w:t xml:space="preserve"> </w:t>
+      </w:r>
+      <w:r>
+        <w:rPr>
+          <w:rStyle w:val="VerbatimChar"/>
+        </w:rPr>
+        <w:t xml:space="preserve">WIP: add export command, tests failing, see context.md</w:t>
+      </w:r>
+      <w:r>
+        <w:t xml:space="preserve">. The commit is a checkpoint.</w:t>
+      </w:r>
+    </w:p>
+    <w:p>
+      <w:pPr>
+        <w:pStyle w:val="BodyText"/>
+      </w:pPr>
       <w:r>
         <w:rPr>
           <w:b/>
           <w:bCs/>
         </w:rPr>
-        <w:t xml:space="preserve">Agent B</w:t>
-      </w:r>
-      <w:r>
-        <w:t xml:space="preserve">: Create</w:t>
-      </w:r>
-      <w:r>
-        <w:t xml:space="preserve"> </w:t>
-      </w:r>
-      <w:r>
-        <w:rPr>
-          <w:rStyle w:val="VerbatimChar"/>
-        </w:rPr>
-        <w:t xml:space="preserve">COMMANDS.md</w:t>
-      </w:r>
-      <w:r>
-        <w:t xml:space="preserve"> </w:t>
-      </w:r>
-      <w:r>
-        <w:t xml:space="preserve">— a reference document of all commands with usage and examples. Creates a new file only.</w:t>
-      </w:r>
-    </w:p>
-    <w:p>
-      <w:pPr>
-        <w:pStyle w:val="BodyText"/>
-      </w:pPr>
-      <w:r>
-        <w:t xml:space="preserve">Open Manager View. Create two agent sessions.</w:t>
+        <w:t xml:space="preserve">Step 2: Update context.md.</w:t>
+      </w:r>
+      <w:r>
+        <w:t xml:space="preserve"> </w:t>
+      </w:r>
+      <w:r>
+        <w:t xml:space="preserve">If you were mid-session, context.md may be slightly stale. Spend sixty seconds updating the</w:t>
+      </w:r>
+      <w:r>
+        <w:t xml:space="preserve"> </w:t>
+      </w:r>
+      <w:r>
+        <w:t xml:space="preserve">“Current Work”</w:t>
+      </w:r>
+      <w:r>
+        <w:t xml:space="preserve"> </w:t>
+      </w:r>
+      <w:r>
+        <w:t xml:space="preserve">section: what was in progress, where it stopped, what the next step is. If the agent was in the middle of something when the session ended, note it.</w:t>
       </w:r>
     </w:p>
     <w:p>
@@ -19185,165 +18894,61 @@
           <w:b/>
           <w:bCs/>
         </w:rPr>
-        <w:t xml:space="preserve">Send Agent A this prompt:</w:t>
-      </w:r>
-    </w:p>
-    <w:p>
-      <w:pPr>
-        <w:pStyle w:val="SourceCode"/>
-      </w:pPr>
-      <w:r>
-        <w:rPr>
-          <w:rStyle w:val="VerbatimChar"/>
-        </w:rPr>
-        <w:t xml:space="preserve">[paste your full context.md here]</w:t>
-      </w:r>
-      <w:r>
-        <w:br/>
-      </w:r>
-      <w:r>
-        <w:br/>
-      </w:r>
-      <w:r>
-        <w:rPr>
-          <w:rStyle w:val="VerbatimChar"/>
-        </w:rPr>
-        <w:t xml:space="preserve">Task for Agent A: Add --priority filter to list command.</w:t>
-      </w:r>
-      <w:r>
-        <w:br/>
-      </w:r>
-      <w:r>
-        <w:br/>
-      </w:r>
-      <w:r>
-        <w:rPr>
-          <w:rStyle w:val="VerbatimChar"/>
-        </w:rPr>
-        <w:t xml:space="preserve">SCOPE: Modify ONLY tasks.py and test_tasks.py. Do not create or modify any other files.</w:t>
-      </w:r>
-      <w:r>
-        <w:br/>
-      </w:r>
-      <w:r>
-        <w:br/>
-      </w:r>
-      <w:r>
-        <w:rPr>
-          <w:rStyle w:val="VerbatimChar"/>
-        </w:rPr>
-        <w:t xml:space="preserve">Feature: --priority filter on list</w:t>
-      </w:r>
-      <w:r>
-        <w:br/>
-      </w:r>
-      <w:r>
-        <w:rPr>
-          <w:rStyle w:val="VerbatimChar"/>
-        </w:rPr>
-        <w:t xml:space="preserve">Input: python tasks.py list --priority high (or medium or low)</w:t>
-      </w:r>
-      <w:r>
-        <w:br/>
-      </w:r>
-      <w:r>
-        <w:rPr>
-          <w:rStyle w:val="VerbatimChar"/>
-        </w:rPr>
-        <w:t xml:space="preserve">Output: Only tasks matching that priority, same format as regular list.</w:t>
-      </w:r>
-      <w:r>
-        <w:br/>
-      </w:r>
-      <w:r>
-        <w:rPr>
-          <w:rStyle w:val="VerbatimChar"/>
-        </w:rPr>
-        <w:t xml:space="preserve">Default (no --priority flag): unchanged — shows all tasks.</w:t>
-      </w:r>
-      <w:r>
-        <w:br/>
-      </w:r>
-      <w:r>
-        <w:br/>
-      </w:r>
-      <w:r>
-        <w:rPr>
-          <w:rStyle w:val="VerbatimChar"/>
-        </w:rPr>
-        <w:t xml:space="preserve">Edge cases:</w:t>
-      </w:r>
-      <w:r>
-        <w:br/>
-      </w:r>
-      <w:r>
-        <w:rPr>
-          <w:rStyle w:val="VerbatimChar"/>
-        </w:rPr>
-        <w:t xml:space="preserve">- Invalid priority value: print error, exit non-zero (consistent with add command)</w:t>
-      </w:r>
-      <w:r>
-        <w:br/>
-      </w:r>
-      <w:r>
-        <w:rPr>
-          <w:rStyle w:val="VerbatimChar"/>
-        </w:rPr>
-        <w:t xml:space="preserve">- --priority can be combined with --format json</w:t>
-      </w:r>
-      <w:r>
-        <w:br/>
-      </w:r>
-      <w:r>
-        <w:rPr>
-          <w:rStyle w:val="VerbatimChar"/>
-        </w:rPr>
-        <w:t xml:space="preserve">- If no tasks match the filter: No tasks with priority 'high'.</w:t>
-      </w:r>
-      <w:r>
-        <w:br/>
-      </w:r>
-      <w:r>
-        <w:br/>
-      </w:r>
-      <w:r>
-        <w:rPr>
-          <w:rStyle w:val="VerbatimChar"/>
-        </w:rPr>
-        <w:t xml:space="preserve">Add exactly 1 new test:</w:t>
-      </w:r>
-      <w:r>
-        <w:br/>
-      </w:r>
-      <w:r>
-        <w:rPr>
-          <w:rStyle w:val="VerbatimChar"/>
-        </w:rPr>
-        <w:t xml:space="preserve">- list --priority high shows only high-priority tasks</w:t>
-      </w:r>
-      <w:r>
-        <w:br/>
-      </w:r>
-      <w:r>
-        <w:br/>
-      </w:r>
-      <w:r>
-        <w:rPr>
-          <w:rStyle w:val="VerbatimChar"/>
-        </w:rPr>
-        <w:t xml:space="preserve">All 15 existing tests must still pass.</w:t>
-      </w:r>
-    </w:p>
-    <w:p>
-      <w:pPr>
-        <w:pStyle w:val="FirstParagraph"/>
+        <w:t xml:space="preserve">Step 3: Open the new tool.</w:t>
+      </w:r>
+      <w:r>
+        <w:t xml:space="preserve"> </w:t>
+      </w:r>
+      <w:r>
+        <w:t xml:space="preserve">Start a new session in the replacement tool — whether that is a different AI product, a different account on the same product, or the same tool after the rate limit resets.</w:t>
+      </w:r>
+    </w:p>
+    <w:p>
+      <w:pPr>
+        <w:pStyle w:val="BodyText"/>
       </w:pPr>
       <w:r>
         <w:rPr>
           <w:b/>
           <w:bCs/>
         </w:rPr>
-        <w:t xml:space="preserve">Send Agent B this prompt:</w:t>
+        <w:t xml:space="preserve">Step 4: Run the handoff prompt.</w:t>
+      </w:r>
+      <w:r>
+        <w:t xml:space="preserve"> </w:t>
+      </w:r>
+      <w:r>
+        <w:t xml:space="preserve">Paste the contents of</w:t>
+      </w:r>
+      <w:r>
+        <w:t xml:space="preserve"> </w:t>
+      </w:r>
+      <w:r>
+        <w:rPr>
+          <w:rStyle w:val="VerbatimChar"/>
+        </w:rPr>
+        <w:t xml:space="preserve">context.md</w:t>
+      </w:r>
+      <w:r>
+        <w:t xml:space="preserve"> </w:t>
+      </w:r>
+      <w:r>
+        <w:t xml:space="preserve">and</w:t>
+      </w:r>
+      <w:r>
+        <w:t xml:space="preserve"> </w:t>
+      </w:r>
+      <w:r>
+        <w:rPr>
+          <w:rStyle w:val="VerbatimChar"/>
+        </w:rPr>
+        <w:t xml:space="preserve">decisions.md</w:t>
+      </w:r>
+      <w:r>
+        <w:t xml:space="preserve"> </w:t>
+      </w:r>
+      <w:r>
+        <w:t xml:space="preserve">into the new session, then ask:</w:t>
       </w:r>
     </w:p>
     <w:p>
@@ -19354,103 +18959,43 @@
         <w:rPr>
           <w:rStyle w:val="VerbatimChar"/>
         </w:rPr>
-        <w:t xml:space="preserve">[paste your full context.md here]</w:t>
-      </w:r>
-      <w:r>
-        <w:br/>
-      </w:r>
-      <w:r>
-        <w:br/>
-      </w:r>
-      <w:r>
-        <w:rPr>
-          <w:rStyle w:val="VerbatimChar"/>
-        </w:rPr>
-        <w:t xml:space="preserve">Task for Agent B: Create COMMANDS.md reference documentation.</w:t>
-      </w:r>
-      <w:r>
-        <w:br/>
-      </w:r>
-      <w:r>
-        <w:br/>
-      </w:r>
-      <w:r>
-        <w:rPr>
-          <w:rStyle w:val="VerbatimChar"/>
-        </w:rPr>
-        <w:t xml:space="preserve">SCOPE: Create ONLY a new file named COMMANDS.md. Do not modify tasks.py, test_tasks.py, or any existing file.</w:t>
-      </w:r>
-      <w:r>
-        <w:br/>
-      </w:r>
-      <w:r>
-        <w:br/>
-      </w:r>
-      <w:r>
-        <w:rPr>
-          <w:rStyle w:val="VerbatimChar"/>
-        </w:rPr>
-        <w:t xml:space="preserve">Write a concise command reference for the task manager covering all 8 commands:</w:t>
-      </w:r>
-      <w:r>
-        <w:br/>
-      </w:r>
-      <w:r>
-        <w:rPr>
-          <w:rStyle w:val="VerbatimChar"/>
-        </w:rPr>
-        <w:t xml:space="preserve">add, list, done, delete, overdue, search, stats, clear</w:t>
-      </w:r>
-      <w:r>
-        <w:br/>
-      </w:r>
-      <w:r>
-        <w:br/>
-      </w:r>
-      <w:r>
-        <w:rPr>
-          <w:rStyle w:val="VerbatimChar"/>
-        </w:rPr>
-        <w:t xml:space="preserve">For each command include:</w:t>
-      </w:r>
-      <w:r>
-        <w:br/>
-      </w:r>
-      <w:r>
-        <w:rPr>
-          <w:rStyle w:val="VerbatimChar"/>
-        </w:rPr>
-        <w:t xml:space="preserve">- Command name and usage syntax</w:t>
-      </w:r>
-      <w:r>
-        <w:br/>
-      </w:r>
-      <w:r>
-        <w:rPr>
-          <w:rStyle w:val="VerbatimChar"/>
-        </w:rPr>
-        <w:t xml:space="preserve">- Brief description (one sentence)</w:t>
-      </w:r>
-      <w:r>
-        <w:br/>
-      </w:r>
-      <w:r>
-        <w:rPr>
-          <w:rStyle w:val="VerbatimChar"/>
-        </w:rPr>
-        <w:t xml:space="preserve">- Example with expected output</w:t>
-      </w:r>
-      <w:r>
-        <w:br/>
-      </w:r>
-      <w:r>
-        <w:br/>
-      </w:r>
-      <w:r>
-        <w:rPr>
-          <w:rStyle w:val="VerbatimChar"/>
-        </w:rPr>
-        <w:t xml:space="preserve">Format: markdown, one section per command. Keep it short — this is a reference, not a tutorial.</w:t>
+        <w:t xml:space="preserve">Read these two files. Then tell me:</w:t>
+      </w:r>
+      <w:r>
+        <w:br/>
+      </w:r>
+      <w:r>
+        <w:rPr>
+          <w:rStyle w:val="VerbatimChar"/>
+        </w:rPr>
+        <w:t xml:space="preserve">1. What is the current state of the project?</w:t>
+      </w:r>
+      <w:r>
+        <w:br/>
+      </w:r>
+      <w:r>
+        <w:rPr>
+          <w:rStyle w:val="VerbatimChar"/>
+        </w:rPr>
+        <w:t xml:space="preserve">2. How many tests are passing?</w:t>
+      </w:r>
+      <w:r>
+        <w:br/>
+      </w:r>
+      <w:r>
+        <w:rPr>
+          <w:rStyle w:val="VerbatimChar"/>
+        </w:rPr>
+        <w:t xml:space="preserve">3. What are we working on right now?</w:t>
+      </w:r>
+      <w:r>
+        <w:br/>
+      </w:r>
+      <w:r>
+        <w:rPr>
+          <w:rStyle w:val="VerbatimChar"/>
+        </w:rPr>
+        <w:t xml:space="preserve">4. What constraints apply to this work?</w:t>
       </w:r>
     </w:p>
     <w:p>
@@ -19462,359 +19007,39 @@
           <w:b/>
           <w:bCs/>
         </w:rPr>
-        <w:t xml:space="preserve">What the Agents Will Do:</w:t>
-      </w:r>
-      <w:r>
-        <w:t xml:space="preserve"> </w:t>
-      </w:r>
-      <w:r>
-        <w:t xml:space="preserve">Agent A will add the</w:t>
-      </w:r>
-      <w:r>
-        <w:t xml:space="preserve"> </w:t>
-      </w:r>
-      <w:r>
-        <w:rPr>
-          <w:rStyle w:val="VerbatimChar"/>
-        </w:rPr>
-        <w:t xml:space="preserve">--priority</w:t>
-      </w:r>
-      <w:r>
-        <w:t xml:space="preserve"> </w:t>
-      </w:r>
-      <w:r>
-        <w:t xml:space="preserve">flag to the argument parser, add a filter step to the</w:t>
-      </w:r>
-      <w:r>
-        <w:t xml:space="preserve"> </w:t>
-      </w:r>
-      <w:r>
-        <w:rPr>
-          <w:rStyle w:val="VerbatimChar"/>
-        </w:rPr>
-        <w:t xml:space="preserve">list</w:t>
-      </w:r>
-      <w:r>
-        <w:t xml:space="preserve"> </w:t>
-      </w:r>
-      <w:r>
-        <w:t xml:space="preserve">handler, and write one new test. Agent B will write COMMANDS.md from scratch, reading context.md to get the command list and schema. Neither agent touches the other’s files.</w:t>
-      </w:r>
-    </w:p>
-    <w:p>
-      <w:pPr>
-        <w:pStyle w:val="BlockText"/>
+        <w:t xml:space="preserve">Watch For:</w:t>
+      </w:r>
+      <w:r>
+        <w:t xml:space="preserve"> </w:t>
+      </w:r>
+      <w:r>
+        <w:t xml:space="preserve">The agent answering correctly from the files alone, without you adding anything. If it answers all four correctly, you are ready to continue. If it misses something, your context.md has a gap — add the missing information before proceeding.</w:t>
+      </w:r>
+    </w:p>
+    <w:p>
+      <w:pPr>
+        <w:pStyle w:val="FirstParagraph"/>
       </w:pPr>
       <w:r>
         <w:rPr>
           <w:b/>
           <w:bCs/>
         </w:rPr>
-        <w:t xml:space="preserve">Watch For:</w:t>
-      </w:r>
-      <w:r>
-        <w:t xml:space="preserve"> </w:t>
-      </w:r>
-      <w:r>
-        <w:t xml:space="preserve">Both agents running simultaneously on the canvas. You do not need to alternate between them — let them run. Monitor both cards for errors or questions.</w:t>
-      </w:r>
-    </w:p>
-    <w:p>
-      <w:pPr>
-        <w:pStyle w:val="FirstParagraph"/>
-      </w:pPr>
-      <w:r>
-        <w:t xml:space="preserve">When both agents indicate completion, verify each independently.</w:t>
-      </w:r>
-    </w:p>
-    <w:p>
-      <w:pPr>
-        <w:pStyle w:val="BodyText"/>
-      </w:pPr>
-      <w:r>
-        <w:rPr>
-          <w:b/>
-          <w:bCs/>
-        </w:rPr>
-        <w:t xml:space="preserve">Verify Agent A:</w:t>
-      </w:r>
-    </w:p>
-    <w:p>
-      <w:pPr>
-        <w:pStyle w:val="BodyText"/>
-      </w:pPr>
-      <w:r>
-        <w:t xml:space="preserve">First confirm Agent A stayed in scope — open</w:t>
-      </w:r>
-      <w:r>
-        <w:t xml:space="preserve"> </w:t>
-      </w:r>
-      <w:r>
-        <w:rPr>
-          <w:rStyle w:val="VerbatimChar"/>
-        </w:rPr>
-        <w:t xml:space="preserve">tasks.py</w:t>
-      </w:r>
-      <w:r>
-        <w:t xml:space="preserve"> </w:t>
-      </w:r>
-      <w:r>
-        <w:t xml:space="preserve">and check that the formatting of existing functions is unchanged from what you expect. Agent B was not supposed to touch this file, but a quick sanity check takes ten seconds.</w:t>
-      </w:r>
-    </w:p>
-    <w:p>
-      <w:pPr>
-        <w:pStyle w:val="SourceCode"/>
-      </w:pPr>
-      <w:r>
-        <w:rPr>
-          <w:rStyle w:val="ExtensionTok"/>
-        </w:rPr>
-        <w:t xml:space="preserve">pytest</w:t>
-      </w:r>
-      <w:r>
-        <w:rPr>
-          <w:rStyle w:val="NormalTok"/>
-        </w:rPr>
-        <w:t xml:space="preserve"> tests/ </w:t>
-      </w:r>
-      <w:r>
-        <w:rPr>
-          <w:rStyle w:val="AttributeTok"/>
-        </w:rPr>
-        <w:t xml:space="preserve">-v</w:t>
-      </w:r>
-    </w:p>
-    <w:p>
-      <w:pPr>
-        <w:pStyle w:val="BlockText"/>
-      </w:pPr>
-      <w:r>
-        <w:rPr>
-          <w:b/>
-          <w:bCs/>
-        </w:rPr>
-        <w:t xml:space="preserve">Watch For:</w:t>
-      </w:r>
-      <w:r>
-        <w:t xml:space="preserve"> </w:t>
-      </w:r>
-      <w:r>
-        <w:t xml:space="preserve">16 tests passing. Then manually:</w:t>
-      </w:r>
-    </w:p>
-    <w:p>
-      <w:pPr>
-        <w:pStyle w:val="SourceCode"/>
-      </w:pPr>
-      <w:r>
-        <w:rPr>
-          <w:rStyle w:val="ExtensionTok"/>
-        </w:rPr>
-        <w:t xml:space="preserve">python</w:t>
-      </w:r>
-      <w:r>
-        <w:rPr>
-          <w:rStyle w:val="NormalTok"/>
-        </w:rPr>
-        <w:t xml:space="preserve"> tasks.py add </w:t>
-      </w:r>
-      <w:r>
-        <w:rPr>
-          <w:rStyle w:val="StringTok"/>
-        </w:rPr>
-        <w:t xml:space="preserve">"Buy groceries"</w:t>
-      </w:r>
-      <w:r>
-        <w:rPr>
-          <w:rStyle w:val="NormalTok"/>
-        </w:rPr>
-        <w:t xml:space="preserve"> </w:t>
-      </w:r>
-      <w:r>
-        <w:rPr>
-          <w:rStyle w:val="AttributeTok"/>
-        </w:rPr>
-        <w:t xml:space="preserve">--priority</w:t>
-      </w:r>
-      <w:r>
-        <w:rPr>
-          <w:rStyle w:val="NormalTok"/>
-        </w:rPr>
-        <w:t xml:space="preserve"> medium</w:t>
-      </w:r>
-      <w:r>
-        <w:br/>
-      </w:r>
-      <w:r>
-        <w:rPr>
-          <w:rStyle w:val="ExtensionTok"/>
-        </w:rPr>
-        <w:t xml:space="preserve">python</w:t>
-      </w:r>
-      <w:r>
-        <w:rPr>
-          <w:rStyle w:val="NormalTok"/>
-        </w:rPr>
-        <w:t xml:space="preserve"> tasks.py add </w:t>
-      </w:r>
-      <w:r>
-        <w:rPr>
-          <w:rStyle w:val="StringTok"/>
-        </w:rPr>
-        <w:t xml:space="preserve">"Fix critical bug"</w:t>
-      </w:r>
-      <w:r>
-        <w:rPr>
-          <w:rStyle w:val="NormalTok"/>
-        </w:rPr>
-        <w:t xml:space="preserve"> </w:t>
-      </w:r>
-      <w:r>
-        <w:rPr>
-          <w:rStyle w:val="AttributeTok"/>
-        </w:rPr>
-        <w:t xml:space="preserve">--priority</w:t>
-      </w:r>
-      <w:r>
-        <w:rPr>
-          <w:rStyle w:val="NormalTok"/>
-        </w:rPr>
-        <w:t xml:space="preserve"> high</w:t>
-      </w:r>
-      <w:r>
-        <w:br/>
-      </w:r>
-      <w:r>
-        <w:rPr>
-          <w:rStyle w:val="ExtensionTok"/>
-        </w:rPr>
-        <w:t xml:space="preserve">python</w:t>
-      </w:r>
-      <w:r>
-        <w:rPr>
-          <w:rStyle w:val="NormalTok"/>
-        </w:rPr>
-        <w:t xml:space="preserve"> tasks.py list </w:t>
-      </w:r>
-      <w:r>
-        <w:rPr>
-          <w:rStyle w:val="AttributeTok"/>
-        </w:rPr>
-        <w:t xml:space="preserve">--priority</w:t>
-      </w:r>
-      <w:r>
-        <w:rPr>
-          <w:rStyle w:val="NormalTok"/>
-        </w:rPr>
-        <w:t xml:space="preserve"> high</w:t>
-      </w:r>
-      <w:r>
-        <w:br/>
-      </w:r>
-      <w:r>
-        <w:rPr>
-          <w:rStyle w:val="CommentTok"/>
-        </w:rPr>
-        <w:t xml:space="preserve"># Expected: Only [2] [high] Fix critical bug</w:t>
-      </w:r>
-      <w:r>
-        <w:br/>
-      </w:r>
-      <w:r>
-        <w:br/>
-      </w:r>
-      <w:r>
-        <w:rPr>
-          <w:rStyle w:val="ExtensionTok"/>
-        </w:rPr>
-        <w:t xml:space="preserve">python</w:t>
-      </w:r>
-      <w:r>
-        <w:rPr>
-          <w:rStyle w:val="NormalTok"/>
-        </w:rPr>
-        <w:t xml:space="preserve"> tasks.py list </w:t>
-      </w:r>
-      <w:r>
-        <w:rPr>
-          <w:rStyle w:val="AttributeTok"/>
-        </w:rPr>
-        <w:t xml:space="preserve">--priority</w:t>
-      </w:r>
-      <w:r>
-        <w:rPr>
-          <w:rStyle w:val="NormalTok"/>
-        </w:rPr>
-        <w:t xml:space="preserve"> urgent</w:t>
-      </w:r>
-      <w:r>
-        <w:br/>
-      </w:r>
-      <w:r>
-        <w:rPr>
-          <w:rStyle w:val="CommentTok"/>
-        </w:rPr>
-        <w:t xml:space="preserve"># Expected: Error message, non-zero exit</w:t>
-      </w:r>
-    </w:p>
-    <w:p>
-      <w:pPr>
-        <w:pStyle w:val="FirstParagraph"/>
-      </w:pPr>
-      <w:r>
-        <w:rPr>
-          <w:b/>
-          <w:bCs/>
-        </w:rPr>
-        <w:t xml:space="preserve">Verify Agent B:</w:t>
-      </w:r>
-    </w:p>
-    <w:p>
-      <w:pPr>
-        <w:pStyle w:val="BodyText"/>
-      </w:pPr>
-      <w:r>
-        <w:t xml:space="preserve">Open</w:t>
-      </w:r>
-      <w:r>
-        <w:t xml:space="preserve"> </w:t>
-      </w:r>
-      <w:r>
-        <w:rPr>
-          <w:rStyle w:val="VerbatimChar"/>
-        </w:rPr>
-        <w:t xml:space="preserve">COMMANDS.md</w:t>
-      </w:r>
-      <w:r>
-        <w:t xml:space="preserve"> </w:t>
-      </w:r>
-      <w:r>
-        <w:t xml:space="preserve">in the Antigravity file explorer. Read it. Check:</w:t>
-      </w:r>
-      <w:r>
-        <w:t xml:space="preserve"> </w:t>
-      </w:r>
-      <w:r>
-        <w:t xml:space="preserve">- All 8 commands covered?</w:t>
-      </w:r>
-      <w:r>
-        <w:t xml:space="preserve"> </w:t>
-      </w:r>
-      <w:r>
-        <w:t xml:space="preserve">- Usage syntax matches actual commands?</w:t>
-      </w:r>
-      <w:r>
-        <w:t xml:space="preserve"> </w:t>
-      </w:r>
-      <w:r>
-        <w:t xml:space="preserve">- Examples are realistic?</w:t>
-      </w:r>
-      <w:r>
-        <w:t xml:space="preserve"> </w:t>
-      </w:r>
-      <w:r>
-        <w:t xml:space="preserve">- Nothing in the document contradicts a decision in decisions.md?</w:t>
+        <w:t xml:space="preserve">Step 5: Continue.</w:t>
+      </w:r>
+      <w:r>
+        <w:t xml:space="preserve"> </w:t>
+      </w:r>
+      <w:r>
+        <w:t xml:space="preserve">Issue the next prompt — the same requirement or increment you were working on when the session ended. Reference the WIP commit if relevant. Proceed.</w:t>
+      </w:r>
+    </w:p>
+    <w:p>
+      <w:pPr>
+        <w:pStyle w:val="BodyText"/>
+      </w:pPr>
+      <w:r>
+        <w:t xml:space="preserve">Five steps. Most of them take less than a minute. The handoff test (Step 4) is the only one that requires attention, and it doubles as verification that your context files are complete.</w:t>
       </w:r>
     </w:p>
     <w:p>
@@ -19825,13 +19050,13 @@
       </w:r>
     </w:p>
     <w:bookmarkEnd w:id="95"/>
-    <w:bookmarkStart w:id="96" w:name="the-merge-review"/>
+    <w:bookmarkStart w:id="100" w:name="the-ai-tool-landscape"/>
     <w:p>
       <w:pPr>
         <w:pStyle w:val="Heading2"/>
       </w:pPr>
       <w:r>
-        <w:t xml:space="preserve">The Merge Review</w:t>
+        <w:t xml:space="preserve">The AI Tool Landscape</w:t>
       </w:r>
     </w:p>
     <w:p>
@@ -19839,100 +19064,220 @@
         <w:pStyle w:val="FirstParagraph"/>
       </w:pPr>
       <w:r>
-        <w:t xml:space="preserve">Both agents produced correct output independently. Now you review them as a pair before the session is complete.</w:t>
-      </w:r>
-    </w:p>
-    <w:p>
-      <w:pPr>
-        <w:pStyle w:val="BodyText"/>
-      </w:pPr>
-      <w:r>
-        <w:t xml:space="preserve">The merge review has one question that single-agent review does not:</w:t>
-      </w:r>
-      <w:r>
-        <w:t xml:space="preserve"> </w:t>
-      </w:r>
+        <w:t xml:space="preserve">Understanding where to switch requires understanding what you are switching to. At any given moment in 2024–2026, there are three major platforms worth knowing at the free and ~$20/month tier: Claude, ChatGPT, and Gemini. Each has different credit generosity, different strengths, and different features that matter for different kinds of work.</w:t>
+      </w:r>
+    </w:p>
+    <w:bookmarkStart w:id="96" w:name="free-tiers"/>
+    <w:p>
+      <w:pPr>
+        <w:pStyle w:val="Heading3"/>
+      </w:pPr>
+      <w:r>
+        <w:t xml:space="preserve">Free Tiers</w:t>
+      </w:r>
+    </w:p>
+    <w:p>
+      <w:pPr>
+        <w:pStyle w:val="FirstParagraph"/>
+      </w:pPr>
+      <w:r>
+        <w:t xml:space="preserve">Every platform offers a free tier. None of them are unlimited. All of them are more useful than nothing, and all of them are substantially more productive when you bring your own context.</w:t>
+      </w:r>
+    </w:p>
+    <w:p>
+      <w:pPr>
+        <w:pStyle w:val="BodyText"/>
+      </w:pPr>
+      <w:r>
+        <w:t xml:space="preserve">Free tiers are best used for:</w:t>
+      </w:r>
+      <w:r>
+        <w:t xml:space="preserve"> </w:t>
+      </w:r>
+      <w:r>
+        <w:t xml:space="preserve">- Running the handoff test when you need to verify context</w:t>
+      </w:r>
+      <w:r>
+        <w:t xml:space="preserve"> </w:t>
+      </w:r>
+      <w:r>
+        <w:t xml:space="preserve">- Short, targeted prompts — fixing a specific bug, reviewing a small function</w:t>
+      </w:r>
+      <w:r>
+        <w:t xml:space="preserve"> </w:t>
+      </w:r>
+      <w:r>
+        <w:t xml:space="preserve">- Experimenting with a new tool before committing credits to it</w:t>
+      </w:r>
+    </w:p>
+    <w:p>
+      <w:pPr>
+        <w:pStyle w:val="BodyText"/>
+      </w:pPr>
+      <w:r>
+        <w:t xml:space="preserve">Free tiers are not suited for:</w:t>
+      </w:r>
+      <w:r>
+        <w:t xml:space="preserve"> </w:t>
+      </w:r>
+      <w:r>
+        <w:t xml:space="preserve">- Long implementation sessions</w:t>
+      </w:r>
+      <w:r>
+        <w:t xml:space="preserve"> </w:t>
+      </w:r>
+      <w:r>
+        <w:t xml:space="preserve">- Multi-step agent runs that require sustained context</w:t>
+      </w:r>
+      <w:r>
+        <w:t xml:space="preserve"> </w:t>
+      </w:r>
+      <w:r>
+        <w:t xml:space="preserve">- Anything that requires the agent to hold a large working context across many exchanges</w:t>
+      </w:r>
+    </w:p>
+    <w:p>
+      <w:pPr>
+        <w:pStyle w:val="BodyText"/>
+      </w:pPr>
+      <w:r>
+        <w:t xml:space="preserve">If you are on a zero-budget constraint, rotate across free tiers and keep your sessions short and targeted. AgentFlow’s incremental structure (one requirement, one session, one verified result) is naturally compatible with free tier limitations — each session is bounded by design.</w:t>
+      </w:r>
+    </w:p>
+    <w:bookmarkEnd w:id="96"/>
+    <w:bookmarkStart w:id="97" w:name="claude-20month-pro-tier"/>
+    <w:p>
+      <w:pPr>
+        <w:pStyle w:val="Heading3"/>
+      </w:pPr>
+      <w:r>
+        <w:t xml:space="preserve">Claude (~$20/month — Pro tier)</w:t>
+      </w:r>
+    </w:p>
+    <w:p>
+      <w:pPr>
+        <w:pStyle w:val="FirstParagraph"/>
+      </w:pPr>
+      <w:r>
+        <w:t xml:space="preserve">Claude’s Pro tier is conservative with agentic coding credits compared to the others. If you are running extended Antigravity-style sessions, you will hit limits faster than you might expect. Budget accordingly — use Claude for the tasks where it adds the most unique value.</w:t>
+      </w:r>
+    </w:p>
+    <w:p>
+      <w:pPr>
+        <w:pStyle w:val="BodyText"/>
+      </w:pPr>
       <w:r>
         <w:rPr>
           <w:b/>
           <w:bCs/>
         </w:rPr>
-        <w:t xml:space="preserve">do the two outputs conflict?</w:t>
-      </w:r>
-    </w:p>
-    <w:p>
-      <w:pPr>
-        <w:pStyle w:val="BodyText"/>
-      </w:pPr>
-      <w:r>
-        <w:t xml:space="preserve">In this case they should not — one modified code, one created documentation. But check:</w:t>
-      </w:r>
-      <w:r>
-        <w:t xml:space="preserve"> </w:t>
-      </w:r>
-      <w:r>
-        <w:t xml:space="preserve">- Does COMMANDS.md document the</w:t>
-      </w:r>
-      <w:r>
-        <w:t xml:space="preserve"> </w:t>
-      </w:r>
-      <w:r>
-        <w:rPr>
-          <w:rStyle w:val="VerbatimChar"/>
-        </w:rPr>
-        <w:t xml:space="preserve">--priority</w:t>
-      </w:r>
-      <w:r>
-        <w:t xml:space="preserve"> </w:t>
-      </w:r>
-      <w:r>
-        <w:t xml:space="preserve">filter on</w:t>
-      </w:r>
-      <w:r>
-        <w:t xml:space="preserve"> </w:t>
-      </w:r>
-      <w:r>
-        <w:rPr>
-          <w:rStyle w:val="VerbatimChar"/>
-        </w:rPr>
-        <w:t xml:space="preserve">list</w:t>
-      </w:r>
-      <w:r>
-        <w:t xml:space="preserve">? It should, since Agent B had context.md and the filter now exists in the project. If Agent B finished before Agent A and did not know about the filter, the documentation is already incomplete. Note this for the Stage 5 update.</w:t>
-      </w:r>
-      <w:r>
-        <w:t xml:space="preserve"> </w:t>
-      </w:r>
-      <w:r>
-        <w:t xml:space="preserve">- Do the tests Agent A wrote conflict with anything in the existing test suite? Run the full suite one more time to confirm.</w:t>
-      </w:r>
-    </w:p>
-    <w:p>
-      <w:pPr>
-        <w:pStyle w:val="BodyText"/>
-      </w:pPr>
-      <w:r>
-        <w:t xml:space="preserve">Update context.md to reflect the new state:</w:t>
-      </w:r>
-    </w:p>
-    <w:p>
-      <w:pPr>
-        <w:pStyle w:val="SourceCode"/>
-      </w:pPr>
-      <w:r>
-        <w:rPr>
-          <w:rStyle w:val="VerbatimChar"/>
-        </w:rPr>
-        <w:t xml:space="preserve">- Tests: 16 passing</w:t>
-      </w:r>
-      <w:r>
-        <w:br/>
-      </w:r>
-      <w:r>
-        <w:rPr>
-          <w:rStyle w:val="VerbatimChar"/>
-        </w:rPr>
-        <w:t xml:space="preserve">- Commands: add (--priority, --due), list (--format json, --priority), done, delete, overdue, search, stats, clear</w:t>
+        <w:t xml:space="preserve">Where Claude leads:</w:t>
+      </w:r>
+    </w:p>
+    <w:p>
+      <w:pPr>
+        <w:pStyle w:val="BodyText"/>
+      </w:pPr>
+      <w:r>
+        <w:rPr>
+          <w:i/>
+          <w:iCs/>
+        </w:rPr>
+        <w:t xml:space="preserve">Reasoning quality.</w:t>
+      </w:r>
+      <w:r>
+        <w:t xml:space="preserve"> </w:t>
+      </w:r>
+      <w:r>
+        <w:t xml:space="preserve">Claude consistently produces code with careful attention to edge cases, clear variable naming, and sensible error handling. For complex logic — parsing, data transformation, multi-step validation — Claude tends to produce cleaner first drafts that require less cleanup.</w:t>
+      </w:r>
+    </w:p>
+    <w:p>
+      <w:pPr>
+        <w:pStyle w:val="BodyText"/>
+      </w:pPr>
+      <w:r>
+        <w:rPr>
+          <w:i/>
+          <w:iCs/>
+        </w:rPr>
+        <w:t xml:space="preserve">Document collaboration.</w:t>
+      </w:r>
+      <w:r>
+        <w:t xml:space="preserve"> </w:t>
+      </w:r>
+      <w:r>
+        <w:t xml:space="preserve">Claude’s Projects feature and its document-collaborative capabilities make it unusually strong for any work that mixes writing with code. If you are producing documentation, spec documents, decision logs, or anything that requires well-structured prose alongside implementation work, Claude handles the cognitive switch between</w:t>
+      </w:r>
+      <w:r>
+        <w:t xml:space="preserve"> </w:t>
+      </w:r>
+      <w:r>
+        <w:t xml:space="preserve">“write this explanation”</w:t>
+      </w:r>
+      <w:r>
+        <w:t xml:space="preserve"> </w:t>
+      </w:r>
+      <w:r>
+        <w:t xml:space="preserve">and</w:t>
+      </w:r>
+      <w:r>
+        <w:t xml:space="preserve"> </w:t>
+      </w:r>
+      <w:r>
+        <w:t xml:space="preserve">“implement this function”</w:t>
+      </w:r>
+      <w:r>
+        <w:t xml:space="preserve"> </w:t>
+      </w:r>
+      <w:r>
+        <w:t xml:space="preserve">better than most. For this book, for example — Claude is the right tool.</w:t>
+      </w:r>
+    </w:p>
+    <w:p>
+      <w:pPr>
+        <w:pStyle w:val="BodyText"/>
+      </w:pPr>
+      <w:r>
+        <w:rPr>
+          <w:i/>
+          <w:iCs/>
+        </w:rPr>
+        <w:t xml:space="preserve">Long-context fidelity.</w:t>
+      </w:r>
+      <w:r>
+        <w:t xml:space="preserve"> </w:t>
+      </w:r>
+      <w:r>
+        <w:t xml:space="preserve">When you paste a long context.md plus a decisions.md plus a skill file into Claude, it tends to hold and respect those constraints across the full session. The decisions you specified in the context are the decisions the agent applies, consistently.</w:t>
+      </w:r>
+    </w:p>
+    <w:p>
+      <w:pPr>
+        <w:pStyle w:val="BodyText"/>
+      </w:pPr>
+      <w:r>
+        <w:rPr>
+          <w:b/>
+          <w:bCs/>
+        </w:rPr>
+        <w:t xml:space="preserve">How to use Claude efficiently at $20/month:</w:t>
+      </w:r>
+      <w:r>
+        <w:t xml:space="preserve"> </w:t>
+      </w:r>
+      <w:r>
+        <w:t xml:space="preserve">Reserve it for high-reasoning tasks — the sessions where you need careful implementation of complex logic, or where you are producing artifacts that need to be both technically correct and well-written. For straightforward CRUD-style feature work, use ChatGPT or Gemini where your credits will go further.</w:t>
+      </w:r>
+    </w:p>
+    <w:bookmarkEnd w:id="97"/>
+    <w:bookmarkStart w:id="98" w:name="chatgpt-plus-20month-plus-tier"/>
+    <w:p>
+      <w:pPr>
+        <w:pStyle w:val="Heading3"/>
+      </w:pPr>
+      <w:r>
+        <w:t xml:space="preserve">ChatGPT Plus (~$20/month — Plus tier)</w:t>
       </w:r>
     </w:p>
     <w:p>
@@ -19940,63 +19285,101 @@
         <w:pStyle w:val="FirstParagraph"/>
       </w:pPr>
       <w:r>
-        <w:t xml:space="preserve">Add a decisions.md entry:</w:t>
-      </w:r>
-    </w:p>
-    <w:p>
-      <w:pPr>
-        <w:pStyle w:val="SourceCode"/>
-      </w:pPr>
-      <w:r>
-        <w:rPr>
-          <w:rStyle w:val="FunctionTok"/>
-        </w:rPr>
-        <w:t xml:space="preserve">## Priority filter</w:t>
-      </w:r>
-      <w:r>
-        <w:br/>
-      </w:r>
-      <w:r>
-        <w:rPr>
-          <w:rStyle w:val="SpecialStringTok"/>
-        </w:rPr>
-        <w:t xml:space="preserve">- </w:t>
-      </w:r>
-      <w:r>
-        <w:rPr>
-          <w:rStyle w:val="NormalTok"/>
-        </w:rPr>
-        <w:t xml:space="preserve">**Decision**: list --priority filters by exact value; invalid priority errors.</w:t>
-      </w:r>
-      <w:r>
-        <w:br/>
-      </w:r>
-      <w:r>
-        <w:rPr>
-          <w:rStyle w:val="SpecialStringTok"/>
-        </w:rPr>
-        <w:t xml:space="preserve">- </w:t>
-      </w:r>
-      <w:r>
-        <w:rPr>
-          <w:rStyle w:val="NormalTok"/>
-        </w:rPr>
-        <w:t xml:space="preserve">**Reason**: Consistent with add --priority validation (Ch 2 decision).</w:t>
-      </w:r>
-      <w:r>
-        <w:br/>
-      </w:r>
-      <w:r>
-        <w:rPr>
-          <w:rStyle w:val="SpecialStringTok"/>
-        </w:rPr>
-        <w:t xml:space="preserve">- </w:t>
-      </w:r>
-      <w:r>
-        <w:rPr>
-          <w:rStyle w:val="NormalTok"/>
-        </w:rPr>
-        <w:t xml:space="preserve">**Rules out**: Fuzzy match, multiple priority values, silent filtering.</w:t>
+        <w:t xml:space="preserve">ChatGPT Plus is notably more generous with coding credits at the $20 tier. For extended implementation sessions — the kind where the agent is running tests, editing multiple files, and iterating — ChatGPT Plus lets you go further before hitting limits.</w:t>
+      </w:r>
+    </w:p>
+    <w:p>
+      <w:pPr>
+        <w:pStyle w:val="BodyText"/>
+      </w:pPr>
+      <w:r>
+        <w:rPr>
+          <w:b/>
+          <w:bCs/>
+        </w:rPr>
+        <w:t xml:space="preserve">Where ChatGPT leads:</w:t>
+      </w:r>
+    </w:p>
+    <w:p>
+      <w:pPr>
+        <w:pStyle w:val="BodyText"/>
+      </w:pPr>
+      <w:r>
+        <w:rPr>
+          <w:i/>
+          <w:iCs/>
+        </w:rPr>
+        <w:t xml:space="preserve">Coding session stamina.</w:t>
+      </w:r>
+      <w:r>
+        <w:t xml:space="preserve"> </w:t>
+      </w:r>
+      <w:r>
+        <w:t xml:space="preserve">If you are in a deep implementation sprint, ChatGPT Plus is likely your most productive $20 spend. The credit budget is generous enough for sessions that would exhaust other tools’ limits.</w:t>
+      </w:r>
+    </w:p>
+    <w:p>
+      <w:pPr>
+        <w:pStyle w:val="BodyText"/>
+      </w:pPr>
+      <w:r>
+        <w:rPr>
+          <w:i/>
+          <w:iCs/>
+        </w:rPr>
+        <w:t xml:space="preserve">Codex Web.</w:t>
+      </w:r>
+      <w:r>
+        <w:t xml:space="preserve"> </w:t>
+      </w:r>
+      <w:r>
+        <w:t xml:space="preserve">This is genuinely novel. OpenAI’s Codex Web interface allows you to kick off agent tasks from a mobile device — review a pull request, start an implementation, trigger a test run — and return to it on desktop when it finishes. For a developer who has fifteen minutes between meetings, or wants to queue up work from their phone on the commute in, this is a material workflow advantage. You can start a PR review from your phone, have the agent produce a structured review with specific suggestions, and read the result on your laptop when you sit down. The work does not require you to be at a desk.</w:t>
+      </w:r>
+    </w:p>
+    <w:p>
+      <w:pPr>
+        <w:pStyle w:val="BodyText"/>
+      </w:pPr>
+      <w:r>
+        <w:rPr>
+          <w:i/>
+          <w:iCs/>
+        </w:rPr>
+        <w:t xml:space="preserve">Model options.</w:t>
+      </w:r>
+      <w:r>
+        <w:t xml:space="preserve"> </w:t>
+      </w:r>
+      <w:r>
+        <w:t xml:space="preserve">GPT-4o and the o-series reasoning models are available at Plus, giving you flexibility between speed (4o) and deep reasoning (o1/o3) depending on what the task requires.</w:t>
+      </w:r>
+    </w:p>
+    <w:p>
+      <w:pPr>
+        <w:pStyle w:val="BodyText"/>
+      </w:pPr>
+      <w:r>
+        <w:rPr>
+          <w:b/>
+          <w:bCs/>
+        </w:rPr>
+        <w:t xml:space="preserve">How to use ChatGPT efficiently at $20/month:</w:t>
+      </w:r>
+      <w:r>
+        <w:t xml:space="preserve"> </w:t>
+      </w:r>
+      <w:r>
+        <w:t xml:space="preserve">Use it as your primary workhorse for implementation sprints. When you hit a rate limit elsewhere, open ChatGPT. Use Codex Web for async work — kick off a task, do something else, return to the result.</w:t>
+      </w:r>
+    </w:p>
+    <w:bookmarkEnd w:id="98"/>
+    <w:bookmarkStart w:id="99" w:name="X7edd38fabaabbf3facb56c19b3865c6cb4a2d8a"/>
+    <w:p>
+      <w:pPr>
+        <w:pStyle w:val="Heading3"/>
+      </w:pPr>
+      <w:r>
+        <w:t xml:space="preserve">Gemini Advanced (~$20/month — Google One AI Premium)</w:t>
       </w:r>
     </w:p>
     <w:p>
@@ -20004,51 +19387,121 @@
         <w:pStyle w:val="FirstParagraph"/>
       </w:pPr>
       <w:r>
-        <w:t xml:space="preserve">If COMMANDS.md did not include the</w:t>
-      </w:r>
-      <w:r>
-        <w:t xml:space="preserve"> </w:t>
-      </w:r>
-      <w:r>
-        <w:rPr>
-          <w:rStyle w:val="VerbatimChar"/>
-        </w:rPr>
-        <w:t xml:space="preserve">--priority</w:t>
-      </w:r>
-      <w:r>
-        <w:t xml:space="preserve"> </w:t>
-      </w:r>
-      <w:r>
-        <w:t xml:space="preserve">filter, open a single Editor View session and give Agent A (or a new session) a targeted correction:</w:t>
-      </w:r>
-    </w:p>
-    <w:p>
-      <w:pPr>
-        <w:pStyle w:val="SourceCode"/>
-      </w:pPr>
-      <w:r>
-        <w:rPr>
-          <w:rStyle w:val="VerbatimChar"/>
-        </w:rPr>
-        <w:t xml:space="preserve">Add --priority to the list command's entry in COMMANDS.md.</w:t>
-      </w:r>
-      <w:r>
-        <w:br/>
-      </w:r>
-      <w:r>
-        <w:rPr>
-          <w:rStyle w:val="VerbatimChar"/>
-        </w:rPr>
-        <w:t xml:space="preserve">Usage: python tasks.py list --priority high|medium|low</w:t>
-      </w:r>
-      <w:r>
-        <w:br/>
-      </w:r>
-      <w:r>
-        <w:rPr>
-          <w:rStyle w:val="VerbatimChar"/>
-        </w:rPr>
-        <w:t xml:space="preserve">Description: Filter tasks by priority. Invalid value prints error.</w:t>
+        <w:t xml:space="preserve">Gemini’s $20/month tier is actually a Google One AI Premium subscription, which bundles substantially more than just AI coding assistance. This is the platform with the broadest feature surface area at the $20 price point.</w:t>
+      </w:r>
+    </w:p>
+    <w:p>
+      <w:pPr>
+        <w:pStyle w:val="BodyText"/>
+      </w:pPr>
+      <w:r>
+        <w:rPr>
+          <w:b/>
+          <w:bCs/>
+        </w:rPr>
+        <w:t xml:space="preserve">Where Gemini leads:</w:t>
+      </w:r>
+    </w:p>
+    <w:p>
+      <w:pPr>
+        <w:pStyle w:val="BodyText"/>
+      </w:pPr>
+      <w:r>
+        <w:rPr>
+          <w:i/>
+          <w:iCs/>
+        </w:rPr>
+        <w:t xml:space="preserve">Ecosystem integration.</w:t>
+      </w:r>
+      <w:r>
+        <w:t xml:space="preserve"> </w:t>
+      </w:r>
+      <w:r>
+        <w:t xml:space="preserve">If your work involves Google Workspace — Docs, Sheets, Drive, Gmail — Gemini integration at this tier connects AI assistance directly into those tools. Draft a spec in Google Docs with AI help, generate a summary of your project status in Sheets, ask questions about your codebase in a format that connects back to your Drive files. For teams already in the Google ecosystem, this integration removes friction that other tools require workarounds for.</w:t>
+      </w:r>
+    </w:p>
+    <w:p>
+      <w:pPr>
+        <w:pStyle w:val="BodyText"/>
+      </w:pPr>
+      <w:r>
+        <w:rPr>
+          <w:i/>
+          <w:iCs/>
+        </w:rPr>
+        <w:t xml:space="preserve">NotebookLM.</w:t>
+      </w:r>
+      <w:r>
+        <w:t xml:space="preserve"> </w:t>
+      </w:r>
+      <w:r>
+        <w:t xml:space="preserve">This is one of the most underrated tools in the AI landscape. NotebookLM allows you to create a research notebook from your documents — upload your spec files, your decisions.md, your chapter drafts, your code — and ask questions across all of them simultaneously.</w:t>
+      </w:r>
+      <w:r>
+        <w:t xml:space="preserve"> </w:t>
+      </w:r>
+      <w:r>
+        <w:t xml:space="preserve">“What features have we explicitly decided not to implement, and why?”</w:t>
+      </w:r>
+      <w:r>
+        <w:t xml:space="preserve"> </w:t>
+      </w:r>
+      <w:r>
+        <w:t xml:space="preserve">is a question NotebookLM can answer from your actual files rather than from the AI’s training data. For long projects with a lot of accumulated context, NotebookLM is a powerful complement to the standard chat interface.</w:t>
+      </w:r>
+    </w:p>
+    <w:p>
+      <w:pPr>
+        <w:pStyle w:val="BodyText"/>
+      </w:pPr>
+      <w:r>
+        <w:rPr>
+          <w:i/>
+          <w:iCs/>
+        </w:rPr>
+        <w:t xml:space="preserve">Antigravity.</w:t>
+      </w:r>
+      <w:r>
+        <w:t xml:space="preserve"> </w:t>
+      </w:r>
+      <w:r>
+        <w:t xml:space="preserve">Antigravity is a Google DeepMind product, and at the Google One AI Premium tier you have access to the same Gemini models that power Antigravity’s agent capabilities. This means your coding sessions in Antigravity and your chat sessions in Gemini Advanced are running on the same underlying model — the context you build in one is structurally compatible with how the other reasons.</w:t>
+      </w:r>
+    </w:p>
+    <w:p>
+      <w:pPr>
+        <w:pStyle w:val="BodyText"/>
+      </w:pPr>
+      <w:r>
+        <w:rPr>
+          <w:i/>
+          <w:iCs/>
+        </w:rPr>
+        <w:t xml:space="preserve">Raw model capacity.</w:t>
+      </w:r>
+      <w:r>
+        <w:t xml:space="preserve"> </w:t>
+      </w:r>
+      <w:r>
+        <w:t xml:space="preserve">Gemini’s context window and multimodal capabilities (code, text, images, and increasingly structured data) give it flexibility for tasks that require processing large amounts of existing material.</w:t>
+      </w:r>
+    </w:p>
+    <w:p>
+      <w:pPr>
+        <w:pStyle w:val="BodyText"/>
+      </w:pPr>
+      <w:r>
+        <w:rPr>
+          <w:b/>
+          <w:bCs/>
+        </w:rPr>
+        <w:t xml:space="preserve">How to use Gemini efficiently at $20/month:</w:t>
+      </w:r>
+      <w:r>
+        <w:t xml:space="preserve"> </w:t>
+      </w:r>
+      <w:r>
+        <w:t xml:space="preserve">Use Antigravity for hands-on coding sessions. Use NotebookLM to reason across your accumulated project documents. Use Gemini chat for ecosystem-integrated tasks — anything touching Google Docs or your Drive. The three products, used together, cover more workflow surface area than any other $20 tier.</w:t>
       </w:r>
     </w:p>
     <w:p>
@@ -20058,14 +19511,15 @@
         </w:pict>
       </w:r>
     </w:p>
-    <w:bookmarkEnd w:id="96"/>
-    <w:bookmarkStart w:id="97" w:name="debrief-10"/>
+    <w:bookmarkEnd w:id="99"/>
+    <w:bookmarkEnd w:id="100"/>
+    <w:bookmarkStart w:id="101" w:name="the-200month-professional-tier"/>
     <w:p>
       <w:pPr>
         <w:pStyle w:val="Heading2"/>
       </w:pPr>
       <w:r>
-        <w:t xml:space="preserve">Debrief</w:t>
+        <w:t xml:space="preserve">The $200/Month Professional Tier</w:t>
       </w:r>
     </w:p>
     <w:p>
@@ -20073,33 +19527,39 @@
         <w:pStyle w:val="FirstParagraph"/>
       </w:pPr>
       <w:r>
-        <w:t xml:space="preserve">Two agents, two tasks, one session. The throughput advantage is real — both tasks completed in the time one would have taken. The coordination cost is also real: you had to specify scope explicitly for each agent, monitor both sessions, and review both outputs as a pair before updating context.md.</w:t>
-      </w:r>
-    </w:p>
-    <w:p>
-      <w:pPr>
-        <w:pStyle w:val="BodyText"/>
-      </w:pPr>
-      <w:r>
-        <w:rPr>
-          <w:b/>
-          <w:bCs/>
-        </w:rPr>
-        <w:t xml:space="preserve">Parallel agents multiply throughput when scopes are clean. They multiply problems when they are not.</w:t>
-      </w:r>
-      <w:r>
-        <w:t xml:space="preserve"> </w:t>
-      </w:r>
-      <w:r>
-        <w:t xml:space="preserve">The discipline that makes this work is not multi-agent-specific — it is the same scope discipline from Chapter 6 and the same review discipline from Chapter 4. The only thing that changes at scale is that you apply those disciplines to two agents at once instead of one.</w:t>
-      </w:r>
-    </w:p>
-    <w:p>
-      <w:pPr>
-        <w:pStyle w:val="BodyText"/>
-      </w:pPr>
-      <w:r>
-        <w:t xml:space="preserve">Manager View becomes useful when you have a backlog of independent tasks. In Chapter 12, you will see how to identify those tasks systematically — which is what sprint planning is for. A sprint is not just a time box. It is an analysis of what work is truly independent, so you know which tasks can run in parallel and which must serialize.</w:t>
+        <w:t xml:space="preserve">At $200/month, the math changes.</w:t>
+      </w:r>
+    </w:p>
+    <w:p>
+      <w:pPr>
+        <w:pStyle w:val="BodyText"/>
+      </w:pPr>
+      <w:r>
+        <w:t xml:space="preserve">Claude Max, ChatGPT Pro, and comparable tiers at this price point offer substantially higher rate limits, priority access to the most capable models, and in some cases access to experimental features not available at the lower tier. The practical difference is not just quantity — it is the ability to run extended, uninterrupted sessions that would hit limits on the $20 tier.</w:t>
+      </w:r>
+    </w:p>
+    <w:p>
+      <w:pPr>
+        <w:pStyle w:val="BodyText"/>
+      </w:pPr>
+      <w:r>
+        <w:t xml:space="preserve">For a developer working with AI tools daily on a professional project — not for an hour a week but for several hours a day — $200/month is often the right answer. The productivity gain from uninterrupted sessions, combined with access to the best models, typically pays for itself quickly in reduced friction and higher-quality output.</w:t>
+      </w:r>
+    </w:p>
+    <w:p>
+      <w:pPr>
+        <w:pStyle w:val="BodyText"/>
+      </w:pPr>
+      <w:r>
+        <w:t xml:space="preserve">That said, even at $200/month, the portability principles apply. You still want context.md maintained. You still want to be able to switch if a tool has an outage. You still want your methodology to be the constant, not your vendor.</w:t>
+      </w:r>
+    </w:p>
+    <w:p>
+      <w:pPr>
+        <w:pStyle w:val="BodyText"/>
+      </w:pPr>
+      <w:r>
+        <w:t xml:space="preserve">The difference at $200/month is that the credit pressure largely disappears, and the tool rotation strategy becomes a choice rather than a necessity.</w:t>
       </w:r>
     </w:p>
     <w:p>
@@ -20109,77 +19569,122 @@
         </w:pict>
       </w:r>
     </w:p>
+    <w:bookmarkEnd w:id="101"/>
+    <w:bookmarkStart w:id="102" w:name="the-weekend-warrior-strategy"/>
+    <w:p>
+      <w:pPr>
+        <w:pStyle w:val="Heading2"/>
+      </w:pPr>
+      <w:r>
+        <w:t xml:space="preserve">The Weekend Warrior Strategy</w:t>
+      </w:r>
+    </w:p>
     <w:p>
       <w:pPr>
         <w:pStyle w:val="FirstParagraph"/>
       </w:pPr>
       <w:r>
-        <w:rPr>
-          <w:i/>
-          <w:iCs/>
-        </w:rPr>
-        <w:t xml:space="preserve">Parallelism is a throughput multiplier, not a coordination shortcut. The discipline still runs once per agent.</w:t>
-      </w:r>
-    </w:p>
-    <w:bookmarkEnd w:id="97"/>
-    <w:bookmarkEnd w:id="98"/>
-    <w:bookmarkStart w:id="107" w:name="chapter-12-the-sprint-cadence"/>
-    <w:p>
-      <w:pPr>
-        <w:pStyle w:val="Heading1"/>
-      </w:pPr>
-      <w:r>
-        <w:t xml:space="preserve">Chapter 12: The Sprint Cadence</w:t>
-      </w:r>
-    </w:p>
-    <w:p>
-      <w:pPr>
-        <w:pStyle w:val="FirstParagraph"/>
-      </w:pPr>
-      <w:r>
-        <w:t xml:space="preserve">You have been running sprints without calling them that.</w:t>
-      </w:r>
-    </w:p>
-    <w:p>
-      <w:pPr>
-        <w:pStyle w:val="BodyText"/>
-      </w:pPr>
-      <w:r>
-        <w:t xml:space="preserve">Look at how this book is structured. Each chapter is a unit of work with a goal, a scenario, a definition of done, and a commit at the end. You planned chapters before writing them. You reviewed them before committing. You updated the sprint plan after each one. That is a sprint cadence — a recurring cycle of plan, execute, review, repeat.</w:t>
-      </w:r>
-    </w:p>
-    <w:p>
-      <w:pPr>
-        <w:pStyle w:val="BodyText"/>
-      </w:pPr>
-      <w:r>
-        <w:t xml:space="preserve">Now apply it to software. A session is one loop: Start, Implement, Verify, Review, Update. A sprint is several sessions grouped around a coherent goal. The sprint cadence is the rhythm that governs which sessions run, in what order, and when the sprint is done.</w:t>
-      </w:r>
-    </w:p>
-    <w:p>
-      <w:pPr>
-        <w:pStyle w:val="BodyText"/>
-      </w:pPr>
+        <w:t xml:space="preserve">If you are a hobbyist, an open-source contributor, or someone building side projects on a limited budget, the free and $20/month tiers are entirely viable — with the right workflow.</w:t>
+      </w:r>
+    </w:p>
+    <w:p>
+      <w:pPr>
+        <w:pStyle w:val="BodyText"/>
+      </w:pPr>
+      <w:r>
+        <w:t xml:space="preserve">The key insight: AI credits are not scarce if you are disciplined about what you do with them. The failure mode that burns credits fastest is undirected exploration — vague prompts, iterative correction, context reconstruction. AgentFlow’s structure — one requirement, one scoped session, one verified result — is inherently credit-efficient. Every prompt has a purpose. Every session ends with committed, tested code.</w:t>
+      </w:r>
+    </w:p>
+    <w:p>
+      <w:pPr>
+        <w:pStyle w:val="BodyText"/>
+      </w:pPr>
+      <w:r>
+        <w:t xml:space="preserve">A practical weekend warrior setup:</w:t>
+      </w:r>
+      <w:r>
+        <w:t xml:space="preserve"> </w:t>
+      </w:r>
+      <w:r>
+        <w:t xml:space="preserve">-</w:t>
+      </w:r>
+      <w:r>
+        <w:t xml:space="preserve"> </w:t>
+      </w:r>
       <w:r>
         <w:rPr>
           <w:b/>
           <w:bCs/>
         </w:rPr>
-        <w:t xml:space="preserve">Without a cadence, you optimize sessions but not the project.</w:t>
-      </w:r>
-      <w:r>
-        <w:t xml:space="preserve"> </w:t>
-      </w:r>
-      <w:r>
-        <w:t xml:space="preserve">Each session is locally fine — good requirement, clean implementation, tests passing. But there is no global view: features accumulate without a theme, decisions that should have been made together get made in isolation, and the backlog grows unchecked because nothing ever closes.</w:t>
-      </w:r>
-    </w:p>
-    <w:p>
-      <w:pPr>
-        <w:pStyle w:val="BodyText"/>
-      </w:pPr>
-      <w:r>
-        <w:t xml:space="preserve">The sprint cadence closes things. Plan the sprint, execute the sprint, review the sprint, update context. Then plan the next one.</w:t>
+        <w:t xml:space="preserve">Primary tool</w:t>
+      </w:r>
+      <w:r>
+        <w:t xml:space="preserve">: Antigravity (Gemini, free tier or $20/month) for hands-on coding sessions</w:t>
+      </w:r>
+      <w:r>
+        <w:t xml:space="preserve"> </w:t>
+      </w:r>
+      <w:r>
+        <w:t xml:space="preserve">-</w:t>
+      </w:r>
+      <w:r>
+        <w:t xml:space="preserve"> </w:t>
+      </w:r>
+      <w:r>
+        <w:rPr>
+          <w:b/>
+          <w:bCs/>
+        </w:rPr>
+        <w:t xml:space="preserve">Backup tool</w:t>
+      </w:r>
+      <w:r>
+        <w:t xml:space="preserve">: ChatGPT Plus ($20/month) for when Antigravity’s rate limit fires — especially for longer implementation runs where ChatGPT’s credit budget goes further</w:t>
+      </w:r>
+      <w:r>
+        <w:t xml:space="preserve"> </w:t>
+      </w:r>
+      <w:r>
+        <w:t xml:space="preserve">-</w:t>
+      </w:r>
+      <w:r>
+        <w:t xml:space="preserve"> </w:t>
+      </w:r>
+      <w:r>
+        <w:rPr>
+          <w:b/>
+          <w:bCs/>
+        </w:rPr>
+        <w:t xml:space="preserve">Reasoning tasks</w:t>
+      </w:r>
+      <w:r>
+        <w:t xml:space="preserve">: Claude ($20/month) for complex logic, document work, and anything that benefits from careful analysis</w:t>
+      </w:r>
+      <w:r>
+        <w:t xml:space="preserve"> </w:t>
+      </w:r>
+      <w:r>
+        <w:t xml:space="preserve">-</w:t>
+      </w:r>
+      <w:r>
+        <w:t xml:space="preserve"> </w:t>
+      </w:r>
+      <w:r>
+        <w:rPr>
+          <w:b/>
+          <w:bCs/>
+        </w:rPr>
+        <w:t xml:space="preserve">Total monthly spend</w:t>
+      </w:r>
+      <w:r>
+        <w:t xml:space="preserve">: $40 for two $20 subscriptions, or $20 for one and free tier on the other</w:t>
+      </w:r>
+    </w:p>
+    <w:p>
+      <w:pPr>
+        <w:pStyle w:val="BodyText"/>
+      </w:pPr>
+      <w:r>
+        <w:t xml:space="preserve">With AgentFlow’s context files in place, the tool rotation is invisible to the project. Monday you are in Antigravity. Tuesday the rate limit fires and you switch to ChatGPT. Wednesday you come back to Antigravity. The project has no idea. The context.md knows exactly where you are.</w:t>
       </w:r>
     </w:p>
     <w:p>
@@ -20189,13 +19694,14 @@
         </w:pict>
       </w:r>
     </w:p>
-    <w:bookmarkStart w:id="99" w:name="what-sprint-planning-produces"/>
+    <w:bookmarkEnd w:id="102"/>
+    <w:bookmarkStart w:id="103" w:name="a-full-tool-switch-walkthrough"/>
     <w:p>
       <w:pPr>
         <w:pStyle w:val="Heading2"/>
       </w:pPr>
       <w:r>
-        <w:t xml:space="preserve">What Sprint Planning Produces</w:t>
+        <w:t xml:space="preserve">A Full Tool-Switch Walkthrough</w:t>
       </w:r>
     </w:p>
     <w:p>
@@ -20203,7 +19709,45 @@
         <w:pStyle w:val="FirstParagraph"/>
       </w:pPr>
       <w:r>
-        <w:t xml:space="preserve">A sprint plan is not a Gantt chart. It is a one-page analysis that answers five questions before you open Antigravity:</w:t>
+        <w:t xml:space="preserve">Here is the scenario in concrete terms.</w:t>
+      </w:r>
+    </w:p>
+    <w:p>
+      <w:pPr>
+        <w:pStyle w:val="BodyText"/>
+      </w:pPr>
+      <w:r>
+        <w:t xml:space="preserve">You are in Antigravity. You are halfway through implementing the</w:t>
+      </w:r>
+      <w:r>
+        <w:t xml:space="preserve"> </w:t>
+      </w:r>
+      <w:r>
+        <w:rPr>
+          <w:rStyle w:val="VerbatimChar"/>
+        </w:rPr>
+        <w:t xml:space="preserve">export</w:t>
+      </w:r>
+      <w:r>
+        <w:t xml:space="preserve"> </w:t>
+      </w:r>
+      <w:r>
+        <w:t xml:space="preserve">command — Increment 2 of 3, adding CSV output. The agent has modified</w:t>
+      </w:r>
+      <w:r>
+        <w:t xml:space="preserve"> </w:t>
+      </w:r>
+      <w:r>
+        <w:rPr>
+          <w:rStyle w:val="VerbatimChar"/>
+        </w:rPr>
+        <w:t xml:space="preserve">tasks.py</w:t>
+      </w:r>
+      <w:r>
+        <w:t xml:space="preserve"> </w:t>
+      </w:r>
+      <w:r>
+        <w:t xml:space="preserve">and is mid-run on the tests when Antigravity hits your rate limit for the day.</w:t>
       </w:r>
     </w:p>
     <w:p>
@@ -20215,148 +19759,137 @@
           <w:b/>
           <w:bCs/>
         </w:rPr>
-        <w:t xml:space="preserve">1. What is the sprint goal?</w:t>
-      </w:r>
-      <w:r>
-        <w:t xml:space="preserve"> </w:t>
-      </w:r>
-      <w:r>
-        <w:t xml:space="preserve">One sentence. Not a list of features — the reason this set of features belongs together.</w:t>
-      </w:r>
-      <w:r>
-        <w:t xml:space="preserve"> </w:t>
-      </w:r>
-      <w:r>
-        <w:t xml:space="preserve">“Export capabilities”</w:t>
-      </w:r>
-      <w:r>
-        <w:t xml:space="preserve"> </w:t>
-      </w:r>
-      <w:r>
-        <w:t xml:space="preserve">is a goal.</w:t>
-      </w:r>
-      <w:r>
-        <w:t xml:space="preserve"> </w:t>
-      </w:r>
-      <w:r>
-        <w:t xml:space="preserve">“Add –format csv, export command, and fix the priority filter bug”</w:t>
-      </w:r>
-      <w:r>
-        <w:t xml:space="preserve"> </w:t>
-      </w:r>
-      <w:r>
-        <w:t xml:space="preserve">is a task list, not a goal.</w:t>
-      </w:r>
-    </w:p>
-    <w:p>
-      <w:pPr>
-        <w:pStyle w:val="BodyText"/>
+        <w:t xml:space="preserve">Step 1:</w:t>
+      </w:r>
+      <w:r>
+        <w:t xml:space="preserve"> </w:t>
+      </w:r>
+      <w:r>
+        <w:t xml:space="preserve">Open your terminal. Commit what exists:</w:t>
+      </w:r>
+    </w:p>
+    <w:p>
+      <w:pPr>
+        <w:pStyle w:val="SourceCode"/>
+      </w:pPr>
+      <w:r>
+        <w:rPr>
+          <w:rStyle w:val="FunctionTok"/>
+        </w:rPr>
+        <w:t xml:space="preserve">git</w:t>
+      </w:r>
+      <w:r>
+        <w:rPr>
+          <w:rStyle w:val="NormalTok"/>
+        </w:rPr>
+        <w:t xml:space="preserve"> add tasks.py tests/test_tasks.py</w:t>
+      </w:r>
+      <w:r>
+        <w:br/>
+      </w:r>
+      <w:r>
+        <w:rPr>
+          <w:rStyle w:val="FunctionTok"/>
+        </w:rPr>
+        <w:t xml:space="preserve">git</w:t>
+      </w:r>
+      <w:r>
+        <w:rPr>
+          <w:rStyle w:val="NormalTok"/>
+        </w:rPr>
+        <w:t xml:space="preserve"> commit </w:t>
+      </w:r>
+      <w:r>
+        <w:rPr>
+          <w:rStyle w:val="AttributeTok"/>
+        </w:rPr>
+        <w:t xml:space="preserve">-m</w:t>
+      </w:r>
+      <w:r>
+        <w:rPr>
+          <w:rStyle w:val="NormalTok"/>
+        </w:rPr>
+        <w:t xml:space="preserve"> </w:t>
+      </w:r>
+      <w:r>
+        <w:rPr>
+          <w:rStyle w:val="StringTok"/>
+        </w:rPr>
+        <w:t xml:space="preserve">"WIP: export CSV mid-implementation, tests failing on csv format — see context.md"</w:t>
+      </w:r>
+    </w:p>
+    <w:p>
+      <w:pPr>
+        <w:pStyle w:val="FirstParagraph"/>
       </w:pPr>
       <w:r>
         <w:rPr>
           <w:b/>
           <w:bCs/>
         </w:rPr>
-        <w:t xml:space="preserve">2. What features are in scope?</w:t>
-      </w:r>
-      <w:r>
-        <w:t xml:space="preserve"> </w:t>
-      </w:r>
-      <w:r>
-        <w:t xml:space="preserve">List the specific features. Each one maps to a requirement you will write before implementing. Anything not on the list is out of scope for this sprint — it goes to the backlog.</w:t>
-      </w:r>
-    </w:p>
-    <w:p>
-      <w:pPr>
-        <w:pStyle w:val="BodyText"/>
+        <w:t xml:space="preserve">Step 2:</w:t>
+      </w:r>
+      <w:r>
+        <w:t xml:space="preserve"> </w:t>
+      </w:r>
+      <w:r>
+        <w:t xml:space="preserve">Update context.md — add one line to</w:t>
+      </w:r>
+      <w:r>
+        <w:t xml:space="preserve"> </w:t>
+      </w:r>
+      <w:r>
+        <w:t xml:space="preserve">“Current Work”</w:t>
+      </w:r>
+      <w:r>
+        <w:t xml:space="preserve">:</w:t>
+      </w:r>
+    </w:p>
+    <w:p>
+      <w:pPr>
+        <w:pStyle w:val="SourceCode"/>
+      </w:pPr>
+      <w:r>
+        <w:rPr>
+          <w:rStyle w:val="VerbatimChar"/>
+        </w:rPr>
+        <w:t xml:space="preserve">WIP: Increment 2 of export command (CSV output). tasks.py modified,</w:t>
+      </w:r>
+      <w:r>
+        <w:br/>
+      </w:r>
+      <w:r>
+        <w:rPr>
+          <w:rStyle w:val="VerbatimChar"/>
+        </w:rPr>
+        <w:t xml:space="preserve">tests/test_tasks.py has new tests. Tests failing — csv format not yet</w:t>
+      </w:r>
+      <w:r>
+        <w:br/>
+      </w:r>
+      <w:r>
+        <w:rPr>
+          <w:rStyle w:val="VerbatimChar"/>
+        </w:rPr>
+        <w:t xml:space="preserve">matching expected output. Next: fix output format in export_csv() function.</w:t>
+      </w:r>
+    </w:p>
+    <w:p>
+      <w:pPr>
+        <w:pStyle w:val="FirstParagraph"/>
       </w:pPr>
       <w:r>
         <w:rPr>
           <w:b/>
           <w:bCs/>
         </w:rPr>
-        <w:t xml:space="preserve">3. What are the dependencies?</w:t>
-      </w:r>
-      <w:r>
-        <w:t xml:space="preserve"> </w:t>
-      </w:r>
-      <w:r>
-        <w:t xml:space="preserve">Which features depend on other features being done first? A</w:t>
-      </w:r>
-      <w:r>
-        <w:t xml:space="preserve"> </w:t>
-      </w:r>
-      <w:r>
-        <w:rPr>
-          <w:rStyle w:val="VerbatimChar"/>
-        </w:rPr>
-        <w:t xml:space="preserve">--format csv</w:t>
-      </w:r>
-      <w:r>
-        <w:t xml:space="preserve"> </w:t>
-      </w:r>
-      <w:r>
-        <w:t xml:space="preserve">flag on</w:t>
-      </w:r>
-      <w:r>
-        <w:t xml:space="preserve"> </w:t>
-      </w:r>
-      <w:r>
-        <w:rPr>
-          <w:rStyle w:val="VerbatimChar"/>
-        </w:rPr>
-        <w:t xml:space="preserve">list</w:t>
-      </w:r>
-      <w:r>
-        <w:t xml:space="preserve"> </w:t>
-      </w:r>
-      <w:r>
-        <w:t xml:space="preserve">depends on nothing. An</w:t>
-      </w:r>
-      <w:r>
-        <w:t xml:space="preserve"> </w:t>
-      </w:r>
-      <w:r>
-        <w:rPr>
-          <w:rStyle w:val="VerbatimChar"/>
-        </w:rPr>
-        <w:t xml:space="preserve">export</w:t>
-      </w:r>
-      <w:r>
-        <w:t xml:space="preserve"> </w:t>
-      </w:r>
-      <w:r>
-        <w:t xml:space="preserve">command that produces the same format as</w:t>
-      </w:r>
-      <w:r>
-        <w:t xml:space="preserve"> </w:t>
-      </w:r>
-      <w:r>
-        <w:rPr>
-          <w:rStyle w:val="VerbatimChar"/>
-        </w:rPr>
-        <w:t xml:space="preserve">--format csv</w:t>
-      </w:r>
-      <w:r>
-        <w:t xml:space="preserve"> </w:t>
-      </w:r>
-      <w:r>
-        <w:t xml:space="preserve">depends on the CSV format decision being made first — but not necessarily on</w:t>
-      </w:r>
-      <w:r>
-        <w:t xml:space="preserve"> </w:t>
-      </w:r>
-      <w:r>
-        <w:rPr>
-          <w:rStyle w:val="VerbatimChar"/>
-        </w:rPr>
-        <w:t xml:space="preserve">--format csv</w:t>
-      </w:r>
-      <w:r>
-        <w:t xml:space="preserve"> </w:t>
-      </w:r>
-      <w:r>
-        <w:t xml:space="preserve">being fully built.</w:t>
+        <w:t xml:space="preserve">Step 3:</w:t>
+      </w:r>
+      <w:r>
+        <w:t xml:space="preserve"> </w:t>
+      </w:r>
+      <w:r>
+        <w:t xml:space="preserve">Open ChatGPT (or Claude, or whichever tool you are rotating to). Start a new conversation.</w:t>
       </w:r>
     </w:p>
     <w:p>
@@ -20368,71 +19901,250 @@
           <w:b/>
           <w:bCs/>
         </w:rPr>
-        <w:t xml:space="preserve">4. Which tasks can run in parallel?</w:t>
-      </w:r>
-      <w:r>
-        <w:t xml:space="preserve"> </w:t>
-      </w:r>
-      <w:r>
-        <w:t xml:space="preserve">If two features have no shared file writes and no dependency between them, they are parallelism candidates. Identify them explicitly. This is the sprint planning analysis that makes Chapter 11’s Manager View useful at scale.</w:t>
-      </w:r>
-    </w:p>
-    <w:p>
-      <w:pPr>
-        <w:pStyle w:val="BodyText"/>
+        <w:t xml:space="preserve">Step 4:</w:t>
+      </w:r>
+      <w:r>
+        <w:t xml:space="preserve"> </w:t>
+      </w:r>
+      <w:r>
+        <w:t xml:space="preserve">Run the handoff prompt:</w:t>
+      </w:r>
+    </w:p>
+    <w:p>
+      <w:pPr>
+        <w:pStyle w:val="SourceCode"/>
+      </w:pPr>
+      <w:r>
+        <w:rPr>
+          <w:rStyle w:val="VerbatimChar"/>
+        </w:rPr>
+        <w:t xml:space="preserve">I'm switching AI tools mid-session due to a rate limit. Here are two files</w:t>
+      </w:r>
+      <w:r>
+        <w:br/>
+      </w:r>
+      <w:r>
+        <w:rPr>
+          <w:rStyle w:val="VerbatimChar"/>
+        </w:rPr>
+        <w:t xml:space="preserve">that describe my project — read them carefully before we continue.</w:t>
+      </w:r>
+      <w:r>
+        <w:br/>
+      </w:r>
+      <w:r>
+        <w:br/>
+      </w:r>
+      <w:r>
+        <w:rPr>
+          <w:rStyle w:val="VerbatimChar"/>
+        </w:rPr>
+        <w:t xml:space="preserve">[paste context.md contents]</w:t>
+      </w:r>
+      <w:r>
+        <w:br/>
+      </w:r>
+      <w:r>
+        <w:br/>
+      </w:r>
+      <w:r>
+        <w:rPr>
+          <w:rStyle w:val="VerbatimChar"/>
+        </w:rPr>
+        <w:t xml:space="preserve">[paste decisions.md contents]</w:t>
+      </w:r>
+      <w:r>
+        <w:br/>
+      </w:r>
+      <w:r>
+        <w:br/>
+      </w:r>
+      <w:r>
+        <w:rPr>
+          <w:rStyle w:val="VerbatimChar"/>
+        </w:rPr>
+        <w:t xml:space="preserve">Tell me:</w:t>
+      </w:r>
+      <w:r>
+        <w:br/>
+      </w:r>
+      <w:r>
+        <w:rPr>
+          <w:rStyle w:val="VerbatimChar"/>
+        </w:rPr>
+        <w:t xml:space="preserve">1. What are we building?</w:t>
+      </w:r>
+      <w:r>
+        <w:br/>
+      </w:r>
+      <w:r>
+        <w:rPr>
+          <w:rStyle w:val="VerbatimChar"/>
+        </w:rPr>
+        <w:t xml:space="preserve">2. What is the current state of the implementation?</w:t>
+      </w:r>
+      <w:r>
+        <w:br/>
+      </w:r>
+      <w:r>
+        <w:rPr>
+          <w:rStyle w:val="VerbatimChar"/>
+        </w:rPr>
+        <w:t xml:space="preserve">3. What is the next step?</w:t>
+      </w:r>
+      <w:r>
+        <w:br/>
+      </w:r>
+      <w:r>
+        <w:rPr>
+          <w:rStyle w:val="VerbatimChar"/>
+        </w:rPr>
+        <w:t xml:space="preserve">4. What constraints apply to output format and error handling?</w:t>
+      </w:r>
+    </w:p>
+    <w:p>
+      <w:pPr>
+        <w:pStyle w:val="BlockText"/>
       </w:pPr>
       <w:r>
         <w:rPr>
           <w:b/>
           <w:bCs/>
         </w:rPr>
-        <w:t xml:space="preserve">5. What is</w:t>
-      </w:r>
+        <w:t xml:space="preserve">Watch For:</w:t>
+      </w:r>
+      <w:r>
+        <w:t xml:space="preserve"> </w:t>
+      </w:r>
+      <w:r>
+        <w:t xml:space="preserve">The agent correctly identifying the WIP state, the failing tests, the export command context, and the key decisions (error behavior, output format consistency). If it gets these right from the files, you are ready.</w:t>
+      </w:r>
+    </w:p>
+    <w:p>
+      <w:pPr>
+        <w:pStyle w:val="FirstParagraph"/>
+      </w:pPr>
       <w:r>
         <w:rPr>
           <w:b/>
           <w:bCs/>
         </w:rPr>
-        <w:t xml:space="preserve"> </w:t>
-      </w:r>
-      <w:r>
-        <w:rPr>
-          <w:b/>
-          <w:bCs/>
-        </w:rPr>
-        <w:t xml:space="preserve">“done”</w:t>
-      </w:r>
-      <w:r>
-        <w:rPr>
-          <w:b/>
-          <w:bCs/>
-        </w:rPr>
-        <w:t xml:space="preserve"> </w:t>
-      </w:r>
-      <w:r>
-        <w:rPr>
-          <w:b/>
-          <w:bCs/>
-        </w:rPr>
-        <w:t xml:space="preserve">for this sprint?</w:t>
-      </w:r>
-      <w:r>
-        <w:t xml:space="preserve"> </w:t>
-      </w:r>
-      <w:r>
-        <w:t xml:space="preserve">State the exit criteria before starting. Not</w:t>
-      </w:r>
-      <w:r>
-        <w:t xml:space="preserve"> </w:t>
-      </w:r>
-      <w:r>
-        <w:t xml:space="preserve">“it feels finished”</w:t>
-      </w:r>
-      <w:r>
-        <w:t xml:space="preserve"> </w:t>
-      </w:r>
-      <w:r>
-        <w:t xml:space="preserve">— a specific count of tests, a specific set of commands, a specific update to context.md. If you cannot state done before starting, the sprint scope is not clear enough.</w:t>
+        <w:t xml:space="preserve">Step 5:</w:t>
+      </w:r>
+      <w:r>
+        <w:t xml:space="preserve"> </w:t>
+      </w:r>
+      <w:r>
+        <w:t xml:space="preserve">Continue with the increment:</w:t>
+      </w:r>
+    </w:p>
+    <w:p>
+      <w:pPr>
+        <w:pStyle w:val="SourceCode"/>
+      </w:pPr>
+      <w:r>
+        <w:rPr>
+          <w:rStyle w:val="VerbatimChar"/>
+        </w:rPr>
+        <w:t xml:space="preserve">We're mid-implementation on the export command, Increment 2: CSV output.</w:t>
+      </w:r>
+      <w:r>
+        <w:br/>
+      </w:r>
+      <w:r>
+        <w:rPr>
+          <w:rStyle w:val="VerbatimChar"/>
+        </w:rPr>
+        <w:t xml:space="preserve">tasks.py has been modified. tests/test_tasks.py has new tests that are</w:t>
+      </w:r>
+      <w:r>
+        <w:br/>
+      </w:r>
+      <w:r>
+        <w:rPr>
+          <w:rStyle w:val="VerbatimChar"/>
+        </w:rPr>
+        <w:t xml:space="preserve">currently failing because the CSV format doesn't match the expected output.</w:t>
+      </w:r>
+      <w:r>
+        <w:br/>
+      </w:r>
+      <w:r>
+        <w:br/>
+      </w:r>
+      <w:r>
+        <w:rPr>
+          <w:rStyle w:val="VerbatimChar"/>
+        </w:rPr>
+        <w:t xml:space="preserve">The current tasks.json schema is:</w:t>
+      </w:r>
+      <w:r>
+        <w:br/>
+      </w:r>
+      <w:r>
+        <w:rPr>
+          <w:rStyle w:val="VerbatimChar"/>
+        </w:rPr>
+        <w:t xml:space="preserve">{"id": int, "description": str, "done": bool, "priority": str, "due_date": str|null}</w:t>
+      </w:r>
+      <w:r>
+        <w:br/>
+      </w:r>
+      <w:r>
+        <w:br/>
+      </w:r>
+      <w:r>
+        <w:rPr>
+          <w:rStyle w:val="VerbatimChar"/>
+        </w:rPr>
+        <w:t xml:space="preserve">Fix the export_csv() function in tasks.py so the CSV output format is:</w:t>
+      </w:r>
+      <w:r>
+        <w:br/>
+      </w:r>
+      <w:r>
+        <w:rPr>
+          <w:rStyle w:val="VerbatimChar"/>
+        </w:rPr>
+        <w:t xml:space="preserve">id,description,done,priority,due_date</w:t>
+      </w:r>
+      <w:r>
+        <w:br/>
+      </w:r>
+      <w:r>
+        <w:rPr>
+          <w:rStyle w:val="VerbatimChar"/>
+        </w:rPr>
+        <w:t xml:space="preserve">1,Buy groceries,False,medium,</w:t>
+      </w:r>
+      <w:r>
+        <w:br/>
+      </w:r>
+      <w:r>
+        <w:rPr>
+          <w:rStyle w:val="VerbatimChar"/>
+        </w:rPr>
+        <w:t xml:space="preserve">2,Fix bug,False,high,2026-04-01</w:t>
+      </w:r>
+      <w:r>
+        <w:br/>
+      </w:r>
+      <w:r>
+        <w:br/>
+      </w:r>
+      <w:r>
+        <w:rPr>
+          <w:rStyle w:val="VerbatimChar"/>
+        </w:rPr>
+        <w:t xml:space="preserve">Run the tests and confirm they pass.</w:t>
+      </w:r>
+    </w:p>
+    <w:p>
+      <w:pPr>
+        <w:pStyle w:val="FirstParagraph"/>
+      </w:pPr>
+      <w:r>
+        <w:t xml:space="preserve">The new agent picks up exactly where Antigravity left off. It has the project context, the constraint history, and the specific current task. The rate limit interruption cost you less than ten minutes.</w:t>
       </w:r>
     </w:p>
     <w:p>
@@ -20442,14 +20154,14 @@
         </w:pict>
       </w:r>
     </w:p>
-    <w:bookmarkEnd w:id="99"/>
-    <w:bookmarkStart w:id="100" w:name="the-failure-path-no-plan"/>
+    <w:bookmarkEnd w:id="103"/>
+    <w:bookmarkStart w:id="104" w:name="debrief-10"/>
     <w:p>
       <w:pPr>
         <w:pStyle w:val="Heading2"/>
       </w:pPr>
       <w:r>
-        <w:t xml:space="preserve">The Failure Path: No Plan</w:t>
+        <w:t xml:space="preserve">Debrief</w:t>
       </w:r>
     </w:p>
     <w:p>
@@ -20457,57 +20169,15 @@
         <w:pStyle w:val="FirstParagraph"/>
       </w:pPr>
       <w:r>
-        <w:t xml:space="preserve">The task manager needs export capabilities. Two features:</w:t>
-      </w:r>
-      <w:r>
-        <w:t xml:space="preserve"> </w:t>
-      </w:r>
-      <w:r>
-        <w:rPr>
-          <w:rStyle w:val="VerbatimChar"/>
-        </w:rPr>
-        <w:t xml:space="preserve">--format csv</w:t>
-      </w:r>
-      <w:r>
-        <w:t xml:space="preserve"> </w:t>
-      </w:r>
-      <w:r>
-        <w:t xml:space="preserve">on</w:t>
-      </w:r>
-      <w:r>
-        <w:t xml:space="preserve"> </w:t>
-      </w:r>
-      <w:r>
-        <w:rPr>
-          <w:rStyle w:val="VerbatimChar"/>
-        </w:rPr>
-        <w:t xml:space="preserve">list</w:t>
-      </w:r>
-      <w:r>
-        <w:t xml:space="preserve">, and an</w:t>
-      </w:r>
-      <w:r>
-        <w:t xml:space="preserve"> </w:t>
-      </w:r>
-      <w:r>
-        <w:rPr>
-          <w:rStyle w:val="VerbatimChar"/>
-        </w:rPr>
-        <w:t xml:space="preserve">export</w:t>
-      </w:r>
-      <w:r>
-        <w:t xml:space="preserve"> </w:t>
-      </w:r>
-      <w:r>
-        <w:t xml:space="preserve">command that writes tasks to a CSV file.</w:t>
-      </w:r>
-    </w:p>
-    <w:p>
-      <w:pPr>
-        <w:pStyle w:val="BodyText"/>
-      </w:pPr>
-      <w:r>
-        <w:t xml:space="preserve">Jump straight in. Open Manager View, create two agents, and give each a rough description:</w:t>
+        <w:t xml:space="preserve">The tool landscape at $0–$20/month is genuinely capable. The gap between free-tier AI coding and professional-tier AI coding is not primarily about model quality — it is about credit volume and feature breadth. The models at the $20 tier are good. The question is how many sessions you get before the limit fires.</w:t>
+      </w:r>
+    </w:p>
+    <w:p>
+      <w:pPr>
+        <w:pStyle w:val="BodyText"/>
+      </w:pPr>
+      <w:r>
+        <w:t xml:space="preserve">AgentFlow changes the calculation in two ways. First, it makes every session more efficient — fewer wasted prompts, cleaner context, less reconstruction overhead. Second, it makes tool switching seamless — because the project state lives in files, not in any agent’s memory.</w:t>
       </w:r>
     </w:p>
     <w:p>
@@ -20519,234 +20189,29 @@
           <w:b/>
           <w:bCs/>
         </w:rPr>
-        <w:t xml:space="preserve">Agent A:</w:t>
-      </w:r>
-    </w:p>
-    <w:p>
-      <w:pPr>
-        <w:pStyle w:val="SourceCode"/>
-      </w:pPr>
-      <w:r>
-        <w:rPr>
-          <w:rStyle w:val="VerbatimChar"/>
-        </w:rPr>
-        <w:t xml:space="preserve">Add CSV output to the task manager.</w:t>
-      </w:r>
-    </w:p>
-    <w:p>
-      <w:pPr>
-        <w:pStyle w:val="FirstParagraph"/>
-      </w:pPr>
-      <w:r>
-        <w:rPr>
-          <w:b/>
-          <w:bCs/>
-        </w:rPr>
-        <w:t xml:space="preserve">Agent B:</w:t>
-      </w:r>
-    </w:p>
-    <w:p>
-      <w:pPr>
-        <w:pStyle w:val="SourceCode"/>
-      </w:pPr>
-      <w:r>
-        <w:rPr>
-          <w:rStyle w:val="VerbatimChar"/>
-        </w:rPr>
-        <w:t xml:space="preserve">Add an export command to the task manager.</w:t>
-      </w:r>
-    </w:p>
-    <w:p>
-      <w:pPr>
-        <w:pStyle w:val="BlockText"/>
-      </w:pPr>
-      <w:r>
-        <w:rPr>
-          <w:b/>
-          <w:bCs/>
-        </w:rPr>
-        <w:t xml:space="preserve">What the Agents Will Do:</w:t>
-      </w:r>
-      <w:r>
-        <w:t xml:space="preserve"> </w:t>
-      </w:r>
-      <w:r>
-        <w:t xml:space="preserve">Agent A may add</w:t>
-      </w:r>
-      <w:r>
-        <w:t xml:space="preserve"> </w:t>
-      </w:r>
-      <w:r>
-        <w:rPr>
-          <w:rStyle w:val="VerbatimChar"/>
-        </w:rPr>
-        <w:t xml:space="preserve">--format csv</w:t>
-      </w:r>
-      <w:r>
-        <w:t xml:space="preserve"> </w:t>
-      </w:r>
-      <w:r>
-        <w:t xml:space="preserve">to</w:t>
-      </w:r>
-      <w:r>
-        <w:t xml:space="preserve"> </w:t>
-      </w:r>
-      <w:r>
-        <w:rPr>
-          <w:rStyle w:val="VerbatimChar"/>
-        </w:rPr>
-        <w:t xml:space="preserve">list</w:t>
-      </w:r>
-      <w:r>
-        <w:t xml:space="preserve">. It will choose a CSV format — fields, order, header row. Agent B will add an</w:t>
-      </w:r>
-      <w:r>
-        <w:t xml:space="preserve"> </w:t>
-      </w:r>
-      <w:r>
-        <w:rPr>
-          <w:rStyle w:val="VerbatimChar"/>
-        </w:rPr>
-        <w:t xml:space="preserve">export</w:t>
-      </w:r>
-      <w:r>
-        <w:t xml:space="preserve"> </w:t>
-      </w:r>
-      <w:r>
-        <w:t xml:space="preserve">command. It will also choose a CSV format. They will almost certainly choose differently, because neither agent knows what the other decided.</w:t>
-      </w:r>
-    </w:p>
-    <w:p>
-      <w:pPr>
-        <w:pStyle w:val="BlockText"/>
-      </w:pPr>
-      <w:r>
-        <w:rPr>
-          <w:b/>
-          <w:bCs/>
-        </w:rPr>
-        <w:t xml:space="preserve">Watch For:</w:t>
-      </w:r>
-      <w:r>
-        <w:t xml:space="preserve"> </w:t>
-      </w:r>
-      <w:r>
-        <w:t xml:space="preserve">After both agents finish, compare their CSV output formats. Run:</w:t>
-      </w:r>
-    </w:p>
-    <w:p>
-      <w:pPr>
-        <w:pStyle w:val="SourceCode"/>
-      </w:pPr>
-      <w:r>
-        <w:rPr>
-          <w:rStyle w:val="ExtensionTok"/>
-        </w:rPr>
-        <w:t xml:space="preserve">python</w:t>
-      </w:r>
-      <w:r>
-        <w:rPr>
-          <w:rStyle w:val="NormalTok"/>
-        </w:rPr>
-        <w:t xml:space="preserve"> tasks.py list </w:t>
-      </w:r>
-      <w:r>
-        <w:rPr>
-          <w:rStyle w:val="AttributeTok"/>
-        </w:rPr>
-        <w:t xml:space="preserve">--format</w:t>
-      </w:r>
-      <w:r>
-        <w:rPr>
-          <w:rStyle w:val="NormalTok"/>
-        </w:rPr>
-        <w:t xml:space="preserve"> csv</w:t>
-      </w:r>
-      <w:r>
-        <w:br/>
-      </w:r>
-      <w:r>
-        <w:rPr>
-          <w:rStyle w:val="ExtensionTok"/>
-        </w:rPr>
-        <w:t xml:space="preserve">python</w:t>
-      </w:r>
-      <w:r>
-        <w:rPr>
-          <w:rStyle w:val="NormalTok"/>
-        </w:rPr>
-        <w:t xml:space="preserve"> tasks.py export tasks.csv </w:t>
-      </w:r>
-      <w:r>
-        <w:rPr>
-          <w:rStyle w:val="KeywordTok"/>
-        </w:rPr>
-        <w:t xml:space="preserve">&amp;&amp;</w:t>
-      </w:r>
-      <w:r>
-        <w:rPr>
-          <w:rStyle w:val="NormalTok"/>
-        </w:rPr>
-        <w:t xml:space="preserve"> </w:t>
-      </w:r>
-      <w:r>
-        <w:rPr>
-          <w:rStyle w:val="FunctionTok"/>
-        </w:rPr>
-        <w:t xml:space="preserve">cat</w:t>
-      </w:r>
-      <w:r>
-        <w:rPr>
-          <w:rStyle w:val="NormalTok"/>
-        </w:rPr>
-        <w:t xml:space="preserve"> tasks.csv</w:t>
-      </w:r>
-    </w:p>
-    <w:p>
-      <w:pPr>
-        <w:pStyle w:val="BlockText"/>
-      </w:pPr>
-      <w:r>
-        <w:rPr>
-          <w:b/>
-          <w:bCs/>
-        </w:rPr>
-        <w:t xml:space="preserve">Watch For:</w:t>
-      </w:r>
-      <w:r>
-        <w:t xml:space="preserve"> </w:t>
-      </w:r>
-      <w:r>
-        <w:t xml:space="preserve">Different field orders, different header rows, or different handling of null fields (</w:t>
-      </w:r>
-      <w:r>
-        <w:rPr>
-          <w:rStyle w:val="VerbatimChar"/>
-        </w:rPr>
-        <w:t xml:space="preserve">due_date: null</w:t>
-      </w:r>
-      <w:r>
-        <w:t xml:space="preserve"> </w:t>
-      </w:r>
-      <w:r>
-        <w:t xml:space="preserve">becomes an empty string? The word</w:t>
-      </w:r>
-      <w:r>
-        <w:t xml:space="preserve"> </w:t>
-      </w:r>
-      <w:r>
-        <w:t xml:space="preserve">“null”</w:t>
-      </w:r>
-      <w:r>
-        <w:t xml:space="preserve">? Omitted?). Two agents, two CSV formats, one broken sprint.</w:t>
-      </w:r>
-    </w:p>
-    <w:p>
-      <w:pPr>
-        <w:pStyle w:val="FirstParagraph"/>
-      </w:pPr>
-      <w:r>
-        <w:t xml:space="preserve">Stop here. The conflict is in the format decision — which should have been made once, in the sprint plan, before either agent started.</w:t>
+        <w:t xml:space="preserve">The practice is the constant. The tool is the variable.</w:t>
+      </w:r>
+      <w:r>
+        <w:t xml:space="preserve"> </w:t>
+      </w:r>
+      <w:r>
+        <w:t xml:space="preserve">Any developer who ties their workflow to a single AI tool has a single point of failure — credit limits, outages, model degradation, pricing changes. Any developer who ties their workflow to a methodology has none of those problems. The methodology runs anywhere.</w:t>
+      </w:r>
+    </w:p>
+    <w:p>
+      <w:pPr>
+        <w:pStyle w:val="BodyText"/>
+      </w:pPr>
+      <w:r>
+        <w:t xml:space="preserve">This is the full value of context.md, decisions.md, and the Update stage of the loop. Not just continuity between your own sessions — continuity across tools, across devices, across collaborators, and across whatever the AI tool landscape looks like twelve months from now.</w:t>
+      </w:r>
+    </w:p>
+    <w:p>
+      <w:pPr>
+        <w:pStyle w:val="BodyText"/>
+      </w:pPr>
+      <w:r>
+        <w:t xml:space="preserve">In Chapter 11, you will use this same portability to run two agents in parallel — one in Antigravity, one potentially in a different tool — with a shared context file coordinating their work. The tool-agnostic architecture that enables crash recovery also enables multi-agent coordination. Same principle, different scale.</w:t>
       </w:r>
     </w:p>
     <w:p>
@@ -20756,504 +20221,27 @@
         </w:pict>
       </w:r>
     </w:p>
-    <w:bookmarkEnd w:id="100"/>
-    <w:bookmarkStart w:id="101" w:name="writing-the-sprint-plan"/>
-    <w:p>
-      <w:pPr>
-        <w:pStyle w:val="Heading2"/>
-      </w:pPr>
-      <w:r>
-        <w:t xml:space="preserve">Writing the Sprint Plan</w:t>
-      </w:r>
-    </w:p>
     <w:p>
       <w:pPr>
         <w:pStyle w:val="FirstParagraph"/>
       </w:pPr>
       <w:r>
-        <w:t xml:space="preserve">Before opening Antigravity, write a</w:t>
-      </w:r>
-      <w:r>
-        <w:t xml:space="preserve"> </w:t>
-      </w:r>
-      <w:r>
-        <w:rPr>
-          <w:rStyle w:val="VerbatimChar"/>
-        </w:rPr>
-        <w:t xml:space="preserve">sprint-plan.md</w:t>
-      </w:r>
-      <w:r>
-        <w:t xml:space="preserve"> </w:t>
-      </w:r>
-      <w:r>
-        <w:t xml:space="preserve">in your project. In the Antigravity file explorer (left panel), right-click and select New File, name it</w:t>
-      </w:r>
-      <w:r>
-        <w:t xml:space="preserve"> </w:t>
-      </w:r>
-      <w:r>
-        <w:rPr>
-          <w:rStyle w:val="VerbatimChar"/>
-        </w:rPr>
-        <w:t xml:space="preserve">sprint-plan.md</w:t>
-      </w:r>
-      <w:r>
-        <w:t xml:space="preserve">. Use this structure:</w:t>
-      </w:r>
-    </w:p>
-    <w:p>
-      <w:pPr>
-        <w:pStyle w:val="SourceCode"/>
-      </w:pPr>
-      <w:r>
-        <w:rPr>
-          <w:rStyle w:val="FunctionTok"/>
-        </w:rPr>
-        <w:t xml:space="preserve"># Sprint: Export Capabilities</w:t>
-      </w:r>
-      <w:r>
-        <w:br/>
-      </w:r>
-      <w:r>
-        <w:br/>
-      </w:r>
-      <w:r>
-        <w:rPr>
-          <w:rStyle w:val="FunctionTok"/>
-        </w:rPr>
-        <w:t xml:space="preserve">## Goal</w:t>
-      </w:r>
-      <w:r>
-        <w:br/>
-      </w:r>
-      <w:r>
-        <w:rPr>
-          <w:rStyle w:val="NormalTok"/>
-        </w:rPr>
-        <w:t xml:space="preserve">Give users two ways to get task data out of the system in a consistent format.</w:t>
-      </w:r>
-      <w:r>
-        <w:br/>
-      </w:r>
-      <w:r>
-        <w:br/>
-      </w:r>
-      <w:r>
-        <w:rPr>
-          <w:rStyle w:val="FunctionTok"/>
-        </w:rPr>
-        <w:t xml:space="preserve">## Features</w:t>
-      </w:r>
-      <w:r>
-        <w:br/>
-      </w:r>
-      <w:r>
-        <w:rPr>
-          <w:rStyle w:val="PreprocessorTok"/>
-        </w:rPr>
-        <w:t xml:space="preserve">|</w:t>
-      </w:r>
-      <w:r>
-        <w:rPr>
-          <w:rStyle w:val="NormalTok"/>
-        </w:rPr>
-        <w:t xml:space="preserve"> Feature </w:t>
-      </w:r>
-      <w:r>
-        <w:rPr>
-          <w:rStyle w:val="PreprocessorTok"/>
-        </w:rPr>
-        <w:t xml:space="preserve">|</w:t>
-      </w:r>
-      <w:r>
-        <w:rPr>
-          <w:rStyle w:val="NormalTok"/>
-        </w:rPr>
-        <w:t xml:space="preserve"> Description </w:t>
-      </w:r>
-      <w:r>
-        <w:rPr>
-          <w:rStyle w:val="PreprocessorTok"/>
-        </w:rPr>
-        <w:t xml:space="preserve">|</w:t>
-      </w:r>
-      <w:r>
-        <w:rPr>
-          <w:rStyle w:val="NormalTok"/>
-        </w:rPr>
-        <w:t xml:space="preserve"> Test count </w:t>
-      </w:r>
-      <w:r>
-        <w:rPr>
-          <w:rStyle w:val="PreprocessorTok"/>
-        </w:rPr>
-        <w:t xml:space="preserve">|</w:t>
-      </w:r>
-      <w:r>
-        <w:br/>
-      </w:r>
-      <w:r>
-        <w:rPr>
-          <w:rStyle w:val="PreprocessorTok"/>
-        </w:rPr>
-        <w:t xml:space="preserve">|---------|-------------|------------|</w:t>
-      </w:r>
-      <w:r>
-        <w:br/>
-      </w:r>
-      <w:r>
-        <w:rPr>
-          <w:rStyle w:val="PreprocessorTok"/>
-        </w:rPr>
-        <w:t xml:space="preserve">|</w:t>
-      </w:r>
-      <w:r>
-        <w:rPr>
-          <w:rStyle w:val="NormalTok"/>
-        </w:rPr>
-        <w:t xml:space="preserve"> --format csv </w:t>
-      </w:r>
-      <w:r>
-        <w:rPr>
-          <w:rStyle w:val="PreprocessorTok"/>
-        </w:rPr>
-        <w:t xml:space="preserve">|</w:t>
-      </w:r>
-      <w:r>
-        <w:rPr>
-          <w:rStyle w:val="NormalTok"/>
-        </w:rPr>
-        <w:t xml:space="preserve"> Add CSV option to list command </w:t>
-      </w:r>
-      <w:r>
-        <w:rPr>
-          <w:rStyle w:val="PreprocessorTok"/>
-        </w:rPr>
-        <w:t xml:space="preserve">|</w:t>
-      </w:r>
-      <w:r>
-        <w:rPr>
-          <w:rStyle w:val="NormalTok"/>
-        </w:rPr>
-        <w:t xml:space="preserve"> +1 (total: 17) </w:t>
-      </w:r>
-      <w:r>
-        <w:rPr>
-          <w:rStyle w:val="PreprocessorTok"/>
-        </w:rPr>
-        <w:t xml:space="preserve">|</w:t>
-      </w:r>
-      <w:r>
-        <w:br/>
-      </w:r>
-      <w:r>
-        <w:rPr>
-          <w:rStyle w:val="PreprocessorTok"/>
-        </w:rPr>
-        <w:t xml:space="preserve">|</w:t>
-      </w:r>
-      <w:r>
-        <w:rPr>
-          <w:rStyle w:val="NormalTok"/>
-        </w:rPr>
-        <w:t xml:space="preserve"> export command </w:t>
-      </w:r>
-      <w:r>
-        <w:rPr>
-          <w:rStyle w:val="PreprocessorTok"/>
-        </w:rPr>
-        <w:t xml:space="preserve">|</w:t>
-      </w:r>
-      <w:r>
-        <w:rPr>
-          <w:rStyle w:val="NormalTok"/>
-        </w:rPr>
-        <w:t xml:space="preserve"> Write all tasks to a named CSV file </w:t>
-      </w:r>
-      <w:r>
-        <w:rPr>
-          <w:rStyle w:val="PreprocessorTok"/>
-        </w:rPr>
-        <w:t xml:space="preserve">|</w:t>
-      </w:r>
-      <w:r>
-        <w:rPr>
-          <w:rStyle w:val="NormalTok"/>
-        </w:rPr>
-        <w:t xml:space="preserve"> +1 (total: 18) </w:t>
-      </w:r>
-      <w:r>
-        <w:rPr>
-          <w:rStyle w:val="PreprocessorTok"/>
-        </w:rPr>
-        <w:t xml:space="preserve">|</w:t>
-      </w:r>
-      <w:r>
-        <w:br/>
-      </w:r>
-      <w:r>
-        <w:br/>
-      </w:r>
-      <w:r>
-        <w:rPr>
-          <w:rStyle w:val="FunctionTok"/>
-        </w:rPr>
-        <w:t xml:space="preserve">## Dependency analysis</w:t>
-      </w:r>
-      <w:r>
-        <w:br/>
-      </w:r>
-      <w:r>
-        <w:rPr>
-          <w:rStyle w:val="SpecialStringTok"/>
-        </w:rPr>
-        <w:t xml:space="preserve">- </w:t>
-      </w:r>
-      <w:r>
-        <w:rPr>
-          <w:rStyle w:val="NormalTok"/>
-        </w:rPr>
-        <w:t xml:space="preserve">CSV format (fields, header, null handling) must be decided before either feature is built.</w:t>
-      </w:r>
-      <w:r>
-        <w:br/>
-      </w:r>
-      <w:r>
-        <w:rPr>
-          <w:rStyle w:val="SpecialStringTok"/>
-        </w:rPr>
-        <w:t xml:space="preserve">- </w:t>
-      </w:r>
-      <w:r>
-        <w:rPr>
-          <w:rStyle w:val="NormalTok"/>
-        </w:rPr>
-        <w:t xml:space="preserve">--format csv and export are otherwise independent — no shared file writes.</w:t>
-      </w:r>
-      <w:r>
-        <w:br/>
-      </w:r>
-      <w:r>
-        <w:rPr>
-          <w:rStyle w:val="SpecialStringTok"/>
-        </w:rPr>
-        <w:t xml:space="preserve">- </w:t>
-      </w:r>
-      <w:r>
-        <w:rPr>
-          <w:rStyle w:val="NormalTok"/>
-        </w:rPr>
-        <w:t xml:space="preserve">Both can run in parallel after the format decision is made.</w:t>
-      </w:r>
-      <w:r>
-        <w:br/>
-      </w:r>
-      <w:r>
-        <w:br/>
-      </w:r>
-      <w:r>
-        <w:rPr>
-          <w:rStyle w:val="FunctionTok"/>
-        </w:rPr>
-        <w:t xml:space="preserve">## CSV format decision</w:t>
-      </w:r>
-      <w:r>
-        <w:br/>
-      </w:r>
-      <w:r>
-        <w:rPr>
-          <w:rStyle w:val="SpecialStringTok"/>
-        </w:rPr>
-        <w:t xml:space="preserve">- </w:t>
-      </w:r>
-      <w:r>
-        <w:rPr>
-          <w:rStyle w:val="NormalTok"/>
-        </w:rPr>
-        <w:t xml:space="preserve">Header row: id,description,done,priority,due_date</w:t>
-      </w:r>
-      <w:r>
-        <w:br/>
-      </w:r>
-      <w:r>
-        <w:rPr>
-          <w:rStyle w:val="SpecialStringTok"/>
-        </w:rPr>
-        <w:t xml:space="preserve">- </w:t>
-      </w:r>
-      <w:r>
-        <w:rPr>
-          <w:rStyle w:val="NormalTok"/>
-        </w:rPr>
-        <w:t xml:space="preserve">Fields: all fields, always (consistent with JSON format decision)</w:t>
-      </w:r>
-      <w:r>
-        <w:br/>
-      </w:r>
-      <w:r>
-        <w:rPr>
-          <w:rStyle w:val="SpecialStringTok"/>
-        </w:rPr>
-        <w:t xml:space="preserve">- </w:t>
-      </w:r>
-      <w:r>
-        <w:rPr>
-          <w:rStyle w:val="NormalTok"/>
-        </w:rPr>
-        <w:t xml:space="preserve">Null due_date: empty string in CSV</w:t>
-      </w:r>
-      <w:r>
-        <w:br/>
-      </w:r>
-      <w:r>
-        <w:rPr>
-          <w:rStyle w:val="SpecialStringTok"/>
-        </w:rPr>
-        <w:t xml:space="preserve">- </w:t>
-      </w:r>
-      <w:r>
-        <w:rPr>
-          <w:rStyle w:val="NormalTok"/>
-        </w:rPr>
-        <w:t xml:space="preserve">Invalid format value: print error, exit non-zero (consistent with existing --format behavior)</w:t>
-      </w:r>
-      <w:r>
-        <w:br/>
-      </w:r>
-      <w:r>
-        <w:br/>
-      </w:r>
-      <w:r>
-        <w:rPr>
-          <w:rStyle w:val="FunctionTok"/>
-        </w:rPr>
-        <w:t xml:space="preserve">## Parallelism plan</w:t>
-      </w:r>
-      <w:r>
-        <w:br/>
-      </w:r>
-      <w:r>
-        <w:rPr>
-          <w:rStyle w:val="SpecialStringTok"/>
-        </w:rPr>
-        <w:t xml:space="preserve">- </w:t>
-      </w:r>
-      <w:r>
-        <w:rPr>
-          <w:rStyle w:val="NormalTok"/>
-        </w:rPr>
-        <w:t xml:space="preserve">Agent A: --format csv on list. Modifies tasks.py and test_tasks.py only.</w:t>
-      </w:r>
-      <w:r>
-        <w:br/>
-      </w:r>
-      <w:r>
-        <w:rPr>
-          <w:rStyle w:val="SpecialStringTok"/>
-        </w:rPr>
-        <w:t xml:space="preserve">- </w:t>
-      </w:r>
-      <w:r>
-        <w:rPr>
-          <w:rStyle w:val="NormalTok"/>
-        </w:rPr>
-        <w:t xml:space="preserve">Agent B: export command. Modifies tasks.py and test_tasks.py only.</w:t>
-      </w:r>
-      <w:r>
-        <w:br/>
-      </w:r>
-      <w:r>
-        <w:rPr>
-          <w:rStyle w:val="SpecialStringTok"/>
-        </w:rPr>
-        <w:t xml:space="preserve">- </w:t>
-      </w:r>
-      <w:r>
-        <w:rPr>
-          <w:rStyle w:val="NormalTok"/>
-        </w:rPr>
-        <w:t xml:space="preserve">Note: both agents modify the same files. Run sequentially, not in parallel.</w:t>
-      </w:r>
-      <w:r>
-        <w:br/>
-      </w:r>
-      <w:r>
-        <w:rPr>
-          <w:rStyle w:val="NormalTok"/>
-        </w:rPr>
-        <w:t xml:space="preserve">  (The format decision is shared; same-file writes require serialization.)</w:t>
-      </w:r>
-      <w:r>
-        <w:br/>
-      </w:r>
-      <w:r>
-        <w:br/>
-      </w:r>
-      <w:r>
-        <w:rPr>
-          <w:rStyle w:val="FunctionTok"/>
-        </w:rPr>
-        <w:t xml:space="preserve">## Definition of done</w:t>
-      </w:r>
-      <w:r>
-        <w:br/>
-      </w:r>
-      <w:r>
-        <w:rPr>
-          <w:rStyle w:val="SpecialStringTok"/>
-        </w:rPr>
-        <w:t xml:space="preserve">- </w:t>
-      </w:r>
-      <w:r>
-        <w:rPr>
-          <w:rStyle w:val="NormalTok"/>
-        </w:rPr>
-        <w:t xml:space="preserve">18 tests passing</w:t>
-      </w:r>
-      <w:r>
-        <w:br/>
-      </w:r>
-      <w:r>
-        <w:rPr>
-          <w:rStyle w:val="SpecialStringTok"/>
-        </w:rPr>
-        <w:t xml:space="preserve">- </w:t>
-      </w:r>
-      <w:r>
-        <w:rPr>
-          <w:rStyle w:val="NormalTok"/>
-        </w:rPr>
-        <w:t xml:space="preserve">list --format csv and export produce identical CSV format</w:t>
-      </w:r>
-      <w:r>
-        <w:br/>
-      </w:r>
-      <w:r>
-        <w:rPr>
-          <w:rStyle w:val="SpecialStringTok"/>
-        </w:rPr>
-        <w:t xml:space="preserve">- </w:t>
-      </w:r>
-      <w:r>
-        <w:rPr>
-          <w:rStyle w:val="NormalTok"/>
-        </w:rPr>
-        <w:t xml:space="preserve">context.md updated</w:t>
-      </w:r>
-      <w:r>
-        <w:br/>
-      </w:r>
-      <w:r>
-        <w:rPr>
-          <w:rStyle w:val="SpecialStringTok"/>
-        </w:rPr>
-        <w:t xml:space="preserve">- </w:t>
-      </w:r>
-      <w:r>
-        <w:rPr>
-          <w:rStyle w:val="NormalTok"/>
-        </w:rPr>
-        <w:t xml:space="preserve">decisions.md updated with CSV format decision</w:t>
+        <w:rPr>
+          <w:i/>
+          <w:iCs/>
+        </w:rPr>
+        <w:t xml:space="preserve">Your context file is more durable than any AI tool’s memory. Build accordingly.</w:t>
+      </w:r>
+    </w:p>
+    <w:bookmarkEnd w:id="104"/>
+    <w:bookmarkEnd w:id="105"/>
+    <w:bookmarkStart w:id="111" w:name="chapter-11-multi-agent-coordination"/>
+    <w:p>
+      <w:pPr>
+        <w:pStyle w:val="Heading1"/>
+      </w:pPr>
+      <w:r>
+        <w:t xml:space="preserve">Chapter 11: Multi-Agent Coordination</w:t>
       </w:r>
     </w:p>
     <w:p>
@@ -21261,57 +20249,52 @@
         <w:pStyle w:val="FirstParagraph"/>
       </w:pPr>
       <w:r>
-        <w:t xml:space="preserve">Notice what the dependency analysis revealed: both agents would modify</w:t>
-      </w:r>
-      <w:r>
-        <w:t xml:space="preserve"> </w:t>
-      </w:r>
-      <w:r>
-        <w:rPr>
-          <w:rStyle w:val="VerbatimChar"/>
-        </w:rPr>
-        <w:t xml:space="preserve">tasks.py</w:t>
-      </w:r>
-      <w:r>
-        <w:t xml:space="preserve"> </w:t>
-      </w:r>
-      <w:r>
-        <w:t xml:space="preserve">and</w:t>
-      </w:r>
-      <w:r>
-        <w:t xml:space="preserve"> </w:t>
-      </w:r>
-      <w:r>
-        <w:rPr>
-          <w:rStyle w:val="VerbatimChar"/>
-        </w:rPr>
-        <w:t xml:space="preserve">test_tasks.py</w:t>
-      </w:r>
-      <w:r>
-        <w:t xml:space="preserve">. They cannot run in parallel. The sprint plan caught a would-be conflict before any code was written. Run Agent A first; then Agent B reads the completed implementation as context. Because both sessions write to the same files, use Editor View (one session at a time) rather than Manager View for this sprint.</w:t>
-      </w:r>
-    </w:p>
-    <w:p>
-      <w:pPr>
-        <w:pStyle w:val="BodyText"/>
-      </w:pPr>
-      <w:r>
-        <w:t xml:space="preserve">Save</w:t>
-      </w:r>
-      <w:r>
-        <w:t xml:space="preserve"> </w:t>
-      </w:r>
-      <w:r>
-        <w:rPr>
-          <w:rStyle w:val="VerbatimChar"/>
-        </w:rPr>
-        <w:t xml:space="preserve">sprint-plan.md</w:t>
-      </w:r>
-      <w:r>
-        <w:t xml:space="preserve"> </w:t>
-      </w:r>
-      <w:r>
-        <w:t xml:space="preserve">with Cmd+S or Ctrl+S.</w:t>
+        <w:t xml:space="preserve">Until now you have used Antigravity’s Editor View — one agent session at a time, in a sidebar next to your code. That is the right default. It keeps the loop tight and the context manageable.</w:t>
+      </w:r>
+    </w:p>
+    <w:p>
+      <w:pPr>
+        <w:pStyle w:val="BodyText"/>
+      </w:pPr>
+      <w:r>
+        <w:t xml:space="preserve">Antigravity also has a Manager View. It is a canvas where multiple agent sessions run simultaneously, each visible as a card. You have not used it yet because you did not need to. After ten chapters, the task manager is feature-complete and you have a mature context file. Now the conditions are right.</w:t>
+      </w:r>
+    </w:p>
+    <w:p>
+      <w:pPr>
+        <w:pStyle w:val="BodyText"/>
+      </w:pPr>
+      <w:r>
+        <w:t xml:space="preserve">To switch to Manager View: look for the grid icon in the upper right of the Antigravity interface, next to the agent sidebar icon. Click it. The canvas opens. Each agent you create appears as a card with its own conversation and terminal access.</w:t>
+      </w:r>
+    </w:p>
+    <w:p>
+      <w:pPr>
+        <w:pStyle w:val="BodyText"/>
+      </w:pPr>
+      <w:r>
+        <w:t xml:space="preserve">Manager View is useful for exactly one situation:</w:t>
+      </w:r>
+      <w:r>
+        <w:t xml:space="preserve"> </w:t>
+      </w:r>
+      <w:r>
+        <w:rPr>
+          <w:b/>
+          <w:bCs/>
+        </w:rPr>
+        <w:t xml:space="preserve">genuinely independent work</w:t>
+      </w:r>
+      <w:r>
+        <w:t xml:space="preserve">. If Agent A and Agent B have no overlapping file writes, they can run in parallel without coordinating. Agent A’s session does not know what Agent B is doing — which means they cannot negotiate, they cannot wait for each other, and they cannot merge their own changes. That is the human’s job.</w:t>
+      </w:r>
+    </w:p>
+    <w:p>
+      <w:pPr>
+        <w:pStyle w:val="BodyText"/>
+      </w:pPr>
+      <w:r>
+        <w:t xml:space="preserve">The discipline from Chapter 6 (explicit scope) is what makes parallelism safe. Without it, two agents working on the same project without shared context about who owns which file will produce conflicts — not immediately visible, but present in the merged result.</w:t>
       </w:r>
     </w:p>
     <w:p>
@@ -21321,23 +20304,13 @@
         </w:pict>
       </w:r>
     </w:p>
-    <w:bookmarkEnd w:id="101"/>
-    <w:bookmarkStart w:id="104" w:name="executing-the-sprint"/>
+    <w:bookmarkStart w:id="106" w:name="when-parallelism-is-safe"/>
     <w:p>
       <w:pPr>
         <w:pStyle w:val="Heading2"/>
       </w:pPr>
       <w:r>
-        <w:t xml:space="preserve">Executing the Sprint</w:t>
-      </w:r>
-    </w:p>
-    <w:bookmarkStart w:id="102" w:name="session-1-format-csv-agent-a"/>
-    <w:p>
-      <w:pPr>
-        <w:pStyle w:val="Heading3"/>
-      </w:pPr>
-      <w:r>
-        <w:t xml:space="preserve">Session 1: –format csv (Agent A)</w:t>
+        <w:t xml:space="preserve">When Parallelism Is Safe</w:t>
       </w:r>
     </w:p>
     <w:p>
@@ -21345,767 +20318,155 @@
         <w:pStyle w:val="FirstParagraph"/>
       </w:pPr>
       <w:r>
-        <w:t xml:space="preserve">Open a new agent session in Editor View (new conversation icon at the top of the agent sidebar). Give the agent context and the requirement:</w:t>
-      </w:r>
-    </w:p>
-    <w:p>
-      <w:pPr>
-        <w:pStyle w:val="SourceCode"/>
-      </w:pPr>
-      <w:r>
-        <w:rPr>
-          <w:rStyle w:val="VerbatimChar"/>
-        </w:rPr>
-        <w:t xml:space="preserve">[paste your full context.md here]</w:t>
-      </w:r>
-      <w:r>
-        <w:br/>
-      </w:r>
-      <w:r>
-        <w:br/>
-      </w:r>
-      <w:r>
-        <w:rPr>
-          <w:rStyle w:val="VerbatimChar"/>
-        </w:rPr>
-        <w:t xml:space="preserve">Sprint context: Adding CSV export capabilities. See sprint-plan.md for the format decision.</w:t>
-      </w:r>
-      <w:r>
-        <w:br/>
-      </w:r>
-      <w:r>
-        <w:br/>
-      </w:r>
-      <w:r>
-        <w:rPr>
-          <w:rStyle w:val="VerbatimChar"/>
-        </w:rPr>
-        <w:t xml:space="preserve">Feature: --format csv on list</w:t>
-      </w:r>
-      <w:r>
-        <w:br/>
-      </w:r>
-      <w:r>
-        <w:rPr>
-          <w:rStyle w:val="VerbatimChar"/>
-        </w:rPr>
-        <w:t xml:space="preserve">Input: python tasks.py list --format csv</w:t>
-      </w:r>
-      <w:r>
-        <w:br/>
-      </w:r>
-      <w:r>
-        <w:rPr>
-          <w:rStyle w:val="VerbatimChar"/>
-        </w:rPr>
-        <w:t xml:space="preserve">Output: CSV with header: id,description,done,priority,due_date</w:t>
-      </w:r>
-      <w:r>
-        <w:br/>
-      </w:r>
-      <w:r>
-        <w:rPr>
-          <w:rStyle w:val="VerbatimChar"/>
-        </w:rPr>
-        <w:t xml:space="preserve">        One row per task; null due_date = empty string; done = true/false</w:t>
-      </w:r>
-      <w:r>
-        <w:br/>
-      </w:r>
-      <w:r>
-        <w:br/>
-      </w:r>
-      <w:r>
-        <w:rPr>
-          <w:rStyle w:val="VerbatimChar"/>
-        </w:rPr>
-        <w:t xml:space="preserve">Does NOT:</w:t>
-      </w:r>
-      <w:r>
-        <w:br/>
-      </w:r>
-      <w:r>
-        <w:rPr>
-          <w:rStyle w:val="VerbatimChar"/>
-        </w:rPr>
-        <w:t xml:space="preserve">- Sort output</w:t>
-      </w:r>
-      <w:r>
-        <w:br/>
-      </w:r>
-      <w:r>
-        <w:rPr>
-          <w:rStyle w:val="VerbatimChar"/>
-        </w:rPr>
-        <w:t xml:space="preserve">- Filter output</w:t>
-      </w:r>
-      <w:r>
-        <w:br/>
-      </w:r>
-      <w:r>
-        <w:rPr>
-          <w:rStyle w:val="VerbatimChar"/>
-        </w:rPr>
-        <w:t xml:space="preserve">- Change the default (no --format flag) behavior</w:t>
-      </w:r>
-      <w:r>
-        <w:br/>
-      </w:r>
-      <w:r>
-        <w:br/>
-      </w:r>
-      <w:r>
-        <w:rPr>
-          <w:rStyle w:val="VerbatimChar"/>
-        </w:rPr>
-        <w:t xml:space="preserve">Add exactly 1 new test:</w:t>
-      </w:r>
-      <w:r>
-        <w:br/>
-      </w:r>
-      <w:r>
-        <w:rPr>
-          <w:rStyle w:val="VerbatimChar"/>
-        </w:rPr>
-        <w:t xml:space="preserve">- list --format csv produces correct CSV output with header row</w:t>
-      </w:r>
-      <w:r>
-        <w:br/>
-      </w:r>
-      <w:r>
-        <w:br/>
-      </w:r>
-      <w:r>
-        <w:rPr>
-          <w:rStyle w:val="VerbatimChar"/>
-        </w:rPr>
-        <w:t xml:space="preserve">All 16 existing tests must still pass.</w:t>
-      </w:r>
-    </w:p>
-    <w:p>
-      <w:pPr>
-        <w:pStyle w:val="BlockText"/>
+        <w:t xml:space="preserve">The safety rule for multi-agent work is a single constraint:</w:t>
+      </w:r>
+    </w:p>
+    <w:p>
+      <w:pPr>
+        <w:pStyle w:val="BodyText"/>
       </w:pPr>
       <w:r>
         <w:rPr>
           <w:b/>
           <w:bCs/>
         </w:rPr>
-        <w:t xml:space="preserve">What the Agent Will Do:</w:t>
-      </w:r>
-      <w:r>
-        <w:t xml:space="preserve"> </w:t>
-      </w:r>
-      <w:r>
-        <w:t xml:space="preserve">The agent will add CSV to the</w:t>
-      </w:r>
-      <w:r>
-        <w:t xml:space="preserve"> </w:t>
-      </w:r>
-      <w:r>
-        <w:rPr>
-          <w:rStyle w:val="VerbatimChar"/>
-        </w:rPr>
-        <w:t xml:space="preserve">--format</w:t>
-      </w:r>
-      <w:r>
-        <w:t xml:space="preserve"> </w:t>
-      </w:r>
-      <w:r>
-        <w:t xml:space="preserve">flag handler in the</w:t>
-      </w:r>
-      <w:r>
-        <w:t xml:space="preserve"> </w:t>
-      </w:r>
-      <w:r>
-        <w:rPr>
-          <w:rStyle w:val="VerbatimChar"/>
-        </w:rPr>
-        <w:t xml:space="preserve">list</w:t>
-      </w:r>
-      <w:r>
-        <w:t xml:space="preserve"> </w:t>
-      </w:r>
-      <w:r>
-        <w:t xml:space="preserve">command. It will format the output consistently with the JSON format: all fields, all tasks, no filtering.</w:t>
-      </w:r>
-    </w:p>
-    <w:p>
-      <w:pPr>
-        <w:pStyle w:val="FirstParagraph"/>
-      </w:pPr>
-      <w:r>
-        <w:t xml:space="preserve">Verify:</w:t>
-      </w:r>
-    </w:p>
-    <w:p>
-      <w:pPr>
-        <w:pStyle w:val="SourceCode"/>
-      </w:pPr>
-      <w:r>
-        <w:rPr>
-          <w:rStyle w:val="ExtensionTok"/>
-        </w:rPr>
-        <w:t xml:space="preserve">pytest</w:t>
-      </w:r>
-      <w:r>
-        <w:rPr>
-          <w:rStyle w:val="NormalTok"/>
-        </w:rPr>
-        <w:t xml:space="preserve"> tests/ </w:t>
-      </w:r>
-      <w:r>
-        <w:rPr>
-          <w:rStyle w:val="AttributeTok"/>
-        </w:rPr>
-        <w:t xml:space="preserve">-v</w:t>
-      </w:r>
-    </w:p>
-    <w:p>
-      <w:pPr>
-        <w:pStyle w:val="BlockText"/>
-      </w:pPr>
+        <w:t xml:space="preserve">No two agents should write to the same file in the same session.</w:t>
+      </w:r>
+    </w:p>
+    <w:p>
+      <w:pPr>
+        <w:pStyle w:val="BodyText"/>
+      </w:pPr>
+      <w:r>
+        <w:t xml:space="preserve">Reading the same file is safe. Both agents can read</w:t>
+      </w:r>
+      <w:r>
+        <w:t xml:space="preserve"> </w:t>
+      </w:r>
+      <w:r>
+        <w:rPr>
+          <w:rStyle w:val="VerbatimChar"/>
+        </w:rPr>
+        <w:t xml:space="preserve">context.md</w:t>
+      </w:r>
+      <w:r>
+        <w:t xml:space="preserve"> </w:t>
+      </w:r>
+      <w:r>
+        <w:t xml:space="preserve">and</w:t>
+      </w:r>
+      <w:r>
+        <w:t xml:space="preserve"> </w:t>
+      </w:r>
+      <w:r>
+        <w:rPr>
+          <w:rStyle w:val="VerbatimChar"/>
+        </w:rPr>
+        <w:t xml:space="preserve">decisions.md</w:t>
+      </w:r>
+      <w:r>
+        <w:t xml:space="preserve"> </w:t>
+      </w:r>
+      <w:r>
+        <w:t xml:space="preserve">simultaneously without conflict — they are not modifying the files, just consuming them. Writing is different. If both agents write to</w:t>
+      </w:r>
+      <w:r>
+        <w:t xml:space="preserve"> </w:t>
+      </w:r>
+      <w:r>
+        <w:rPr>
+          <w:rStyle w:val="VerbatimChar"/>
+        </w:rPr>
+        <w:t xml:space="preserve">tasks.py</w:t>
+      </w:r>
+      <w:r>
+        <w:t xml:space="preserve">, the second agent’s write overwrites or ignores the first, depending on timing and Antigravity’s file handling. You will not see an error. You will see one agent’s changes missing from the final result.</w:t>
+      </w:r>
+    </w:p>
+    <w:p>
+      <w:pPr>
+        <w:pStyle w:val="BodyText"/>
+      </w:pPr>
+      <w:r>
+        <w:t xml:space="preserve">The way you enforce this rule is the same way you have been preventing scope creep since Chapter 6: explicit</w:t>
+      </w:r>
+      <w:r>
+        <w:t xml:space="preserve"> </w:t>
+      </w:r>
+      <w:r>
+        <w:t xml:space="preserve">“Does NOT”</w:t>
+      </w:r>
+      <w:r>
+        <w:t xml:space="preserve"> </w:t>
+      </w:r>
+      <w:r>
+        <w:t xml:space="preserve">statements in each agent’s prompt.</w:t>
+      </w:r>
+      <w:r>
+        <w:t xml:space="preserve"> </w:t>
+      </w:r>
+      <w:r>
+        <w:t xml:space="preserve">“Agent A modifies only tasks.py and test_tasks.py. Agent B creates only COMMANDS.md.”</w:t>
+      </w:r>
+      <w:r>
+        <w:t xml:space="preserve"> </w:t>
+      </w:r>
+      <w:r>
+        <w:t xml:space="preserve">Each agent knows its boundary. Neither wanders.</w:t>
+      </w:r>
+    </w:p>
+    <w:p>
+      <w:pPr>
+        <w:pStyle w:val="BodyText"/>
+      </w:pPr>
+      <w:r>
+        <w:t xml:space="preserve">Two additional conditions make parallel work tractable:</w:t>
+      </w:r>
+      <w:r>
+        <w:t xml:space="preserve"> </w:t>
+      </w:r>
+      <w:r>
+        <w:t xml:space="preserve">-</w:t>
+      </w:r>
+      <w:r>
+        <w:t xml:space="preserve"> </w:t>
+      </w:r>
       <w:r>
         <w:rPr>
           <w:b/>
           <w:bCs/>
         </w:rPr>
-        <w:t xml:space="preserve">Watch For:</w:t>
-      </w:r>
-      <w:r>
-        <w:t xml:space="preserve"> </w:t>
-      </w:r>
-      <w:r>
-        <w:t xml:space="preserve">17 tests passing. Then manually verify:</w:t>
-      </w:r>
-    </w:p>
-    <w:p>
-      <w:pPr>
-        <w:pStyle w:val="SourceCode"/>
-      </w:pPr>
-      <w:r>
-        <w:rPr>
-          <w:rStyle w:val="ExtensionTok"/>
-        </w:rPr>
-        <w:t xml:space="preserve">python</w:t>
-      </w:r>
-      <w:r>
-        <w:rPr>
-          <w:rStyle w:val="NormalTok"/>
-        </w:rPr>
-        <w:t xml:space="preserve"> tasks.py add </w:t>
-      </w:r>
-      <w:r>
-        <w:rPr>
-          <w:rStyle w:val="StringTok"/>
-        </w:rPr>
-        <w:t xml:space="preserve">"Buy groceries"</w:t>
-      </w:r>
-      <w:r>
-        <w:rPr>
-          <w:rStyle w:val="NormalTok"/>
-        </w:rPr>
-        <w:t xml:space="preserve"> </w:t>
-      </w:r>
-      <w:r>
-        <w:rPr>
-          <w:rStyle w:val="AttributeTok"/>
-        </w:rPr>
-        <w:t xml:space="preserve">--priority</w:t>
-      </w:r>
-      <w:r>
-        <w:rPr>
-          <w:rStyle w:val="NormalTok"/>
-        </w:rPr>
-        <w:t xml:space="preserve"> medium</w:t>
-      </w:r>
-      <w:r>
-        <w:br/>
-      </w:r>
-      <w:r>
-        <w:rPr>
-          <w:rStyle w:val="ExtensionTok"/>
-        </w:rPr>
-        <w:t xml:space="preserve">python</w:t>
-      </w:r>
-      <w:r>
-        <w:rPr>
-          <w:rStyle w:val="NormalTok"/>
-        </w:rPr>
-        <w:t xml:space="preserve"> tasks.py add </w:t>
-      </w:r>
-      <w:r>
-        <w:rPr>
-          <w:rStyle w:val="StringTok"/>
-        </w:rPr>
-        <w:t xml:space="preserve">"Fix bug"</w:t>
-      </w:r>
-      <w:r>
-        <w:rPr>
-          <w:rStyle w:val="NormalTok"/>
-        </w:rPr>
-        <w:t xml:space="preserve"> </w:t>
-      </w:r>
-      <w:r>
-        <w:rPr>
-          <w:rStyle w:val="AttributeTok"/>
-        </w:rPr>
-        <w:t xml:space="preserve">--priority</w:t>
-      </w:r>
-      <w:r>
-        <w:rPr>
-          <w:rStyle w:val="NormalTok"/>
-        </w:rPr>
-        <w:t xml:space="preserve"> high </w:t>
-      </w:r>
-      <w:r>
-        <w:rPr>
-          <w:rStyle w:val="AttributeTok"/>
-        </w:rPr>
-        <w:t xml:space="preserve">--due</w:t>
-      </w:r>
-      <w:r>
-        <w:rPr>
-          <w:rStyle w:val="NormalTok"/>
-        </w:rPr>
-        <w:t xml:space="preserve"> 2026-04-01</w:t>
-      </w:r>
-      <w:r>
-        <w:br/>
-      </w:r>
-      <w:r>
-        <w:rPr>
-          <w:rStyle w:val="ExtensionTok"/>
-        </w:rPr>
-        <w:t xml:space="preserve">python</w:t>
-      </w:r>
-      <w:r>
-        <w:rPr>
-          <w:rStyle w:val="NormalTok"/>
-        </w:rPr>
-        <w:t xml:space="preserve"> tasks.py list </w:t>
-      </w:r>
-      <w:r>
-        <w:rPr>
-          <w:rStyle w:val="AttributeTok"/>
-        </w:rPr>
-        <w:t xml:space="preserve">--format</w:t>
-      </w:r>
-      <w:r>
-        <w:rPr>
-          <w:rStyle w:val="NormalTok"/>
-        </w:rPr>
-        <w:t xml:space="preserve"> csv</w:t>
-      </w:r>
-      <w:r>
-        <w:br/>
-      </w:r>
-      <w:r>
-        <w:rPr>
-          <w:rStyle w:val="CommentTok"/>
-        </w:rPr>
-        <w:t xml:space="preserve"># Expected:</w:t>
-      </w:r>
-      <w:r>
-        <w:br/>
-      </w:r>
-      <w:r>
-        <w:rPr>
-          <w:rStyle w:val="CommentTok"/>
-        </w:rPr>
-        <w:t xml:space="preserve"># id,description,done,priority,due_date</w:t>
-      </w:r>
-      <w:r>
-        <w:br/>
-      </w:r>
-      <w:r>
-        <w:rPr>
-          <w:rStyle w:val="CommentTok"/>
-        </w:rPr>
-        <w:t xml:space="preserve"># 1,Buy groceries,false,medium,</w:t>
-      </w:r>
-      <w:r>
-        <w:br/>
-      </w:r>
-      <w:r>
-        <w:rPr>
-          <w:rStyle w:val="CommentTok"/>
-        </w:rPr>
-        <w:t xml:space="preserve"># 2,Fix bug,false,high,2026-04-01</w:t>
-      </w:r>
-    </w:p>
-    <w:bookmarkEnd w:id="102"/>
-    <w:bookmarkStart w:id="103" w:name="session-2-export-command-agent-b"/>
-    <w:p>
-      <w:pPr>
-        <w:pStyle w:val="Heading3"/>
-      </w:pPr>
-      <w:r>
-        <w:t xml:space="preserve">Session 2: export command (Agent B)</w:t>
-      </w:r>
-    </w:p>
-    <w:p>
-      <w:pPr>
-        <w:pStyle w:val="FirstParagraph"/>
-      </w:pPr>
-      <w:r>
-        <w:t xml:space="preserve">Start a new agent session (new conversation icon at the top of the agent sidebar). Agent B runs after Agent A is verified:</w:t>
-      </w:r>
-    </w:p>
-    <w:p>
-      <w:pPr>
-        <w:pStyle w:val="SourceCode"/>
-      </w:pPr>
-      <w:r>
-        <w:rPr>
-          <w:rStyle w:val="VerbatimChar"/>
-        </w:rPr>
-        <w:t xml:space="preserve">[paste your full context.md here]</w:t>
-      </w:r>
-      <w:r>
-        <w:br/>
-      </w:r>
-      <w:r>
-        <w:br/>
-      </w:r>
-      <w:r>
-        <w:rPr>
-          <w:rStyle w:val="VerbatimChar"/>
-        </w:rPr>
-        <w:t xml:space="preserve">Sprint context: --format csv is already implemented and produces CSV with</w:t>
-      </w:r>
-      <w:r>
-        <w:br/>
-      </w:r>
-      <w:r>
-        <w:rPr>
-          <w:rStyle w:val="VerbatimChar"/>
-        </w:rPr>
-        <w:t xml:space="preserve">header: id,description,done,priority,due_date. Null due_date = empty string.</w:t>
-      </w:r>
-      <w:r>
-        <w:br/>
-      </w:r>
-      <w:r>
-        <w:br/>
-      </w:r>
-      <w:r>
-        <w:rPr>
-          <w:rStyle w:val="VerbatimChar"/>
-        </w:rPr>
-        <w:t xml:space="preserve">Feature: export command</w:t>
-      </w:r>
-      <w:r>
-        <w:br/>
-      </w:r>
-      <w:r>
-        <w:rPr>
-          <w:rStyle w:val="VerbatimChar"/>
-        </w:rPr>
-        <w:t xml:space="preserve">Input: python tasks.py export &lt;filename&gt;</w:t>
-      </w:r>
-      <w:r>
-        <w:br/>
-      </w:r>
-      <w:r>
-        <w:rPr>
-          <w:rStyle w:val="VerbatimChar"/>
-        </w:rPr>
-        <w:t xml:space="preserve">Output:</w:t>
-      </w:r>
-      <w:r>
-        <w:br/>
-      </w:r>
-      <w:r>
-        <w:rPr>
-          <w:rStyle w:val="VerbatimChar"/>
-        </w:rPr>
-        <w:t xml:space="preserve">- Writes all tasks to the specified file in the same CSV format as list --format csv</w:t>
-      </w:r>
-      <w:r>
-        <w:br/>
-      </w:r>
-      <w:r>
-        <w:rPr>
-          <w:rStyle w:val="VerbatimChar"/>
-        </w:rPr>
-        <w:t xml:space="preserve">- Prints: Exported N tasks to &lt;filename&gt;.</w:t>
-      </w:r>
-      <w:r>
-        <w:br/>
-      </w:r>
-      <w:r>
-        <w:rPr>
-          <w:rStyle w:val="VerbatimChar"/>
-        </w:rPr>
-        <w:t xml:space="preserve">- If no tasks: No tasks to export.</w:t>
-      </w:r>
-      <w:r>
-        <w:br/>
-      </w:r>
-      <w:r>
-        <w:rPr>
-          <w:rStyle w:val="VerbatimChar"/>
-        </w:rPr>
-        <w:t xml:space="preserve">- If file already exists: overwrite without warning</w:t>
-      </w:r>
-      <w:r>
-        <w:br/>
-      </w:r>
-      <w:r>
-        <w:br/>
-      </w:r>
-      <w:r>
-        <w:rPr>
-          <w:rStyle w:val="VerbatimChar"/>
-        </w:rPr>
-        <w:t xml:space="preserve">Does NOT:</w:t>
-      </w:r>
-      <w:r>
-        <w:br/>
-      </w:r>
-      <w:r>
-        <w:rPr>
-          <w:rStyle w:val="VerbatimChar"/>
-        </w:rPr>
-        <w:t xml:space="preserve">- Filter by priority, done status, or due date</w:t>
-      </w:r>
-      <w:r>
-        <w:br/>
-      </w:r>
-      <w:r>
-        <w:rPr>
-          <w:rStyle w:val="VerbatimChar"/>
-        </w:rPr>
-        <w:t xml:space="preserve">- Ask for confirmation</w:t>
-      </w:r>
-      <w:r>
-        <w:br/>
-      </w:r>
-      <w:r>
-        <w:rPr>
-          <w:rStyle w:val="VerbatimChar"/>
-        </w:rPr>
-        <w:t xml:space="preserve">- Support different output formats</w:t>
-      </w:r>
-      <w:r>
-        <w:br/>
-      </w:r>
-      <w:r>
-        <w:br/>
-      </w:r>
-      <w:r>
-        <w:rPr>
-          <w:rStyle w:val="VerbatimChar"/>
-        </w:rPr>
-        <w:t xml:space="preserve">Add exactly 1 new test:</w:t>
-      </w:r>
-      <w:r>
-        <w:br/>
-      </w:r>
-      <w:r>
-        <w:rPr>
-          <w:rStyle w:val="VerbatimChar"/>
-        </w:rPr>
-        <w:t xml:space="preserve">- export writes correct CSV file with expected content</w:t>
-      </w:r>
-      <w:r>
-        <w:br/>
-      </w:r>
-      <w:r>
-        <w:br/>
-      </w:r>
-      <w:r>
-        <w:rPr>
-          <w:rStyle w:val="VerbatimChar"/>
-        </w:rPr>
-        <w:t xml:space="preserve">All 17 existing tests must still pass.</w:t>
-      </w:r>
-    </w:p>
-    <w:p>
-      <w:pPr>
-        <w:pStyle w:val="BlockText"/>
-      </w:pPr>
+        <w:t xml:space="preserve">Independent requirements</w:t>
+      </w:r>
+      <w:r>
+        <w:t xml:space="preserve">: Each task is specifiable without reference to the other. If Agent B needs to know what Agent A built before it can start, they are not independent.</w:t>
+      </w:r>
+      <w:r>
+        <w:t xml:space="preserve"> </w:t>
+      </w:r>
+      <w:r>
+        <w:t xml:space="preserve">-</w:t>
+      </w:r>
+      <w:r>
+        <w:t xml:space="preserve"> </w:t>
+      </w:r>
       <w:r>
         <w:rPr>
           <w:b/>
           <w:bCs/>
         </w:rPr>
-        <w:t xml:space="preserve">What the Agent Will Do:</w:t>
-      </w:r>
-      <w:r>
-        <w:t xml:space="preserve"> </w:t>
-      </w:r>
-      <w:r>
-        <w:t xml:space="preserve">The agent will add an</w:t>
-      </w:r>
-      <w:r>
-        <w:t xml:space="preserve"> </w:t>
-      </w:r>
-      <w:r>
-        <w:rPr>
-          <w:rStyle w:val="VerbatimChar"/>
-        </w:rPr>
-        <w:t xml:space="preserve">export</w:t>
-      </w:r>
-      <w:r>
-        <w:t xml:space="preserve"> </w:t>
-      </w:r>
-      <w:r>
-        <w:t xml:space="preserve">command that reuses the CSV formatting logic from</w:t>
-      </w:r>
-      <w:r>
-        <w:t xml:space="preserve"> </w:t>
-      </w:r>
-      <w:r>
-        <w:rPr>
-          <w:rStyle w:val="VerbatimChar"/>
-        </w:rPr>
-        <w:t xml:space="preserve">list --format csv</w:t>
-      </w:r>
-      <w:r>
-        <w:t xml:space="preserve">. Because the sprint plan defined the format explicitly and Agent A already implemented it, Agent B has a concrete reference for the exact output format.</w:t>
-      </w:r>
-    </w:p>
-    <w:p>
-      <w:pPr>
-        <w:pStyle w:val="FirstParagraph"/>
-      </w:pPr>
-      <w:r>
-        <w:t xml:space="preserve">Verify:</w:t>
-      </w:r>
-    </w:p>
-    <w:p>
-      <w:pPr>
-        <w:pStyle w:val="SourceCode"/>
-      </w:pPr>
-      <w:r>
-        <w:rPr>
-          <w:rStyle w:val="ExtensionTok"/>
-        </w:rPr>
-        <w:t xml:space="preserve">pytest</w:t>
-      </w:r>
-      <w:r>
-        <w:rPr>
-          <w:rStyle w:val="NormalTok"/>
-        </w:rPr>
-        <w:t xml:space="preserve"> tests/ </w:t>
-      </w:r>
-      <w:r>
-        <w:rPr>
-          <w:rStyle w:val="AttributeTok"/>
-        </w:rPr>
-        <w:t xml:space="preserve">-v</w:t>
-      </w:r>
-    </w:p>
-    <w:p>
-      <w:pPr>
-        <w:pStyle w:val="BlockText"/>
-      </w:pPr>
-      <w:r>
-        <w:rPr>
-          <w:b/>
-          <w:bCs/>
-        </w:rPr>
-        <w:t xml:space="preserve">Watch For:</w:t>
-      </w:r>
-      <w:r>
-        <w:t xml:space="preserve"> </w:t>
-      </w:r>
-      <w:r>
-        <w:t xml:space="preserve">18 tests passing. Then manually verify consistency:</w:t>
-      </w:r>
-    </w:p>
-    <w:p>
-      <w:pPr>
-        <w:pStyle w:val="SourceCode"/>
-      </w:pPr>
-      <w:r>
-        <w:rPr>
-          <w:rStyle w:val="ExtensionTok"/>
-        </w:rPr>
-        <w:t xml:space="preserve">python</w:t>
-      </w:r>
-      <w:r>
-        <w:rPr>
-          <w:rStyle w:val="NormalTok"/>
-        </w:rPr>
-        <w:t xml:space="preserve"> tasks.py export tasks-export.csv</w:t>
-      </w:r>
-      <w:r>
-        <w:br/>
-      </w:r>
-      <w:r>
-        <w:rPr>
-          <w:rStyle w:val="FunctionTok"/>
-        </w:rPr>
-        <w:t xml:space="preserve">cat</w:t>
-      </w:r>
-      <w:r>
-        <w:rPr>
-          <w:rStyle w:val="NormalTok"/>
-        </w:rPr>
-        <w:t xml:space="preserve"> tasks-export.csv</w:t>
-      </w:r>
-      <w:r>
-        <w:br/>
-      </w:r>
-      <w:r>
-        <w:rPr>
-          <w:rStyle w:val="CommentTok"/>
-        </w:rPr>
-        <w:t xml:space="preserve"># Expected: same format as list --format csv — same header, same fields, same null handling</w:t>
-      </w:r>
-      <w:r>
-        <w:br/>
-      </w:r>
-      <w:r>
-        <w:rPr>
-          <w:rStyle w:val="CommentTok"/>
-        </w:rPr>
-        <w:t xml:space="preserve"># (Or open tasks-export.csv in the Antigravity file explorer to view the contents)</w:t>
-      </w:r>
-    </w:p>
-    <w:p>
-      <w:pPr>
-        <w:pStyle w:val="BlockText"/>
-      </w:pPr>
-      <w:r>
-        <w:rPr>
-          <w:b/>
-          <w:bCs/>
-        </w:rPr>
-        <w:t xml:space="preserve">Watch For:</w:t>
-      </w:r>
-      <w:r>
-        <w:t xml:space="preserve"> </w:t>
-      </w:r>
-      <w:r>
-        <w:rPr>
-          <w:rStyle w:val="VerbatimChar"/>
-        </w:rPr>
-        <w:t xml:space="preserve">list --format csv</w:t>
-      </w:r>
-      <w:r>
-        <w:t xml:space="preserve"> </w:t>
-      </w:r>
-      <w:r>
-        <w:t xml:space="preserve">and</w:t>
-      </w:r>
-      <w:r>
-        <w:t xml:space="preserve"> </w:t>
-      </w:r>
-      <w:r>
-        <w:rPr>
-          <w:rStyle w:val="VerbatimChar"/>
-        </w:rPr>
-        <w:t xml:space="preserve">export tasks.csv</w:t>
-      </w:r>
-      <w:r>
-        <w:t xml:space="preserve"> </w:t>
-      </w:r>
-      <w:r>
-        <w:t xml:space="preserve">producing identical format for the same task data. If they differ, the sprint goal is not achieved — two formats is the exact problem the sprint plan was written to prevent.</w:t>
+        <w:t xml:space="preserve">Shared context</w:t>
+      </w:r>
+      <w:r>
+        <w:t xml:space="preserve">: Both agents read from the same context.md. They may not know what the other is doing, but they know the same project state and constraints.</w:t>
+      </w:r>
+    </w:p>
+    <w:p>
+      <w:pPr>
+        <w:pStyle w:val="BodyText"/>
+      </w:pPr>
+      <w:r>
+        <w:t xml:space="preserve">When these conditions hold, parallel agents are an efficiency gain. When they do not, serialization is safer.</w:t>
       </w:r>
     </w:p>
     <w:p>
@@ -22115,15 +20476,14 @@
         </w:pict>
       </w:r>
     </w:p>
-    <w:bookmarkEnd w:id="103"/>
-    <w:bookmarkEnd w:id="104"/>
-    <w:bookmarkStart w:id="105" w:name="sprint-review"/>
+    <w:bookmarkEnd w:id="106"/>
+    <w:bookmarkStart w:id="107" w:name="X86f1ff8897765e7547757885b810da800ac0a29"/>
     <w:p>
       <w:pPr>
         <w:pStyle w:val="Heading2"/>
       </w:pPr>
       <w:r>
-        <w:t xml:space="preserve">Sprint Review</w:t>
+        <w:t xml:space="preserve">The Failure Path: Unscoped Parallel Agents</w:t>
       </w:r>
     </w:p>
     <w:p>
@@ -22131,75 +20491,39 @@
         <w:pStyle w:val="FirstParagraph"/>
       </w:pPr>
       <w:r>
-        <w:t xml:space="preserve">The sprint is done when:</w:t>
-      </w:r>
-      <w:r>
-        <w:t xml:space="preserve"> </w:t>
-      </w:r>
-      <w:r>
-        <w:t xml:space="preserve">- 18 tests pass ✅</w:t>
-      </w:r>
-      <w:r>
-        <w:t xml:space="preserve"> </w:t>
-      </w:r>
-      <w:r>
-        <w:t xml:space="preserve">-</w:t>
-      </w:r>
-      <w:r>
-        <w:t xml:space="preserve"> </w:t>
-      </w:r>
-      <w:r>
-        <w:rPr>
-          <w:rStyle w:val="VerbatimChar"/>
-        </w:rPr>
-        <w:t xml:space="preserve">list --format csv</w:t>
-      </w:r>
-      <w:r>
-        <w:t xml:space="preserve"> </w:t>
-      </w:r>
-      <w:r>
-        <w:t xml:space="preserve">and</w:t>
-      </w:r>
-      <w:r>
-        <w:t xml:space="preserve"> </w:t>
-      </w:r>
-      <w:r>
-        <w:rPr>
-          <w:rStyle w:val="VerbatimChar"/>
-        </w:rPr>
-        <w:t xml:space="preserve">export</w:t>
-      </w:r>
-      <w:r>
-        <w:t xml:space="preserve"> </w:t>
-      </w:r>
-      <w:r>
-        <w:t xml:space="preserve">produce identical CSV format ✅</w:t>
-      </w:r>
-      <w:r>
-        <w:t xml:space="preserve"> </w:t>
-      </w:r>
-      <w:r>
-        <w:t xml:space="preserve">- context.md is updated ✅</w:t>
-      </w:r>
-      <w:r>
-        <w:t xml:space="preserve"> </w:t>
-      </w:r>
-      <w:r>
-        <w:t xml:space="preserve">- decisions.md has a new CSV format entry ✅</w:t>
-      </w:r>
-      <w:r>
-        <w:t xml:space="preserve"> </w:t>
-      </w:r>
-      <w:r>
-        <w:t xml:space="preserve">- sprint-plan.md is marked complete or archived ✅</w:t>
-      </w:r>
-    </w:p>
-    <w:p>
-      <w:pPr>
-        <w:pStyle w:val="BodyText"/>
-      </w:pPr>
-      <w:r>
-        <w:t xml:space="preserve">Update context.md:</w:t>
+        <w:t xml:space="preserve">Open Manager View (grid icon, upper right). Create two agent sessions — look for a button or icon to create a new agent on the canvas (it may appear as a plus icon or</w:t>
+      </w:r>
+      <w:r>
+        <w:t xml:space="preserve"> </w:t>
+      </w:r>
+      <w:r>
+        <w:t xml:space="preserve">“New Agent”</w:t>
+      </w:r>
+      <w:r>
+        <w:t xml:space="preserve"> </w:t>
+      </w:r>
+      <w:r>
+        <w:t xml:space="preserve">label). Click it twice. You will have two cards.</w:t>
+      </w:r>
+    </w:p>
+    <w:p>
+      <w:pPr>
+        <w:pStyle w:val="BodyText"/>
+      </w:pPr>
+      <w:r>
+        <w:t xml:space="preserve">Send each agent the same vague prompt:</w:t>
+      </w:r>
+    </w:p>
+    <w:p>
+      <w:pPr>
+        <w:pStyle w:val="BodyText"/>
+      </w:pPr>
+      <w:r>
+        <w:rPr>
+          <w:b/>
+          <w:bCs/>
+        </w:rPr>
+        <w:t xml:space="preserve">Card 1:</w:t>
       </w:r>
     </w:p>
     <w:p>
@@ -22210,16 +20534,7 @@
         <w:rPr>
           <w:rStyle w:val="VerbatimChar"/>
         </w:rPr>
-        <w:t xml:space="preserve">- Tests: 18 passing</w:t>
-      </w:r>
-      <w:r>
-        <w:br/>
-      </w:r>
-      <w:r>
-        <w:rPr>
-          <w:rStyle w:val="VerbatimChar"/>
-        </w:rPr>
-        <w:t xml:space="preserve">- Commands: add (--priority, --due), list (--format json/csv, --priority), done, delete, overdue, search, stats, clear, export</w:t>
+        <w:t xml:space="preserve">Update the task manager to add filtering to the list command.</w:t>
       </w:r>
     </w:p>
     <w:p>
@@ -22227,7 +20542,11 @@
         <w:pStyle w:val="FirstParagraph"/>
       </w:pPr>
       <w:r>
-        <w:t xml:space="preserve">Add to decisions.md:</w:t>
+        <w:rPr>
+          <w:b/>
+          <w:bCs/>
+        </w:rPr>
+        <w:t xml:space="preserve">Card 2:</w:t>
       </w:r>
     </w:p>
     <w:p>
@@ -22236,54 +20555,155 @@
       </w:pPr>
       <w:r>
         <w:rPr>
-          <w:rStyle w:val="FunctionTok"/>
-        </w:rPr>
-        <w:t xml:space="preserve">## CSV format</w:t>
-      </w:r>
-      <w:r>
-        <w:br/>
-      </w:r>
-      <w:r>
-        <w:rPr>
-          <w:rStyle w:val="SpecialStringTok"/>
-        </w:rPr>
-        <w:t xml:space="preserve">- </w:t>
+          <w:rStyle w:val="VerbatimChar"/>
+        </w:rPr>
+        <w:t xml:space="preserve">Update the task manager to improve its output formatting.</w:t>
+      </w:r>
+    </w:p>
+    <w:p>
+      <w:pPr>
+        <w:pStyle w:val="BlockText"/>
+      </w:pPr>
+      <w:r>
+        <w:rPr>
+          <w:b/>
+          <w:bCs/>
+        </w:rPr>
+        <w:t xml:space="preserve">What the Agents Will Do:</w:t>
+      </w:r>
+      <w:r>
+        <w:t xml:space="preserve"> </w:t>
+      </w:r>
+      <w:r>
+        <w:t xml:space="preserve">Both agents will read</w:t>
+      </w:r>
+      <w:r>
+        <w:t xml:space="preserve"> </w:t>
+      </w:r>
+      <w:r>
+        <w:rPr>
+          <w:rStyle w:val="VerbatimChar"/>
+        </w:rPr>
+        <w:t xml:space="preserve">tasks.py</w:t>
+      </w:r>
+      <w:r>
+        <w:t xml:space="preserve">. Both will make changes. Agent 1 may add a</w:t>
+      </w:r>
+      <w:r>
+        <w:t xml:space="preserve"> </w:t>
+      </w:r>
+      <w:r>
+        <w:rPr>
+          <w:rStyle w:val="VerbatimChar"/>
+        </w:rPr>
+        <w:t xml:space="preserve">--filter</w:t>
+      </w:r>
+      <w:r>
+        <w:t xml:space="preserve"> </w:t>
+      </w:r>
+      <w:r>
+        <w:t xml:space="preserve">flag. Agent 2 may reformat the</w:t>
+      </w:r>
+      <w:r>
+        <w:t xml:space="preserve"> </w:t>
+      </w:r>
+      <w:r>
+        <w:rPr>
+          <w:rStyle w:val="VerbatimChar"/>
+        </w:rPr>
+        <w:t xml:space="preserve">list</w:t>
+      </w:r>
+      <w:r>
+        <w:t xml:space="preserve"> </w:t>
+      </w:r>
+      <w:r>
+        <w:t xml:space="preserve">output. Both changes touch the same function. When Agent 2 writes its changes to</w:t>
+      </w:r>
+      <w:r>
+        <w:t xml:space="preserve"> </w:t>
+      </w:r>
+      <w:r>
+        <w:rPr>
+          <w:rStyle w:val="VerbatimChar"/>
+        </w:rPr>
+        <w:t xml:space="preserve">tasks.py</w:t>
+      </w:r>
+      <w:r>
+        <w:t xml:space="preserve">, it may overwrite Agent 1’s filter flag — or Agent 1 may not have finished yet, writing on top of Agent 2.</w:t>
+      </w:r>
+    </w:p>
+    <w:p>
+      <w:pPr>
+        <w:pStyle w:val="BlockText"/>
+      </w:pPr>
+      <w:r>
+        <w:rPr>
+          <w:b/>
+          <w:bCs/>
+        </w:rPr>
+        <w:t xml:space="preserve">Watch For:</w:t>
+      </w:r>
+      <w:r>
+        <w:t xml:space="preserve"> </w:t>
+      </w:r>
+      <w:r>
+        <w:t xml:space="preserve">Open</w:t>
+      </w:r>
+      <w:r>
+        <w:t xml:space="preserve"> </w:t>
+      </w:r>
+      <w:r>
+        <w:rPr>
+          <w:rStyle w:val="VerbatimChar"/>
+        </w:rPr>
+        <w:t xml:space="preserve">tasks.py</w:t>
+      </w:r>
+      <w:r>
+        <w:t xml:space="preserve"> </w:t>
+      </w:r>
+      <w:r>
+        <w:t xml:space="preserve">after both agents indicate they are done. Check whether both changes are present. One or both may be missing. Run:</w:t>
+      </w:r>
+    </w:p>
+    <w:p>
+      <w:pPr>
+        <w:pStyle w:val="SourceCode"/>
+      </w:pPr>
+      <w:r>
+        <w:rPr>
+          <w:rStyle w:val="ExtensionTok"/>
+        </w:rPr>
+        <w:t xml:space="preserve">pytest</w:t>
       </w:r>
       <w:r>
         <w:rPr>
           <w:rStyle w:val="NormalTok"/>
         </w:rPr>
-        <w:t xml:space="preserve">**Decision**: CSV header is id,description,done,priority,due_date. Null due_date = empty string.</w:t>
-      </w:r>
-      <w:r>
-        <w:br/>
-      </w:r>
-      <w:r>
-        <w:rPr>
-          <w:rStyle w:val="SpecialStringTok"/>
-        </w:rPr>
-        <w:t xml:space="preserve">- </w:t>
-      </w:r>
-      <w:r>
-        <w:rPr>
-          <w:rStyle w:val="NormalTok"/>
-        </w:rPr>
-        <w:t xml:space="preserve">**Reason**: Consistent with JSON format (all fields, always). Matches --format csv and export.</w:t>
-      </w:r>
-      <w:r>
-        <w:br/>
-      </w:r>
-      <w:r>
-        <w:rPr>
-          <w:rStyle w:val="SpecialStringTok"/>
-        </w:rPr>
-        <w:t xml:space="preserve">- </w:t>
-      </w:r>
-      <w:r>
-        <w:rPr>
-          <w:rStyle w:val="NormalTok"/>
-        </w:rPr>
-        <w:t xml:space="preserve">**Rules out**: Optional fields, different field order, null as "null" string.</w:t>
+        <w:t xml:space="preserve"> tests/ </w:t>
+      </w:r>
+      <w:r>
+        <w:rPr>
+          <w:rStyle w:val="AttributeTok"/>
+        </w:rPr>
+        <w:t xml:space="preserve">-v</w:t>
+      </w:r>
+    </w:p>
+    <w:p>
+      <w:pPr>
+        <w:pStyle w:val="BlockText"/>
+      </w:pPr>
+      <w:r>
+        <w:rPr>
+          <w:b/>
+          <w:bCs/>
+        </w:rPr>
+        <w:t xml:space="preserve">Watch For:</w:t>
+      </w:r>
+      <w:r>
+        <w:t xml:space="preserve"> </w:t>
+      </w:r>
+      <w:r>
+        <w:t xml:space="preserve">Unexpected test failures. The file may be in a state that neither agent intended — one agent’s output plus a fragment of the other’s.</w:t>
       </w:r>
     </w:p>
     <w:p>
@@ -22291,7 +20711,7 @@
         <w:pStyle w:val="FirstParagraph"/>
       </w:pPr>
       <w:r>
-        <w:t xml:space="preserve">Look at the backlog — features excluded from this sprint that were named and parked. What is the most coherent next sprint goal? That is the starting question for sprint planning, next cycle.</w:t>
+        <w:t xml:space="preserve">Stop here. This is the conflict that scope discipline prevents.</w:t>
       </w:r>
     </w:p>
     <w:p>
@@ -22301,14 +20721,14 @@
         </w:pict>
       </w:r>
     </w:p>
-    <w:bookmarkEnd w:id="105"/>
-    <w:bookmarkStart w:id="106" w:name="debrief-11"/>
+    <w:bookmarkEnd w:id="107"/>
+    <w:bookmarkStart w:id="108" w:name="the-success-path-scoped-parallel-agents"/>
     <w:p>
       <w:pPr>
         <w:pStyle w:val="Heading2"/>
       </w:pPr>
       <w:r>
-        <w:t xml:space="preserve">Debrief</w:t>
+        <w:t xml:space="preserve">The Success Path: Scoped Parallel Agents</w:t>
       </w:r>
     </w:p>
     <w:p>
@@ -22316,41 +20736,781 @@
         <w:pStyle w:val="FirstParagraph"/>
       </w:pPr>
       <w:r>
-        <w:t xml:space="preserve">The sprint plan took fifteen minutes. It prevented a format conflict that would have taken longer than fifteen minutes to untangle. It also caught the parallelism trap — two agents that looked independent but were not, because they shared output files.</w:t>
-      </w:r>
-    </w:p>
-    <w:p>
-      <w:pPr>
-        <w:pStyle w:val="BodyText"/>
-      </w:pPr>
+        <w:t xml:space="preserve">Two tasks, genuinely independent:</w:t>
+      </w:r>
+      <w:r>
+        <w:t xml:space="preserve"> </w:t>
+      </w:r>
+      <w:r>
+        <w:t xml:space="preserve">-</w:t>
+      </w:r>
+      <w:r>
+        <w:t xml:space="preserve"> </w:t>
+      </w:r>
       <w:r>
         <w:rPr>
           <w:b/>
           <w:bCs/>
         </w:rPr>
-        <w:t xml:space="preserve">Sprint planning is not overhead. It is front-loaded problem discovery.</w:t>
-      </w:r>
-      <w:r>
-        <w:t xml:space="preserve"> </w:t>
-      </w:r>
-      <w:r>
-        <w:t xml:space="preserve">The dependency analysis and format decision happened on paper, not in the middle of a debugging session. The definition of done made the sprint review a five-minute check rather than an open-ended question.</w:t>
-      </w:r>
-    </w:p>
-    <w:p>
-      <w:pPr>
-        <w:pStyle w:val="BodyText"/>
-      </w:pPr>
-      <w:r>
-        <w:t xml:space="preserve">The cadence scales. A solo developer running one sprint per week accumulates coherent features, a living context.md, and a backlog that reflects deliberate deferral rather than forgotten ideas. A small team can run the same cycle — one shared context file, shared sprint plan, parallel agents when scopes are clean.</w:t>
-      </w:r>
-    </w:p>
-    <w:p>
-      <w:pPr>
-        <w:pStyle w:val="BodyText"/>
-      </w:pPr>
-      <w:r>
-        <w:t xml:space="preserve">In Chapter 13, the cadence runs with reduced human involvement — higher autonomy modes, mature skills, complete context files. The discipline does not change. What changes is how much of each loop stage the AI runs versus the human.</w:t>
+        <w:t xml:space="preserve">Agent A</w:t>
+      </w:r>
+      <w:r>
+        <w:t xml:space="preserve">: Add</w:t>
+      </w:r>
+      <w:r>
+        <w:t xml:space="preserve"> </w:t>
+      </w:r>
+      <w:r>
+        <w:rPr>
+          <w:rStyle w:val="VerbatimChar"/>
+        </w:rPr>
+        <w:t xml:space="preserve">--priority</w:t>
+      </w:r>
+      <w:r>
+        <w:t xml:space="preserve"> </w:t>
+      </w:r>
+      <w:r>
+        <w:t xml:space="preserve">filter to</w:t>
+      </w:r>
+      <w:r>
+        <w:t xml:space="preserve"> </w:t>
+      </w:r>
+      <w:r>
+        <w:rPr>
+          <w:rStyle w:val="VerbatimChar"/>
+        </w:rPr>
+        <w:t xml:space="preserve">list</w:t>
+      </w:r>
+      <w:r>
+        <w:t xml:space="preserve"> </w:t>
+      </w:r>
+      <w:r>
+        <w:t xml:space="preserve">(e.g.,</w:t>
+      </w:r>
+      <w:r>
+        <w:t xml:space="preserve"> </w:t>
+      </w:r>
+      <w:r>
+        <w:rPr>
+          <w:rStyle w:val="VerbatimChar"/>
+        </w:rPr>
+        <w:t xml:space="preserve">list --priority high</w:t>
+      </w:r>
+      <w:r>
+        <w:t xml:space="preserve"> </w:t>
+      </w:r>
+      <w:r>
+        <w:t xml:space="preserve">shows only high-priority tasks). Modifies</w:t>
+      </w:r>
+      <w:r>
+        <w:t xml:space="preserve"> </w:t>
+      </w:r>
+      <w:r>
+        <w:rPr>
+          <w:rStyle w:val="VerbatimChar"/>
+        </w:rPr>
+        <w:t xml:space="preserve">tasks.py</w:t>
+      </w:r>
+      <w:r>
+        <w:t xml:space="preserve"> </w:t>
+      </w:r>
+      <w:r>
+        <w:t xml:space="preserve">and</w:t>
+      </w:r>
+      <w:r>
+        <w:t xml:space="preserve"> </w:t>
+      </w:r>
+      <w:r>
+        <w:rPr>
+          <w:rStyle w:val="VerbatimChar"/>
+        </w:rPr>
+        <w:t xml:space="preserve">test_tasks.py</w:t>
+      </w:r>
+      <w:r>
+        <w:t xml:space="preserve">.</w:t>
+      </w:r>
+      <w:r>
+        <w:t xml:space="preserve"> </w:t>
+      </w:r>
+      <w:r>
+        <w:t xml:space="preserve">-</w:t>
+      </w:r>
+      <w:r>
+        <w:t xml:space="preserve"> </w:t>
+      </w:r>
+      <w:r>
+        <w:rPr>
+          <w:b/>
+          <w:bCs/>
+        </w:rPr>
+        <w:t xml:space="preserve">Agent B</w:t>
+      </w:r>
+      <w:r>
+        <w:t xml:space="preserve">: Create</w:t>
+      </w:r>
+      <w:r>
+        <w:t xml:space="preserve"> </w:t>
+      </w:r>
+      <w:r>
+        <w:rPr>
+          <w:rStyle w:val="VerbatimChar"/>
+        </w:rPr>
+        <w:t xml:space="preserve">COMMANDS.md</w:t>
+      </w:r>
+      <w:r>
+        <w:t xml:space="preserve"> </w:t>
+      </w:r>
+      <w:r>
+        <w:t xml:space="preserve">— a reference document of all commands with usage and examples. Creates a new file only.</w:t>
+      </w:r>
+    </w:p>
+    <w:p>
+      <w:pPr>
+        <w:pStyle w:val="BodyText"/>
+      </w:pPr>
+      <w:r>
+        <w:t xml:space="preserve">Open Manager View. Create two agent sessions.</w:t>
+      </w:r>
+    </w:p>
+    <w:p>
+      <w:pPr>
+        <w:pStyle w:val="BodyText"/>
+      </w:pPr>
+      <w:r>
+        <w:rPr>
+          <w:b/>
+          <w:bCs/>
+        </w:rPr>
+        <w:t xml:space="preserve">Send Agent A this prompt:</w:t>
+      </w:r>
+    </w:p>
+    <w:p>
+      <w:pPr>
+        <w:pStyle w:val="SourceCode"/>
+      </w:pPr>
+      <w:r>
+        <w:rPr>
+          <w:rStyle w:val="VerbatimChar"/>
+        </w:rPr>
+        <w:t xml:space="preserve">[paste your full context.md here]</w:t>
+      </w:r>
+      <w:r>
+        <w:br/>
+      </w:r>
+      <w:r>
+        <w:br/>
+      </w:r>
+      <w:r>
+        <w:rPr>
+          <w:rStyle w:val="VerbatimChar"/>
+        </w:rPr>
+        <w:t xml:space="preserve">Task for Agent A: Add --priority filter to list command.</w:t>
+      </w:r>
+      <w:r>
+        <w:br/>
+      </w:r>
+      <w:r>
+        <w:br/>
+      </w:r>
+      <w:r>
+        <w:rPr>
+          <w:rStyle w:val="VerbatimChar"/>
+        </w:rPr>
+        <w:t xml:space="preserve">SCOPE: Modify ONLY tasks.py and test_tasks.py. Do not create or modify any other files.</w:t>
+      </w:r>
+      <w:r>
+        <w:br/>
+      </w:r>
+      <w:r>
+        <w:br/>
+      </w:r>
+      <w:r>
+        <w:rPr>
+          <w:rStyle w:val="VerbatimChar"/>
+        </w:rPr>
+        <w:t xml:space="preserve">Feature: --priority filter on list</w:t>
+      </w:r>
+      <w:r>
+        <w:br/>
+      </w:r>
+      <w:r>
+        <w:rPr>
+          <w:rStyle w:val="VerbatimChar"/>
+        </w:rPr>
+        <w:t xml:space="preserve">Input: python tasks.py list --priority high (or medium or low)</w:t>
+      </w:r>
+      <w:r>
+        <w:br/>
+      </w:r>
+      <w:r>
+        <w:rPr>
+          <w:rStyle w:val="VerbatimChar"/>
+        </w:rPr>
+        <w:t xml:space="preserve">Output: Only tasks matching that priority, same format as regular list.</w:t>
+      </w:r>
+      <w:r>
+        <w:br/>
+      </w:r>
+      <w:r>
+        <w:rPr>
+          <w:rStyle w:val="VerbatimChar"/>
+        </w:rPr>
+        <w:t xml:space="preserve">Default (no --priority flag): unchanged — shows all tasks.</w:t>
+      </w:r>
+      <w:r>
+        <w:br/>
+      </w:r>
+      <w:r>
+        <w:br/>
+      </w:r>
+      <w:r>
+        <w:rPr>
+          <w:rStyle w:val="VerbatimChar"/>
+        </w:rPr>
+        <w:t xml:space="preserve">Edge cases:</w:t>
+      </w:r>
+      <w:r>
+        <w:br/>
+      </w:r>
+      <w:r>
+        <w:rPr>
+          <w:rStyle w:val="VerbatimChar"/>
+        </w:rPr>
+        <w:t xml:space="preserve">- Invalid priority value: print error, exit non-zero (consistent with add command)</w:t>
+      </w:r>
+      <w:r>
+        <w:br/>
+      </w:r>
+      <w:r>
+        <w:rPr>
+          <w:rStyle w:val="VerbatimChar"/>
+        </w:rPr>
+        <w:t xml:space="preserve">- --priority can be combined with --format json</w:t>
+      </w:r>
+      <w:r>
+        <w:br/>
+      </w:r>
+      <w:r>
+        <w:rPr>
+          <w:rStyle w:val="VerbatimChar"/>
+        </w:rPr>
+        <w:t xml:space="preserve">- If no tasks match the filter: No tasks with priority 'high'.</w:t>
+      </w:r>
+      <w:r>
+        <w:br/>
+      </w:r>
+      <w:r>
+        <w:br/>
+      </w:r>
+      <w:r>
+        <w:rPr>
+          <w:rStyle w:val="VerbatimChar"/>
+        </w:rPr>
+        <w:t xml:space="preserve">Add exactly 1 new test:</w:t>
+      </w:r>
+      <w:r>
+        <w:br/>
+      </w:r>
+      <w:r>
+        <w:rPr>
+          <w:rStyle w:val="VerbatimChar"/>
+        </w:rPr>
+        <w:t xml:space="preserve">- list --priority high shows only high-priority tasks</w:t>
+      </w:r>
+      <w:r>
+        <w:br/>
+      </w:r>
+      <w:r>
+        <w:br/>
+      </w:r>
+      <w:r>
+        <w:rPr>
+          <w:rStyle w:val="VerbatimChar"/>
+        </w:rPr>
+        <w:t xml:space="preserve">All 15 existing tests must still pass.</w:t>
+      </w:r>
+    </w:p>
+    <w:p>
+      <w:pPr>
+        <w:pStyle w:val="FirstParagraph"/>
+      </w:pPr>
+      <w:r>
+        <w:rPr>
+          <w:b/>
+          <w:bCs/>
+        </w:rPr>
+        <w:t xml:space="preserve">Send Agent B this prompt:</w:t>
+      </w:r>
+    </w:p>
+    <w:p>
+      <w:pPr>
+        <w:pStyle w:val="SourceCode"/>
+      </w:pPr>
+      <w:r>
+        <w:rPr>
+          <w:rStyle w:val="VerbatimChar"/>
+        </w:rPr>
+        <w:t xml:space="preserve">[paste your full context.md here]</w:t>
+      </w:r>
+      <w:r>
+        <w:br/>
+      </w:r>
+      <w:r>
+        <w:br/>
+      </w:r>
+      <w:r>
+        <w:rPr>
+          <w:rStyle w:val="VerbatimChar"/>
+        </w:rPr>
+        <w:t xml:space="preserve">Task for Agent B: Create COMMANDS.md reference documentation.</w:t>
+      </w:r>
+      <w:r>
+        <w:br/>
+      </w:r>
+      <w:r>
+        <w:br/>
+      </w:r>
+      <w:r>
+        <w:rPr>
+          <w:rStyle w:val="VerbatimChar"/>
+        </w:rPr>
+        <w:t xml:space="preserve">SCOPE: Create ONLY a new file named COMMANDS.md. Do not modify tasks.py, test_tasks.py, or any existing file.</w:t>
+      </w:r>
+      <w:r>
+        <w:br/>
+      </w:r>
+      <w:r>
+        <w:br/>
+      </w:r>
+      <w:r>
+        <w:rPr>
+          <w:rStyle w:val="VerbatimChar"/>
+        </w:rPr>
+        <w:t xml:space="preserve">Write a concise command reference for the task manager covering all 8 commands:</w:t>
+      </w:r>
+      <w:r>
+        <w:br/>
+      </w:r>
+      <w:r>
+        <w:rPr>
+          <w:rStyle w:val="VerbatimChar"/>
+        </w:rPr>
+        <w:t xml:space="preserve">add, list, done, delete, overdue, search, stats, clear</w:t>
+      </w:r>
+      <w:r>
+        <w:br/>
+      </w:r>
+      <w:r>
+        <w:br/>
+      </w:r>
+      <w:r>
+        <w:rPr>
+          <w:rStyle w:val="VerbatimChar"/>
+        </w:rPr>
+        <w:t xml:space="preserve">For each command include:</w:t>
+      </w:r>
+      <w:r>
+        <w:br/>
+      </w:r>
+      <w:r>
+        <w:rPr>
+          <w:rStyle w:val="VerbatimChar"/>
+        </w:rPr>
+        <w:t xml:space="preserve">- Command name and usage syntax</w:t>
+      </w:r>
+      <w:r>
+        <w:br/>
+      </w:r>
+      <w:r>
+        <w:rPr>
+          <w:rStyle w:val="VerbatimChar"/>
+        </w:rPr>
+        <w:t xml:space="preserve">- Brief description (one sentence)</w:t>
+      </w:r>
+      <w:r>
+        <w:br/>
+      </w:r>
+      <w:r>
+        <w:rPr>
+          <w:rStyle w:val="VerbatimChar"/>
+        </w:rPr>
+        <w:t xml:space="preserve">- Example with expected output</w:t>
+      </w:r>
+      <w:r>
+        <w:br/>
+      </w:r>
+      <w:r>
+        <w:br/>
+      </w:r>
+      <w:r>
+        <w:rPr>
+          <w:rStyle w:val="VerbatimChar"/>
+        </w:rPr>
+        <w:t xml:space="preserve">Format: markdown, one section per command. Keep it short — this is a reference, not a tutorial.</w:t>
+      </w:r>
+    </w:p>
+    <w:p>
+      <w:pPr>
+        <w:pStyle w:val="BlockText"/>
+      </w:pPr>
+      <w:r>
+        <w:rPr>
+          <w:b/>
+          <w:bCs/>
+        </w:rPr>
+        <w:t xml:space="preserve">What the Agents Will Do:</w:t>
+      </w:r>
+      <w:r>
+        <w:t xml:space="preserve"> </w:t>
+      </w:r>
+      <w:r>
+        <w:t xml:space="preserve">Agent A will add the</w:t>
+      </w:r>
+      <w:r>
+        <w:t xml:space="preserve"> </w:t>
+      </w:r>
+      <w:r>
+        <w:rPr>
+          <w:rStyle w:val="VerbatimChar"/>
+        </w:rPr>
+        <w:t xml:space="preserve">--priority</w:t>
+      </w:r>
+      <w:r>
+        <w:t xml:space="preserve"> </w:t>
+      </w:r>
+      <w:r>
+        <w:t xml:space="preserve">flag to the argument parser, add a filter step to the</w:t>
+      </w:r>
+      <w:r>
+        <w:t xml:space="preserve"> </w:t>
+      </w:r>
+      <w:r>
+        <w:rPr>
+          <w:rStyle w:val="VerbatimChar"/>
+        </w:rPr>
+        <w:t xml:space="preserve">list</w:t>
+      </w:r>
+      <w:r>
+        <w:t xml:space="preserve"> </w:t>
+      </w:r>
+      <w:r>
+        <w:t xml:space="preserve">handler, and write one new test. Agent B will write COMMANDS.md from scratch, reading context.md to get the command list and schema. Neither agent touches the other’s files.</w:t>
+      </w:r>
+    </w:p>
+    <w:p>
+      <w:pPr>
+        <w:pStyle w:val="BlockText"/>
+      </w:pPr>
+      <w:r>
+        <w:rPr>
+          <w:b/>
+          <w:bCs/>
+        </w:rPr>
+        <w:t xml:space="preserve">Watch For:</w:t>
+      </w:r>
+      <w:r>
+        <w:t xml:space="preserve"> </w:t>
+      </w:r>
+      <w:r>
+        <w:t xml:space="preserve">Both agents running simultaneously on the canvas. You do not need to alternate between them — let them run. Monitor both cards for errors or questions.</w:t>
+      </w:r>
+    </w:p>
+    <w:p>
+      <w:pPr>
+        <w:pStyle w:val="FirstParagraph"/>
+      </w:pPr>
+      <w:r>
+        <w:t xml:space="preserve">When both agents indicate completion, verify each independently.</w:t>
+      </w:r>
+    </w:p>
+    <w:p>
+      <w:pPr>
+        <w:pStyle w:val="BodyText"/>
+      </w:pPr>
+      <w:r>
+        <w:rPr>
+          <w:b/>
+          <w:bCs/>
+        </w:rPr>
+        <w:t xml:space="preserve">Verify Agent A:</w:t>
+      </w:r>
+    </w:p>
+    <w:p>
+      <w:pPr>
+        <w:pStyle w:val="BodyText"/>
+      </w:pPr>
+      <w:r>
+        <w:t xml:space="preserve">First confirm Agent A stayed in scope — open</w:t>
+      </w:r>
+      <w:r>
+        <w:t xml:space="preserve"> </w:t>
+      </w:r>
+      <w:r>
+        <w:rPr>
+          <w:rStyle w:val="VerbatimChar"/>
+        </w:rPr>
+        <w:t xml:space="preserve">tasks.py</w:t>
+      </w:r>
+      <w:r>
+        <w:t xml:space="preserve"> </w:t>
+      </w:r>
+      <w:r>
+        <w:t xml:space="preserve">and check that the formatting of existing functions is unchanged from what you expect. Agent B was not supposed to touch this file, but a quick sanity check takes ten seconds.</w:t>
+      </w:r>
+    </w:p>
+    <w:p>
+      <w:pPr>
+        <w:pStyle w:val="SourceCode"/>
+      </w:pPr>
+      <w:r>
+        <w:rPr>
+          <w:rStyle w:val="ExtensionTok"/>
+        </w:rPr>
+        <w:t xml:space="preserve">pytest</w:t>
+      </w:r>
+      <w:r>
+        <w:rPr>
+          <w:rStyle w:val="NormalTok"/>
+        </w:rPr>
+        <w:t xml:space="preserve"> tests/ </w:t>
+      </w:r>
+      <w:r>
+        <w:rPr>
+          <w:rStyle w:val="AttributeTok"/>
+        </w:rPr>
+        <w:t xml:space="preserve">-v</w:t>
+      </w:r>
+    </w:p>
+    <w:p>
+      <w:pPr>
+        <w:pStyle w:val="BlockText"/>
+      </w:pPr>
+      <w:r>
+        <w:rPr>
+          <w:b/>
+          <w:bCs/>
+        </w:rPr>
+        <w:t xml:space="preserve">Watch For:</w:t>
+      </w:r>
+      <w:r>
+        <w:t xml:space="preserve"> </w:t>
+      </w:r>
+      <w:r>
+        <w:t xml:space="preserve">16 tests passing. Then manually:</w:t>
+      </w:r>
+    </w:p>
+    <w:p>
+      <w:pPr>
+        <w:pStyle w:val="SourceCode"/>
+      </w:pPr>
+      <w:r>
+        <w:rPr>
+          <w:rStyle w:val="ExtensionTok"/>
+        </w:rPr>
+        <w:t xml:space="preserve">python</w:t>
+      </w:r>
+      <w:r>
+        <w:rPr>
+          <w:rStyle w:val="NormalTok"/>
+        </w:rPr>
+        <w:t xml:space="preserve"> tasks.py add </w:t>
+      </w:r>
+      <w:r>
+        <w:rPr>
+          <w:rStyle w:val="StringTok"/>
+        </w:rPr>
+        <w:t xml:space="preserve">"Buy groceries"</w:t>
+      </w:r>
+      <w:r>
+        <w:rPr>
+          <w:rStyle w:val="NormalTok"/>
+        </w:rPr>
+        <w:t xml:space="preserve"> </w:t>
+      </w:r>
+      <w:r>
+        <w:rPr>
+          <w:rStyle w:val="AttributeTok"/>
+        </w:rPr>
+        <w:t xml:space="preserve">--priority</w:t>
+      </w:r>
+      <w:r>
+        <w:rPr>
+          <w:rStyle w:val="NormalTok"/>
+        </w:rPr>
+        <w:t xml:space="preserve"> medium</w:t>
+      </w:r>
+      <w:r>
+        <w:br/>
+      </w:r>
+      <w:r>
+        <w:rPr>
+          <w:rStyle w:val="ExtensionTok"/>
+        </w:rPr>
+        <w:t xml:space="preserve">python</w:t>
+      </w:r>
+      <w:r>
+        <w:rPr>
+          <w:rStyle w:val="NormalTok"/>
+        </w:rPr>
+        <w:t xml:space="preserve"> tasks.py add </w:t>
+      </w:r>
+      <w:r>
+        <w:rPr>
+          <w:rStyle w:val="StringTok"/>
+        </w:rPr>
+        <w:t xml:space="preserve">"Fix critical bug"</w:t>
+      </w:r>
+      <w:r>
+        <w:rPr>
+          <w:rStyle w:val="NormalTok"/>
+        </w:rPr>
+        <w:t xml:space="preserve"> </w:t>
+      </w:r>
+      <w:r>
+        <w:rPr>
+          <w:rStyle w:val="AttributeTok"/>
+        </w:rPr>
+        <w:t xml:space="preserve">--priority</w:t>
+      </w:r>
+      <w:r>
+        <w:rPr>
+          <w:rStyle w:val="NormalTok"/>
+        </w:rPr>
+        <w:t xml:space="preserve"> high</w:t>
+      </w:r>
+      <w:r>
+        <w:br/>
+      </w:r>
+      <w:r>
+        <w:rPr>
+          <w:rStyle w:val="ExtensionTok"/>
+        </w:rPr>
+        <w:t xml:space="preserve">python</w:t>
+      </w:r>
+      <w:r>
+        <w:rPr>
+          <w:rStyle w:val="NormalTok"/>
+        </w:rPr>
+        <w:t xml:space="preserve"> tasks.py list </w:t>
+      </w:r>
+      <w:r>
+        <w:rPr>
+          <w:rStyle w:val="AttributeTok"/>
+        </w:rPr>
+        <w:t xml:space="preserve">--priority</w:t>
+      </w:r>
+      <w:r>
+        <w:rPr>
+          <w:rStyle w:val="NormalTok"/>
+        </w:rPr>
+        <w:t xml:space="preserve"> high</w:t>
+      </w:r>
+      <w:r>
+        <w:br/>
+      </w:r>
+      <w:r>
+        <w:rPr>
+          <w:rStyle w:val="CommentTok"/>
+        </w:rPr>
+        <w:t xml:space="preserve"># Expected: Only [2] [high] Fix critical bug</w:t>
+      </w:r>
+      <w:r>
+        <w:br/>
+      </w:r>
+      <w:r>
+        <w:br/>
+      </w:r>
+      <w:r>
+        <w:rPr>
+          <w:rStyle w:val="ExtensionTok"/>
+        </w:rPr>
+        <w:t xml:space="preserve">python</w:t>
+      </w:r>
+      <w:r>
+        <w:rPr>
+          <w:rStyle w:val="NormalTok"/>
+        </w:rPr>
+        <w:t xml:space="preserve"> tasks.py list </w:t>
+      </w:r>
+      <w:r>
+        <w:rPr>
+          <w:rStyle w:val="AttributeTok"/>
+        </w:rPr>
+        <w:t xml:space="preserve">--priority</w:t>
+      </w:r>
+      <w:r>
+        <w:rPr>
+          <w:rStyle w:val="NormalTok"/>
+        </w:rPr>
+        <w:t xml:space="preserve"> urgent</w:t>
+      </w:r>
+      <w:r>
+        <w:br/>
+      </w:r>
+      <w:r>
+        <w:rPr>
+          <w:rStyle w:val="CommentTok"/>
+        </w:rPr>
+        <w:t xml:space="preserve"># Expected: Error message, non-zero exit</w:t>
+      </w:r>
+    </w:p>
+    <w:p>
+      <w:pPr>
+        <w:pStyle w:val="FirstParagraph"/>
+      </w:pPr>
+      <w:r>
+        <w:rPr>
+          <w:b/>
+          <w:bCs/>
+        </w:rPr>
+        <w:t xml:space="preserve">Verify Agent B:</w:t>
+      </w:r>
+    </w:p>
+    <w:p>
+      <w:pPr>
+        <w:pStyle w:val="BodyText"/>
+      </w:pPr>
+      <w:r>
+        <w:t xml:space="preserve">Open</w:t>
+      </w:r>
+      <w:r>
+        <w:t xml:space="preserve"> </w:t>
+      </w:r>
+      <w:r>
+        <w:rPr>
+          <w:rStyle w:val="VerbatimChar"/>
+        </w:rPr>
+        <w:t xml:space="preserve">COMMANDS.md</w:t>
+      </w:r>
+      <w:r>
+        <w:t xml:space="preserve"> </w:t>
+      </w:r>
+      <w:r>
+        <w:t xml:space="preserve">in the Antigravity file explorer. Read it. Check:</w:t>
+      </w:r>
+      <w:r>
+        <w:t xml:space="preserve"> </w:t>
+      </w:r>
+      <w:r>
+        <w:t xml:space="preserve">- All 8 commands covered?</w:t>
+      </w:r>
+      <w:r>
+        <w:t xml:space="preserve"> </w:t>
+      </w:r>
+      <w:r>
+        <w:t xml:space="preserve">- Usage syntax matches actual commands?</w:t>
+      </w:r>
+      <w:r>
+        <w:t xml:space="preserve"> </w:t>
+      </w:r>
+      <w:r>
+        <w:t xml:space="preserve">- Examples are realistic?</w:t>
+      </w:r>
+      <w:r>
+        <w:t xml:space="preserve"> </w:t>
+      </w:r>
+      <w:r>
+        <w:t xml:space="preserve">- Nothing in the document contradicts a decision in decisions.md?</w:t>
       </w:r>
     </w:p>
     <w:p>
@@ -22360,117 +21520,231 @@
         </w:pict>
       </w:r>
     </w:p>
+    <w:bookmarkEnd w:id="108"/>
+    <w:bookmarkStart w:id="109" w:name="the-merge-review"/>
+    <w:p>
+      <w:pPr>
+        <w:pStyle w:val="Heading2"/>
+      </w:pPr>
+      <w:r>
+        <w:t xml:space="preserve">The Merge Review</w:t>
+      </w:r>
+    </w:p>
     <w:p>
       <w:pPr>
         <w:pStyle w:val="FirstParagraph"/>
       </w:pPr>
       <w:r>
-        <w:rPr>
-          <w:i/>
-          <w:iCs/>
-        </w:rPr>
-        <w:t xml:space="preserve">A sprint is the unit of coherence. Plan before you execute. Review before you close.</w:t>
-      </w:r>
-    </w:p>
-    <w:bookmarkEnd w:id="106"/>
-    <w:bookmarkEnd w:id="107"/>
-    <w:bookmarkStart w:id="118" w:name="chapter-13-autonomy-at-scale"/>
-    <w:p>
-      <w:pPr>
-        <w:pStyle w:val="Heading1"/>
-      </w:pPr>
-      <w:r>
-        <w:t xml:space="preserve">Chapter 13: Autonomy at Scale</w:t>
-      </w:r>
-    </w:p>
-    <w:p>
-      <w:pPr>
-        <w:pStyle w:val="FirstParagraph"/>
-      </w:pPr>
-      <w:r>
-        <w:t xml:space="preserve">Mode 1, Mode 2, Mode 3. You have the options. The question Chapter 9 left open is: how do you choose?</w:t>
-      </w:r>
-    </w:p>
-    <w:p>
-      <w:pPr>
-        <w:pStyle w:val="BodyText"/>
-      </w:pPr>
-      <w:r>
-        <w:t xml:space="preserve">The temptation is to pick one mode and stick with it. Always Mode 1 if you are cautious. Always Mode 3 if you are optimistic. Neither is right. The correct mode is a function of the task — specifically, of three factors that change from task to task and from project to project.</w:t>
-      </w:r>
-    </w:p>
-    <w:p>
-      <w:pPr>
-        <w:pStyle w:val="BodyText"/>
-      </w:pPr>
+        <w:t xml:space="preserve">Both agents produced correct output independently. Now you review them as a pair before the session is complete.</w:t>
+      </w:r>
+    </w:p>
+    <w:p>
+      <w:pPr>
+        <w:pStyle w:val="BodyText"/>
+      </w:pPr>
+      <w:r>
+        <w:t xml:space="preserve">The merge review has one question that single-agent review does not:</w:t>
+      </w:r>
+      <w:r>
+        <w:t xml:space="preserve"> </w:t>
+      </w:r>
       <w:r>
         <w:rPr>
           <w:b/>
           <w:bCs/>
         </w:rPr>
-        <w:t xml:space="preserve">Factor 1: Task definition.</w:t>
-      </w:r>
-      <w:r>
-        <w:t xml:space="preserve"> </w:t>
-      </w:r>
-      <w:r>
-        <w:t xml:space="preserve">How well-specified is the requirement? A flag with explicit behavior, exact output format, and a</w:t>
-      </w:r>
-      <w:r>
-        <w:t xml:space="preserve"> </w:t>
-      </w:r>
-      <w:r>
-        <w:t xml:space="preserve">“Does NOT”</w:t>
-      </w:r>
-      <w:r>
-        <w:t xml:space="preserve"> </w:t>
-      </w:r>
-      <w:r>
-        <w:t xml:space="preserve">list is tightly defined. A schema change that touches stored data and backward compatibility is inherently riskier — even with a good requirement, the implementation has more ways to go wrong.</w:t>
-      </w:r>
-    </w:p>
-    <w:p>
-      <w:pPr>
-        <w:pStyle w:val="BodyText"/>
-      </w:pPr>
-      <w:r>
-        <w:rPr>
-          <w:b/>
-          <w:bCs/>
-        </w:rPr>
-        <w:t xml:space="preserve">Factor 2: Context maturity.</w:t>
-      </w:r>
-      <w:r>
-        <w:t xml:space="preserve"> </w:t>
-      </w:r>
-      <w:r>
-        <w:t xml:space="preserve">Is context.md current? Is decisions.md complete? Does the agent have everything it needs to make correct choices without asking? A mature context means the agent starts informed. A stale or thin context means the agent fills gaps with guesses.</w:t>
-      </w:r>
-    </w:p>
-    <w:p>
-      <w:pPr>
-        <w:pStyle w:val="BodyText"/>
-      </w:pPr>
-      <w:r>
-        <w:rPr>
-          <w:b/>
-          <w:bCs/>
-        </w:rPr>
-        <w:t xml:space="preserve">Factor 3: Test coverage.</w:t>
-      </w:r>
-      <w:r>
-        <w:t xml:space="preserve"> </w:t>
-      </w:r>
-      <w:r>
-        <w:t xml:space="preserve">If the agent makes a mistake, will the tests catch it? A high-coverage test suite is a safety net for high-autonomy sessions. If tests only cover happy paths, Mode 3 will eventually produce an error that passes all tests and ships to users.</w:t>
-      </w:r>
-    </w:p>
-    <w:p>
-      <w:pPr>
-        <w:pStyle w:val="BodyText"/>
-      </w:pPr>
-      <w:r>
-        <w:t xml:space="preserve">All three factors high → Mode 3 is appropriate. Any one low → dial back. This is the calibration, not a rule.</w:t>
+        <w:t xml:space="preserve">do the two outputs conflict?</w:t>
+      </w:r>
+    </w:p>
+    <w:p>
+      <w:pPr>
+        <w:pStyle w:val="BodyText"/>
+      </w:pPr>
+      <w:r>
+        <w:t xml:space="preserve">In this case they should not — one modified code, one created documentation. But check:</w:t>
+      </w:r>
+      <w:r>
+        <w:t xml:space="preserve"> </w:t>
+      </w:r>
+      <w:r>
+        <w:t xml:space="preserve">- Does COMMANDS.md document the</w:t>
+      </w:r>
+      <w:r>
+        <w:t xml:space="preserve"> </w:t>
+      </w:r>
+      <w:r>
+        <w:rPr>
+          <w:rStyle w:val="VerbatimChar"/>
+        </w:rPr>
+        <w:t xml:space="preserve">--priority</w:t>
+      </w:r>
+      <w:r>
+        <w:t xml:space="preserve"> </w:t>
+      </w:r>
+      <w:r>
+        <w:t xml:space="preserve">filter on</w:t>
+      </w:r>
+      <w:r>
+        <w:t xml:space="preserve"> </w:t>
+      </w:r>
+      <w:r>
+        <w:rPr>
+          <w:rStyle w:val="VerbatimChar"/>
+        </w:rPr>
+        <w:t xml:space="preserve">list</w:t>
+      </w:r>
+      <w:r>
+        <w:t xml:space="preserve">? It should, since Agent B had context.md and the filter now exists in the project. If Agent B finished before Agent A and did not know about the filter, the documentation is already incomplete. Note this for the Stage 5 update.</w:t>
+      </w:r>
+      <w:r>
+        <w:t xml:space="preserve"> </w:t>
+      </w:r>
+      <w:r>
+        <w:t xml:space="preserve">- Do the tests Agent A wrote conflict with anything in the existing test suite? Run the full suite one more time to confirm.</w:t>
+      </w:r>
+    </w:p>
+    <w:p>
+      <w:pPr>
+        <w:pStyle w:val="BodyText"/>
+      </w:pPr>
+      <w:r>
+        <w:t xml:space="preserve">Update context.md to reflect the new state:</w:t>
+      </w:r>
+    </w:p>
+    <w:p>
+      <w:pPr>
+        <w:pStyle w:val="SourceCode"/>
+      </w:pPr>
+      <w:r>
+        <w:rPr>
+          <w:rStyle w:val="VerbatimChar"/>
+        </w:rPr>
+        <w:t xml:space="preserve">- Tests: 16 passing</w:t>
+      </w:r>
+      <w:r>
+        <w:br/>
+      </w:r>
+      <w:r>
+        <w:rPr>
+          <w:rStyle w:val="VerbatimChar"/>
+        </w:rPr>
+        <w:t xml:space="preserve">- Commands: add (--priority, --due), list (--format json, --priority), done, delete, overdue, search, stats, clear</w:t>
+      </w:r>
+    </w:p>
+    <w:p>
+      <w:pPr>
+        <w:pStyle w:val="FirstParagraph"/>
+      </w:pPr>
+      <w:r>
+        <w:t xml:space="preserve">Add a decisions.md entry:</w:t>
+      </w:r>
+    </w:p>
+    <w:p>
+      <w:pPr>
+        <w:pStyle w:val="SourceCode"/>
+      </w:pPr>
+      <w:r>
+        <w:rPr>
+          <w:rStyle w:val="FunctionTok"/>
+        </w:rPr>
+        <w:t xml:space="preserve">## Priority filter</w:t>
+      </w:r>
+      <w:r>
+        <w:br/>
+      </w:r>
+      <w:r>
+        <w:rPr>
+          <w:rStyle w:val="SpecialStringTok"/>
+        </w:rPr>
+        <w:t xml:space="preserve">- </w:t>
+      </w:r>
+      <w:r>
+        <w:rPr>
+          <w:rStyle w:val="NormalTok"/>
+        </w:rPr>
+        <w:t xml:space="preserve">**Decision**: list --priority filters by exact value; invalid priority errors.</w:t>
+      </w:r>
+      <w:r>
+        <w:br/>
+      </w:r>
+      <w:r>
+        <w:rPr>
+          <w:rStyle w:val="SpecialStringTok"/>
+        </w:rPr>
+        <w:t xml:space="preserve">- </w:t>
+      </w:r>
+      <w:r>
+        <w:rPr>
+          <w:rStyle w:val="NormalTok"/>
+        </w:rPr>
+        <w:t xml:space="preserve">**Reason**: Consistent with add --priority validation (Ch 2 decision).</w:t>
+      </w:r>
+      <w:r>
+        <w:br/>
+      </w:r>
+      <w:r>
+        <w:rPr>
+          <w:rStyle w:val="SpecialStringTok"/>
+        </w:rPr>
+        <w:t xml:space="preserve">- </w:t>
+      </w:r>
+      <w:r>
+        <w:rPr>
+          <w:rStyle w:val="NormalTok"/>
+        </w:rPr>
+        <w:t xml:space="preserve">**Rules out**: Fuzzy match, multiple priority values, silent filtering.</w:t>
+      </w:r>
+    </w:p>
+    <w:p>
+      <w:pPr>
+        <w:pStyle w:val="FirstParagraph"/>
+      </w:pPr>
+      <w:r>
+        <w:t xml:space="preserve">If COMMANDS.md did not include the</w:t>
+      </w:r>
+      <w:r>
+        <w:t xml:space="preserve"> </w:t>
+      </w:r>
+      <w:r>
+        <w:rPr>
+          <w:rStyle w:val="VerbatimChar"/>
+        </w:rPr>
+        <w:t xml:space="preserve">--priority</w:t>
+      </w:r>
+      <w:r>
+        <w:t xml:space="preserve"> </w:t>
+      </w:r>
+      <w:r>
+        <w:t xml:space="preserve">filter, open a single Editor View session and give Agent A (or a new session) a targeted correction:</w:t>
+      </w:r>
+    </w:p>
+    <w:p>
+      <w:pPr>
+        <w:pStyle w:val="SourceCode"/>
+      </w:pPr>
+      <w:r>
+        <w:rPr>
+          <w:rStyle w:val="VerbatimChar"/>
+        </w:rPr>
+        <w:t xml:space="preserve">Add --priority to the list command's entry in COMMANDS.md.</w:t>
+      </w:r>
+      <w:r>
+        <w:br/>
+      </w:r>
+      <w:r>
+        <w:rPr>
+          <w:rStyle w:val="VerbatimChar"/>
+        </w:rPr>
+        <w:t xml:space="preserve">Usage: python tasks.py list --priority high|medium|low</w:t>
+      </w:r>
+      <w:r>
+        <w:br/>
+      </w:r>
+      <w:r>
+        <w:rPr>
+          <w:rStyle w:val="VerbatimChar"/>
+        </w:rPr>
+        <w:t xml:space="preserve">Description: Filter tasks by priority. Invalid value prints error.</w:t>
       </w:r>
     </w:p>
     <w:p>
@@ -22480,7 +21754,2429 @@
         </w:pict>
       </w:r>
     </w:p>
-    <w:bookmarkStart w:id="108" w:name="the-calibration-heuristic"/>
+    <w:bookmarkEnd w:id="109"/>
+    <w:bookmarkStart w:id="110" w:name="debrief-11"/>
+    <w:p>
+      <w:pPr>
+        <w:pStyle w:val="Heading2"/>
+      </w:pPr>
+      <w:r>
+        <w:t xml:space="preserve">Debrief</w:t>
+      </w:r>
+    </w:p>
+    <w:p>
+      <w:pPr>
+        <w:pStyle w:val="FirstParagraph"/>
+      </w:pPr>
+      <w:r>
+        <w:t xml:space="preserve">Two agents, two tasks, one session. The throughput advantage is real — both tasks completed in the time one would have taken. The coordination cost is also real: you had to specify scope explicitly for each agent, monitor both sessions, and review both outputs as a pair before updating context.md.</w:t>
+      </w:r>
+    </w:p>
+    <w:p>
+      <w:pPr>
+        <w:pStyle w:val="BodyText"/>
+      </w:pPr>
+      <w:r>
+        <w:rPr>
+          <w:b/>
+          <w:bCs/>
+        </w:rPr>
+        <w:t xml:space="preserve">Parallel agents multiply throughput when scopes are clean. They multiply problems when they are not.</w:t>
+      </w:r>
+      <w:r>
+        <w:t xml:space="preserve"> </w:t>
+      </w:r>
+      <w:r>
+        <w:t xml:space="preserve">The discipline that makes this work is not multi-agent-specific — it is the same scope discipline from Chapter 6 and the same review discipline from Chapter 4. The only thing that changes at scale is that you apply those disciplines to two agents at once instead of one.</w:t>
+      </w:r>
+    </w:p>
+    <w:p>
+      <w:pPr>
+        <w:pStyle w:val="BodyText"/>
+      </w:pPr>
+      <w:r>
+        <w:t xml:space="preserve">Manager View becomes useful when you have a backlog of independent tasks. In Chapter 12, you will see how to identify those tasks systematically — which is what sprint planning is for. A sprint is not just a time box. It is an analysis of what work is truly independent, so you know which tasks can run in parallel and which must serialize.</w:t>
+      </w:r>
+    </w:p>
+    <w:p>
+      <w:r>
+        <w:pict>
+          <v:rect style="width:0;height:1.5pt" o:hralign="center" o:hrstd="t" o:hr="t"/>
+        </w:pict>
+      </w:r>
+    </w:p>
+    <w:p>
+      <w:pPr>
+        <w:pStyle w:val="FirstParagraph"/>
+      </w:pPr>
+      <w:r>
+        <w:rPr>
+          <w:i/>
+          <w:iCs/>
+        </w:rPr>
+        <w:t xml:space="preserve">Parallelism is a throughput multiplier, not a coordination shortcut. The discipline still runs once per agent.</w:t>
+      </w:r>
+    </w:p>
+    <w:bookmarkEnd w:id="110"/>
+    <w:bookmarkEnd w:id="111"/>
+    <w:bookmarkStart w:id="120" w:name="chapter-12-the-sprint-cadence"/>
+    <w:p>
+      <w:pPr>
+        <w:pStyle w:val="Heading1"/>
+      </w:pPr>
+      <w:r>
+        <w:t xml:space="preserve">Chapter 12: The Sprint Cadence</w:t>
+      </w:r>
+    </w:p>
+    <w:p>
+      <w:pPr>
+        <w:pStyle w:val="FirstParagraph"/>
+      </w:pPr>
+      <w:r>
+        <w:t xml:space="preserve">You have been running sprints without calling them that.</w:t>
+      </w:r>
+    </w:p>
+    <w:p>
+      <w:pPr>
+        <w:pStyle w:val="BodyText"/>
+      </w:pPr>
+      <w:r>
+        <w:t xml:space="preserve">Look at how this book is structured. Each chapter is a unit of work with a goal, a scenario, a definition of done, and a commit at the end. You planned chapters before writing them. You reviewed them before committing. You updated the sprint plan after each one. That is a sprint cadence — a recurring cycle of plan, execute, review, repeat.</w:t>
+      </w:r>
+    </w:p>
+    <w:p>
+      <w:pPr>
+        <w:pStyle w:val="BodyText"/>
+      </w:pPr>
+      <w:r>
+        <w:t xml:space="preserve">Now apply it to software. A session is one loop: Start, Implement, Verify, Review, Update. A sprint is several sessions grouped around a coherent goal. The sprint cadence is the rhythm that governs which sessions run, in what order, and when the sprint is done.</w:t>
+      </w:r>
+    </w:p>
+    <w:p>
+      <w:pPr>
+        <w:pStyle w:val="BodyText"/>
+      </w:pPr>
+      <w:r>
+        <w:rPr>
+          <w:b/>
+          <w:bCs/>
+        </w:rPr>
+        <w:t xml:space="preserve">Without a cadence, you optimize sessions but not the project.</w:t>
+      </w:r>
+      <w:r>
+        <w:t xml:space="preserve"> </w:t>
+      </w:r>
+      <w:r>
+        <w:t xml:space="preserve">Each session is locally fine — good requirement, clean implementation, tests passing. But there is no global view: features accumulate without a theme, decisions that should have been made together get made in isolation, and the backlog grows unchecked because nothing ever closes.</w:t>
+      </w:r>
+    </w:p>
+    <w:p>
+      <w:pPr>
+        <w:pStyle w:val="BodyText"/>
+      </w:pPr>
+      <w:r>
+        <w:t xml:space="preserve">The sprint cadence closes things. Plan the sprint, execute the sprint, review the sprint, update context. Then plan the next one.</w:t>
+      </w:r>
+    </w:p>
+    <w:p>
+      <w:r>
+        <w:pict>
+          <v:rect style="width:0;height:1.5pt" o:hralign="center" o:hrstd="t" o:hr="t"/>
+        </w:pict>
+      </w:r>
+    </w:p>
+    <w:bookmarkStart w:id="112" w:name="what-sprint-planning-produces"/>
+    <w:p>
+      <w:pPr>
+        <w:pStyle w:val="Heading2"/>
+      </w:pPr>
+      <w:r>
+        <w:t xml:space="preserve">What Sprint Planning Produces</w:t>
+      </w:r>
+    </w:p>
+    <w:p>
+      <w:pPr>
+        <w:pStyle w:val="FirstParagraph"/>
+      </w:pPr>
+      <w:r>
+        <w:t xml:space="preserve">A sprint plan is not a Gantt chart. It is a one-page analysis that answers five questions before you open Antigravity:</w:t>
+      </w:r>
+    </w:p>
+    <w:p>
+      <w:pPr>
+        <w:pStyle w:val="BodyText"/>
+      </w:pPr>
+      <w:r>
+        <w:rPr>
+          <w:b/>
+          <w:bCs/>
+        </w:rPr>
+        <w:t xml:space="preserve">1. What is the sprint goal?</w:t>
+      </w:r>
+      <w:r>
+        <w:t xml:space="preserve"> </w:t>
+      </w:r>
+      <w:r>
+        <w:t xml:space="preserve">One sentence. Not a list of features — the reason this set of features belongs together.</w:t>
+      </w:r>
+      <w:r>
+        <w:t xml:space="preserve"> </w:t>
+      </w:r>
+      <w:r>
+        <w:t xml:space="preserve">“Export capabilities”</w:t>
+      </w:r>
+      <w:r>
+        <w:t xml:space="preserve"> </w:t>
+      </w:r>
+      <w:r>
+        <w:t xml:space="preserve">is a goal.</w:t>
+      </w:r>
+      <w:r>
+        <w:t xml:space="preserve"> </w:t>
+      </w:r>
+      <w:r>
+        <w:t xml:space="preserve">“Add –format csv, export command, and fix the priority filter bug”</w:t>
+      </w:r>
+      <w:r>
+        <w:t xml:space="preserve"> </w:t>
+      </w:r>
+      <w:r>
+        <w:t xml:space="preserve">is a task list, not a goal.</w:t>
+      </w:r>
+    </w:p>
+    <w:p>
+      <w:pPr>
+        <w:pStyle w:val="BodyText"/>
+      </w:pPr>
+      <w:r>
+        <w:rPr>
+          <w:b/>
+          <w:bCs/>
+        </w:rPr>
+        <w:t xml:space="preserve">2. What features are in scope?</w:t>
+      </w:r>
+      <w:r>
+        <w:t xml:space="preserve"> </w:t>
+      </w:r>
+      <w:r>
+        <w:t xml:space="preserve">List the specific features. Each one maps to a requirement you will write before implementing. Anything not on the list is out of scope for this sprint — it goes to the backlog.</w:t>
+      </w:r>
+    </w:p>
+    <w:p>
+      <w:pPr>
+        <w:pStyle w:val="BodyText"/>
+      </w:pPr>
+      <w:r>
+        <w:rPr>
+          <w:b/>
+          <w:bCs/>
+        </w:rPr>
+        <w:t xml:space="preserve">3. What are the dependencies?</w:t>
+      </w:r>
+      <w:r>
+        <w:t xml:space="preserve"> </w:t>
+      </w:r>
+      <w:r>
+        <w:t xml:space="preserve">Which features depend on other features being done first? A</w:t>
+      </w:r>
+      <w:r>
+        <w:t xml:space="preserve"> </w:t>
+      </w:r>
+      <w:r>
+        <w:rPr>
+          <w:rStyle w:val="VerbatimChar"/>
+        </w:rPr>
+        <w:t xml:space="preserve">--format csv</w:t>
+      </w:r>
+      <w:r>
+        <w:t xml:space="preserve"> </w:t>
+      </w:r>
+      <w:r>
+        <w:t xml:space="preserve">flag on</w:t>
+      </w:r>
+      <w:r>
+        <w:t xml:space="preserve"> </w:t>
+      </w:r>
+      <w:r>
+        <w:rPr>
+          <w:rStyle w:val="VerbatimChar"/>
+        </w:rPr>
+        <w:t xml:space="preserve">list</w:t>
+      </w:r>
+      <w:r>
+        <w:t xml:space="preserve"> </w:t>
+      </w:r>
+      <w:r>
+        <w:t xml:space="preserve">depends on nothing. An</w:t>
+      </w:r>
+      <w:r>
+        <w:t xml:space="preserve"> </w:t>
+      </w:r>
+      <w:r>
+        <w:rPr>
+          <w:rStyle w:val="VerbatimChar"/>
+        </w:rPr>
+        <w:t xml:space="preserve">export</w:t>
+      </w:r>
+      <w:r>
+        <w:t xml:space="preserve"> </w:t>
+      </w:r>
+      <w:r>
+        <w:t xml:space="preserve">command that produces the same format as</w:t>
+      </w:r>
+      <w:r>
+        <w:t xml:space="preserve"> </w:t>
+      </w:r>
+      <w:r>
+        <w:rPr>
+          <w:rStyle w:val="VerbatimChar"/>
+        </w:rPr>
+        <w:t xml:space="preserve">--format csv</w:t>
+      </w:r>
+      <w:r>
+        <w:t xml:space="preserve"> </w:t>
+      </w:r>
+      <w:r>
+        <w:t xml:space="preserve">depends on the CSV format decision being made first — but not necessarily on</w:t>
+      </w:r>
+      <w:r>
+        <w:t xml:space="preserve"> </w:t>
+      </w:r>
+      <w:r>
+        <w:rPr>
+          <w:rStyle w:val="VerbatimChar"/>
+        </w:rPr>
+        <w:t xml:space="preserve">--format csv</w:t>
+      </w:r>
+      <w:r>
+        <w:t xml:space="preserve"> </w:t>
+      </w:r>
+      <w:r>
+        <w:t xml:space="preserve">being fully built.</w:t>
+      </w:r>
+    </w:p>
+    <w:p>
+      <w:pPr>
+        <w:pStyle w:val="BodyText"/>
+      </w:pPr>
+      <w:r>
+        <w:rPr>
+          <w:b/>
+          <w:bCs/>
+        </w:rPr>
+        <w:t xml:space="preserve">4. Which tasks can run in parallel?</w:t>
+      </w:r>
+      <w:r>
+        <w:t xml:space="preserve"> </w:t>
+      </w:r>
+      <w:r>
+        <w:t xml:space="preserve">If two features have no shared file writes and no dependency between them, they are parallelism candidates. Identify them explicitly. This is the sprint planning analysis that makes Chapter 11’s Manager View useful at scale.</w:t>
+      </w:r>
+    </w:p>
+    <w:p>
+      <w:pPr>
+        <w:pStyle w:val="BodyText"/>
+      </w:pPr>
+      <w:r>
+        <w:rPr>
+          <w:b/>
+          <w:bCs/>
+        </w:rPr>
+        <w:t xml:space="preserve">5. What is</w:t>
+      </w:r>
+      <w:r>
+        <w:rPr>
+          <w:b/>
+          <w:bCs/>
+        </w:rPr>
+        <w:t xml:space="preserve"> </w:t>
+      </w:r>
+      <w:r>
+        <w:rPr>
+          <w:b/>
+          <w:bCs/>
+        </w:rPr>
+        <w:t xml:space="preserve">“done”</w:t>
+      </w:r>
+      <w:r>
+        <w:rPr>
+          <w:b/>
+          <w:bCs/>
+        </w:rPr>
+        <w:t xml:space="preserve"> </w:t>
+      </w:r>
+      <w:r>
+        <w:rPr>
+          <w:b/>
+          <w:bCs/>
+        </w:rPr>
+        <w:t xml:space="preserve">for this sprint?</w:t>
+      </w:r>
+      <w:r>
+        <w:t xml:space="preserve"> </w:t>
+      </w:r>
+      <w:r>
+        <w:t xml:space="preserve">State the exit criteria before starting. Not</w:t>
+      </w:r>
+      <w:r>
+        <w:t xml:space="preserve"> </w:t>
+      </w:r>
+      <w:r>
+        <w:t xml:space="preserve">“it feels finished”</w:t>
+      </w:r>
+      <w:r>
+        <w:t xml:space="preserve"> </w:t>
+      </w:r>
+      <w:r>
+        <w:t xml:space="preserve">— a specific count of tests, a specific set of commands, a specific update to context.md. If you cannot state done before starting, the sprint scope is not clear enough.</w:t>
+      </w:r>
+    </w:p>
+    <w:p>
+      <w:r>
+        <w:pict>
+          <v:rect style="width:0;height:1.5pt" o:hralign="center" o:hrstd="t" o:hr="t"/>
+        </w:pict>
+      </w:r>
+    </w:p>
+    <w:bookmarkEnd w:id="112"/>
+    <w:bookmarkStart w:id="113" w:name="the-failure-path-no-plan"/>
+    <w:p>
+      <w:pPr>
+        <w:pStyle w:val="Heading2"/>
+      </w:pPr>
+      <w:r>
+        <w:t xml:space="preserve">The Failure Path: No Plan</w:t>
+      </w:r>
+    </w:p>
+    <w:p>
+      <w:pPr>
+        <w:pStyle w:val="FirstParagraph"/>
+      </w:pPr>
+      <w:r>
+        <w:t xml:space="preserve">The task manager needs export capabilities. Two features:</w:t>
+      </w:r>
+      <w:r>
+        <w:t xml:space="preserve"> </w:t>
+      </w:r>
+      <w:r>
+        <w:rPr>
+          <w:rStyle w:val="VerbatimChar"/>
+        </w:rPr>
+        <w:t xml:space="preserve">--format csv</w:t>
+      </w:r>
+      <w:r>
+        <w:t xml:space="preserve"> </w:t>
+      </w:r>
+      <w:r>
+        <w:t xml:space="preserve">on</w:t>
+      </w:r>
+      <w:r>
+        <w:t xml:space="preserve"> </w:t>
+      </w:r>
+      <w:r>
+        <w:rPr>
+          <w:rStyle w:val="VerbatimChar"/>
+        </w:rPr>
+        <w:t xml:space="preserve">list</w:t>
+      </w:r>
+      <w:r>
+        <w:t xml:space="preserve">, and an</w:t>
+      </w:r>
+      <w:r>
+        <w:t xml:space="preserve"> </w:t>
+      </w:r>
+      <w:r>
+        <w:rPr>
+          <w:rStyle w:val="VerbatimChar"/>
+        </w:rPr>
+        <w:t xml:space="preserve">export</w:t>
+      </w:r>
+      <w:r>
+        <w:t xml:space="preserve"> </w:t>
+      </w:r>
+      <w:r>
+        <w:t xml:space="preserve">command that writes tasks to a CSV file.</w:t>
+      </w:r>
+    </w:p>
+    <w:p>
+      <w:pPr>
+        <w:pStyle w:val="BodyText"/>
+      </w:pPr>
+      <w:r>
+        <w:t xml:space="preserve">Jump straight in. Open Manager View, create two agents, and give each a rough description:</w:t>
+      </w:r>
+    </w:p>
+    <w:p>
+      <w:pPr>
+        <w:pStyle w:val="BodyText"/>
+      </w:pPr>
+      <w:r>
+        <w:rPr>
+          <w:b/>
+          <w:bCs/>
+        </w:rPr>
+        <w:t xml:space="preserve">Agent A:</w:t>
+      </w:r>
+    </w:p>
+    <w:p>
+      <w:pPr>
+        <w:pStyle w:val="SourceCode"/>
+      </w:pPr>
+      <w:r>
+        <w:rPr>
+          <w:rStyle w:val="VerbatimChar"/>
+        </w:rPr>
+        <w:t xml:space="preserve">Add CSV output to the task manager.</w:t>
+      </w:r>
+    </w:p>
+    <w:p>
+      <w:pPr>
+        <w:pStyle w:val="FirstParagraph"/>
+      </w:pPr>
+      <w:r>
+        <w:rPr>
+          <w:b/>
+          <w:bCs/>
+        </w:rPr>
+        <w:t xml:space="preserve">Agent B:</w:t>
+      </w:r>
+    </w:p>
+    <w:p>
+      <w:pPr>
+        <w:pStyle w:val="SourceCode"/>
+      </w:pPr>
+      <w:r>
+        <w:rPr>
+          <w:rStyle w:val="VerbatimChar"/>
+        </w:rPr>
+        <w:t xml:space="preserve">Add an export command to the task manager.</w:t>
+      </w:r>
+    </w:p>
+    <w:p>
+      <w:pPr>
+        <w:pStyle w:val="BlockText"/>
+      </w:pPr>
+      <w:r>
+        <w:rPr>
+          <w:b/>
+          <w:bCs/>
+        </w:rPr>
+        <w:t xml:space="preserve">What the Agents Will Do:</w:t>
+      </w:r>
+      <w:r>
+        <w:t xml:space="preserve"> </w:t>
+      </w:r>
+      <w:r>
+        <w:t xml:space="preserve">Agent A may add</w:t>
+      </w:r>
+      <w:r>
+        <w:t xml:space="preserve"> </w:t>
+      </w:r>
+      <w:r>
+        <w:rPr>
+          <w:rStyle w:val="VerbatimChar"/>
+        </w:rPr>
+        <w:t xml:space="preserve">--format csv</w:t>
+      </w:r>
+      <w:r>
+        <w:t xml:space="preserve"> </w:t>
+      </w:r>
+      <w:r>
+        <w:t xml:space="preserve">to</w:t>
+      </w:r>
+      <w:r>
+        <w:t xml:space="preserve"> </w:t>
+      </w:r>
+      <w:r>
+        <w:rPr>
+          <w:rStyle w:val="VerbatimChar"/>
+        </w:rPr>
+        <w:t xml:space="preserve">list</w:t>
+      </w:r>
+      <w:r>
+        <w:t xml:space="preserve">. It will choose a CSV format — fields, order, header row. Agent B will add an</w:t>
+      </w:r>
+      <w:r>
+        <w:t xml:space="preserve"> </w:t>
+      </w:r>
+      <w:r>
+        <w:rPr>
+          <w:rStyle w:val="VerbatimChar"/>
+        </w:rPr>
+        <w:t xml:space="preserve">export</w:t>
+      </w:r>
+      <w:r>
+        <w:t xml:space="preserve"> </w:t>
+      </w:r>
+      <w:r>
+        <w:t xml:space="preserve">command. It will also choose a CSV format. They will almost certainly choose differently, because neither agent knows what the other decided.</w:t>
+      </w:r>
+    </w:p>
+    <w:p>
+      <w:pPr>
+        <w:pStyle w:val="BlockText"/>
+      </w:pPr>
+      <w:r>
+        <w:rPr>
+          <w:b/>
+          <w:bCs/>
+        </w:rPr>
+        <w:t xml:space="preserve">Watch For:</w:t>
+      </w:r>
+      <w:r>
+        <w:t xml:space="preserve"> </w:t>
+      </w:r>
+      <w:r>
+        <w:t xml:space="preserve">After both agents finish, compare their CSV output formats. Run:</w:t>
+      </w:r>
+    </w:p>
+    <w:p>
+      <w:pPr>
+        <w:pStyle w:val="SourceCode"/>
+      </w:pPr>
+      <w:r>
+        <w:rPr>
+          <w:rStyle w:val="ExtensionTok"/>
+        </w:rPr>
+        <w:t xml:space="preserve">python</w:t>
+      </w:r>
+      <w:r>
+        <w:rPr>
+          <w:rStyle w:val="NormalTok"/>
+        </w:rPr>
+        <w:t xml:space="preserve"> tasks.py list </w:t>
+      </w:r>
+      <w:r>
+        <w:rPr>
+          <w:rStyle w:val="AttributeTok"/>
+        </w:rPr>
+        <w:t xml:space="preserve">--format</w:t>
+      </w:r>
+      <w:r>
+        <w:rPr>
+          <w:rStyle w:val="NormalTok"/>
+        </w:rPr>
+        <w:t xml:space="preserve"> csv</w:t>
+      </w:r>
+      <w:r>
+        <w:br/>
+      </w:r>
+      <w:r>
+        <w:rPr>
+          <w:rStyle w:val="ExtensionTok"/>
+        </w:rPr>
+        <w:t xml:space="preserve">python</w:t>
+      </w:r>
+      <w:r>
+        <w:rPr>
+          <w:rStyle w:val="NormalTok"/>
+        </w:rPr>
+        <w:t xml:space="preserve"> tasks.py export tasks.csv </w:t>
+      </w:r>
+      <w:r>
+        <w:rPr>
+          <w:rStyle w:val="KeywordTok"/>
+        </w:rPr>
+        <w:t xml:space="preserve">&amp;&amp;</w:t>
+      </w:r>
+      <w:r>
+        <w:rPr>
+          <w:rStyle w:val="NormalTok"/>
+        </w:rPr>
+        <w:t xml:space="preserve"> </w:t>
+      </w:r>
+      <w:r>
+        <w:rPr>
+          <w:rStyle w:val="FunctionTok"/>
+        </w:rPr>
+        <w:t xml:space="preserve">cat</w:t>
+      </w:r>
+      <w:r>
+        <w:rPr>
+          <w:rStyle w:val="NormalTok"/>
+        </w:rPr>
+        <w:t xml:space="preserve"> tasks.csv</w:t>
+      </w:r>
+    </w:p>
+    <w:p>
+      <w:pPr>
+        <w:pStyle w:val="BlockText"/>
+      </w:pPr>
+      <w:r>
+        <w:rPr>
+          <w:b/>
+          <w:bCs/>
+        </w:rPr>
+        <w:t xml:space="preserve">Watch For:</w:t>
+      </w:r>
+      <w:r>
+        <w:t xml:space="preserve"> </w:t>
+      </w:r>
+      <w:r>
+        <w:t xml:space="preserve">Different field orders, different header rows, or different handling of null fields (</w:t>
+      </w:r>
+      <w:r>
+        <w:rPr>
+          <w:rStyle w:val="VerbatimChar"/>
+        </w:rPr>
+        <w:t xml:space="preserve">due_date: null</w:t>
+      </w:r>
+      <w:r>
+        <w:t xml:space="preserve"> </w:t>
+      </w:r>
+      <w:r>
+        <w:t xml:space="preserve">becomes an empty string? The word</w:t>
+      </w:r>
+      <w:r>
+        <w:t xml:space="preserve"> </w:t>
+      </w:r>
+      <w:r>
+        <w:t xml:space="preserve">“null”</w:t>
+      </w:r>
+      <w:r>
+        <w:t xml:space="preserve">? Omitted?). Two agents, two CSV formats, one broken sprint.</w:t>
+      </w:r>
+    </w:p>
+    <w:p>
+      <w:pPr>
+        <w:pStyle w:val="FirstParagraph"/>
+      </w:pPr>
+      <w:r>
+        <w:t xml:space="preserve">Stop here. The conflict is in the format decision — which should have been made once, in the sprint plan, before either agent started.</w:t>
+      </w:r>
+    </w:p>
+    <w:p>
+      <w:r>
+        <w:pict>
+          <v:rect style="width:0;height:1.5pt" o:hralign="center" o:hrstd="t" o:hr="t"/>
+        </w:pict>
+      </w:r>
+    </w:p>
+    <w:bookmarkEnd w:id="113"/>
+    <w:bookmarkStart w:id="114" w:name="writing-the-sprint-plan"/>
+    <w:p>
+      <w:pPr>
+        <w:pStyle w:val="Heading2"/>
+      </w:pPr>
+      <w:r>
+        <w:t xml:space="preserve">Writing the Sprint Plan</w:t>
+      </w:r>
+    </w:p>
+    <w:p>
+      <w:pPr>
+        <w:pStyle w:val="FirstParagraph"/>
+      </w:pPr>
+      <w:r>
+        <w:t xml:space="preserve">Before opening Antigravity, write a</w:t>
+      </w:r>
+      <w:r>
+        <w:t xml:space="preserve"> </w:t>
+      </w:r>
+      <w:r>
+        <w:rPr>
+          <w:rStyle w:val="VerbatimChar"/>
+        </w:rPr>
+        <w:t xml:space="preserve">sprint-plan.md</w:t>
+      </w:r>
+      <w:r>
+        <w:t xml:space="preserve"> </w:t>
+      </w:r>
+      <w:r>
+        <w:t xml:space="preserve">in your project. In the Antigravity file explorer (left panel), right-click and select New File, name it</w:t>
+      </w:r>
+      <w:r>
+        <w:t xml:space="preserve"> </w:t>
+      </w:r>
+      <w:r>
+        <w:rPr>
+          <w:rStyle w:val="VerbatimChar"/>
+        </w:rPr>
+        <w:t xml:space="preserve">sprint-plan.md</w:t>
+      </w:r>
+      <w:r>
+        <w:t xml:space="preserve">. Use this structure:</w:t>
+      </w:r>
+    </w:p>
+    <w:p>
+      <w:pPr>
+        <w:pStyle w:val="SourceCode"/>
+      </w:pPr>
+      <w:r>
+        <w:rPr>
+          <w:rStyle w:val="FunctionTok"/>
+        </w:rPr>
+        <w:t xml:space="preserve"># Sprint: Export Capabilities</w:t>
+      </w:r>
+      <w:r>
+        <w:br/>
+      </w:r>
+      <w:r>
+        <w:br/>
+      </w:r>
+      <w:r>
+        <w:rPr>
+          <w:rStyle w:val="FunctionTok"/>
+        </w:rPr>
+        <w:t xml:space="preserve">## Goal</w:t>
+      </w:r>
+      <w:r>
+        <w:br/>
+      </w:r>
+      <w:r>
+        <w:rPr>
+          <w:rStyle w:val="NormalTok"/>
+        </w:rPr>
+        <w:t xml:space="preserve">Give users two ways to get task data out of the system in a consistent format.</w:t>
+      </w:r>
+      <w:r>
+        <w:br/>
+      </w:r>
+      <w:r>
+        <w:br/>
+      </w:r>
+      <w:r>
+        <w:rPr>
+          <w:rStyle w:val="FunctionTok"/>
+        </w:rPr>
+        <w:t xml:space="preserve">## Features</w:t>
+      </w:r>
+      <w:r>
+        <w:br/>
+      </w:r>
+      <w:r>
+        <w:rPr>
+          <w:rStyle w:val="PreprocessorTok"/>
+        </w:rPr>
+        <w:t xml:space="preserve">|</w:t>
+      </w:r>
+      <w:r>
+        <w:rPr>
+          <w:rStyle w:val="NormalTok"/>
+        </w:rPr>
+        <w:t xml:space="preserve"> Feature </w:t>
+      </w:r>
+      <w:r>
+        <w:rPr>
+          <w:rStyle w:val="PreprocessorTok"/>
+        </w:rPr>
+        <w:t xml:space="preserve">|</w:t>
+      </w:r>
+      <w:r>
+        <w:rPr>
+          <w:rStyle w:val="NormalTok"/>
+        </w:rPr>
+        <w:t xml:space="preserve"> Description </w:t>
+      </w:r>
+      <w:r>
+        <w:rPr>
+          <w:rStyle w:val="PreprocessorTok"/>
+        </w:rPr>
+        <w:t xml:space="preserve">|</w:t>
+      </w:r>
+      <w:r>
+        <w:rPr>
+          <w:rStyle w:val="NormalTok"/>
+        </w:rPr>
+        <w:t xml:space="preserve"> Test count </w:t>
+      </w:r>
+      <w:r>
+        <w:rPr>
+          <w:rStyle w:val="PreprocessorTok"/>
+        </w:rPr>
+        <w:t xml:space="preserve">|</w:t>
+      </w:r>
+      <w:r>
+        <w:br/>
+      </w:r>
+      <w:r>
+        <w:rPr>
+          <w:rStyle w:val="PreprocessorTok"/>
+        </w:rPr>
+        <w:t xml:space="preserve">|---------|-------------|------------|</w:t>
+      </w:r>
+      <w:r>
+        <w:br/>
+      </w:r>
+      <w:r>
+        <w:rPr>
+          <w:rStyle w:val="PreprocessorTok"/>
+        </w:rPr>
+        <w:t xml:space="preserve">|</w:t>
+      </w:r>
+      <w:r>
+        <w:rPr>
+          <w:rStyle w:val="NormalTok"/>
+        </w:rPr>
+        <w:t xml:space="preserve"> --format csv </w:t>
+      </w:r>
+      <w:r>
+        <w:rPr>
+          <w:rStyle w:val="PreprocessorTok"/>
+        </w:rPr>
+        <w:t xml:space="preserve">|</w:t>
+      </w:r>
+      <w:r>
+        <w:rPr>
+          <w:rStyle w:val="NormalTok"/>
+        </w:rPr>
+        <w:t xml:space="preserve"> Add CSV option to list command </w:t>
+      </w:r>
+      <w:r>
+        <w:rPr>
+          <w:rStyle w:val="PreprocessorTok"/>
+        </w:rPr>
+        <w:t xml:space="preserve">|</w:t>
+      </w:r>
+      <w:r>
+        <w:rPr>
+          <w:rStyle w:val="NormalTok"/>
+        </w:rPr>
+        <w:t xml:space="preserve"> +1 (total: 17) </w:t>
+      </w:r>
+      <w:r>
+        <w:rPr>
+          <w:rStyle w:val="PreprocessorTok"/>
+        </w:rPr>
+        <w:t xml:space="preserve">|</w:t>
+      </w:r>
+      <w:r>
+        <w:br/>
+      </w:r>
+      <w:r>
+        <w:rPr>
+          <w:rStyle w:val="PreprocessorTok"/>
+        </w:rPr>
+        <w:t xml:space="preserve">|</w:t>
+      </w:r>
+      <w:r>
+        <w:rPr>
+          <w:rStyle w:val="NormalTok"/>
+        </w:rPr>
+        <w:t xml:space="preserve"> export command </w:t>
+      </w:r>
+      <w:r>
+        <w:rPr>
+          <w:rStyle w:val="PreprocessorTok"/>
+        </w:rPr>
+        <w:t xml:space="preserve">|</w:t>
+      </w:r>
+      <w:r>
+        <w:rPr>
+          <w:rStyle w:val="NormalTok"/>
+        </w:rPr>
+        <w:t xml:space="preserve"> Write all tasks to a named CSV file </w:t>
+      </w:r>
+      <w:r>
+        <w:rPr>
+          <w:rStyle w:val="PreprocessorTok"/>
+        </w:rPr>
+        <w:t xml:space="preserve">|</w:t>
+      </w:r>
+      <w:r>
+        <w:rPr>
+          <w:rStyle w:val="NormalTok"/>
+        </w:rPr>
+        <w:t xml:space="preserve"> +1 (total: 18) </w:t>
+      </w:r>
+      <w:r>
+        <w:rPr>
+          <w:rStyle w:val="PreprocessorTok"/>
+        </w:rPr>
+        <w:t xml:space="preserve">|</w:t>
+      </w:r>
+      <w:r>
+        <w:br/>
+      </w:r>
+      <w:r>
+        <w:br/>
+      </w:r>
+      <w:r>
+        <w:rPr>
+          <w:rStyle w:val="FunctionTok"/>
+        </w:rPr>
+        <w:t xml:space="preserve">## Dependency analysis</w:t>
+      </w:r>
+      <w:r>
+        <w:br/>
+      </w:r>
+      <w:r>
+        <w:rPr>
+          <w:rStyle w:val="SpecialStringTok"/>
+        </w:rPr>
+        <w:t xml:space="preserve">- </w:t>
+      </w:r>
+      <w:r>
+        <w:rPr>
+          <w:rStyle w:val="NormalTok"/>
+        </w:rPr>
+        <w:t xml:space="preserve">CSV format (fields, header, null handling) must be decided before either feature is built.</w:t>
+      </w:r>
+      <w:r>
+        <w:br/>
+      </w:r>
+      <w:r>
+        <w:rPr>
+          <w:rStyle w:val="SpecialStringTok"/>
+        </w:rPr>
+        <w:t xml:space="preserve">- </w:t>
+      </w:r>
+      <w:r>
+        <w:rPr>
+          <w:rStyle w:val="NormalTok"/>
+        </w:rPr>
+        <w:t xml:space="preserve">--format csv and export are otherwise independent — no shared file writes.</w:t>
+      </w:r>
+      <w:r>
+        <w:br/>
+      </w:r>
+      <w:r>
+        <w:rPr>
+          <w:rStyle w:val="SpecialStringTok"/>
+        </w:rPr>
+        <w:t xml:space="preserve">- </w:t>
+      </w:r>
+      <w:r>
+        <w:rPr>
+          <w:rStyle w:val="NormalTok"/>
+        </w:rPr>
+        <w:t xml:space="preserve">Both can run in parallel after the format decision is made.</w:t>
+      </w:r>
+      <w:r>
+        <w:br/>
+      </w:r>
+      <w:r>
+        <w:br/>
+      </w:r>
+      <w:r>
+        <w:rPr>
+          <w:rStyle w:val="FunctionTok"/>
+        </w:rPr>
+        <w:t xml:space="preserve">## CSV format decision</w:t>
+      </w:r>
+      <w:r>
+        <w:br/>
+      </w:r>
+      <w:r>
+        <w:rPr>
+          <w:rStyle w:val="SpecialStringTok"/>
+        </w:rPr>
+        <w:t xml:space="preserve">- </w:t>
+      </w:r>
+      <w:r>
+        <w:rPr>
+          <w:rStyle w:val="NormalTok"/>
+        </w:rPr>
+        <w:t xml:space="preserve">Header row: id,description,done,priority,due_date</w:t>
+      </w:r>
+      <w:r>
+        <w:br/>
+      </w:r>
+      <w:r>
+        <w:rPr>
+          <w:rStyle w:val="SpecialStringTok"/>
+        </w:rPr>
+        <w:t xml:space="preserve">- </w:t>
+      </w:r>
+      <w:r>
+        <w:rPr>
+          <w:rStyle w:val="NormalTok"/>
+        </w:rPr>
+        <w:t xml:space="preserve">Fields: all fields, always (consistent with JSON format decision)</w:t>
+      </w:r>
+      <w:r>
+        <w:br/>
+      </w:r>
+      <w:r>
+        <w:rPr>
+          <w:rStyle w:val="SpecialStringTok"/>
+        </w:rPr>
+        <w:t xml:space="preserve">- </w:t>
+      </w:r>
+      <w:r>
+        <w:rPr>
+          <w:rStyle w:val="NormalTok"/>
+        </w:rPr>
+        <w:t xml:space="preserve">Null due_date: empty string in CSV</w:t>
+      </w:r>
+      <w:r>
+        <w:br/>
+      </w:r>
+      <w:r>
+        <w:rPr>
+          <w:rStyle w:val="SpecialStringTok"/>
+        </w:rPr>
+        <w:t xml:space="preserve">- </w:t>
+      </w:r>
+      <w:r>
+        <w:rPr>
+          <w:rStyle w:val="NormalTok"/>
+        </w:rPr>
+        <w:t xml:space="preserve">Invalid format value: print error, exit non-zero (consistent with existing --format behavior)</w:t>
+      </w:r>
+      <w:r>
+        <w:br/>
+      </w:r>
+      <w:r>
+        <w:br/>
+      </w:r>
+      <w:r>
+        <w:rPr>
+          <w:rStyle w:val="FunctionTok"/>
+        </w:rPr>
+        <w:t xml:space="preserve">## Parallelism plan</w:t>
+      </w:r>
+      <w:r>
+        <w:br/>
+      </w:r>
+      <w:r>
+        <w:rPr>
+          <w:rStyle w:val="SpecialStringTok"/>
+        </w:rPr>
+        <w:t xml:space="preserve">- </w:t>
+      </w:r>
+      <w:r>
+        <w:rPr>
+          <w:rStyle w:val="NormalTok"/>
+        </w:rPr>
+        <w:t xml:space="preserve">Agent A: --format csv on list. Modifies tasks.py and test_tasks.py only.</w:t>
+      </w:r>
+      <w:r>
+        <w:br/>
+      </w:r>
+      <w:r>
+        <w:rPr>
+          <w:rStyle w:val="SpecialStringTok"/>
+        </w:rPr>
+        <w:t xml:space="preserve">- </w:t>
+      </w:r>
+      <w:r>
+        <w:rPr>
+          <w:rStyle w:val="NormalTok"/>
+        </w:rPr>
+        <w:t xml:space="preserve">Agent B: export command. Modifies tasks.py and test_tasks.py only.</w:t>
+      </w:r>
+      <w:r>
+        <w:br/>
+      </w:r>
+      <w:r>
+        <w:rPr>
+          <w:rStyle w:val="SpecialStringTok"/>
+        </w:rPr>
+        <w:t xml:space="preserve">- </w:t>
+      </w:r>
+      <w:r>
+        <w:rPr>
+          <w:rStyle w:val="NormalTok"/>
+        </w:rPr>
+        <w:t xml:space="preserve">Note: both agents modify the same files. Run sequentially, not in parallel.</w:t>
+      </w:r>
+      <w:r>
+        <w:br/>
+      </w:r>
+      <w:r>
+        <w:rPr>
+          <w:rStyle w:val="NormalTok"/>
+        </w:rPr>
+        <w:t xml:space="preserve">  (The format decision is shared; same-file writes require serialization.)</w:t>
+      </w:r>
+      <w:r>
+        <w:br/>
+      </w:r>
+      <w:r>
+        <w:br/>
+      </w:r>
+      <w:r>
+        <w:rPr>
+          <w:rStyle w:val="FunctionTok"/>
+        </w:rPr>
+        <w:t xml:space="preserve">## Definition of done</w:t>
+      </w:r>
+      <w:r>
+        <w:br/>
+      </w:r>
+      <w:r>
+        <w:rPr>
+          <w:rStyle w:val="SpecialStringTok"/>
+        </w:rPr>
+        <w:t xml:space="preserve">- </w:t>
+      </w:r>
+      <w:r>
+        <w:rPr>
+          <w:rStyle w:val="NormalTok"/>
+        </w:rPr>
+        <w:t xml:space="preserve">18 tests passing</w:t>
+      </w:r>
+      <w:r>
+        <w:br/>
+      </w:r>
+      <w:r>
+        <w:rPr>
+          <w:rStyle w:val="SpecialStringTok"/>
+        </w:rPr>
+        <w:t xml:space="preserve">- </w:t>
+      </w:r>
+      <w:r>
+        <w:rPr>
+          <w:rStyle w:val="NormalTok"/>
+        </w:rPr>
+        <w:t xml:space="preserve">list --format csv and export produce identical CSV format</w:t>
+      </w:r>
+      <w:r>
+        <w:br/>
+      </w:r>
+      <w:r>
+        <w:rPr>
+          <w:rStyle w:val="SpecialStringTok"/>
+        </w:rPr>
+        <w:t xml:space="preserve">- </w:t>
+      </w:r>
+      <w:r>
+        <w:rPr>
+          <w:rStyle w:val="NormalTok"/>
+        </w:rPr>
+        <w:t xml:space="preserve">context.md updated</w:t>
+      </w:r>
+      <w:r>
+        <w:br/>
+      </w:r>
+      <w:r>
+        <w:rPr>
+          <w:rStyle w:val="SpecialStringTok"/>
+        </w:rPr>
+        <w:t xml:space="preserve">- </w:t>
+      </w:r>
+      <w:r>
+        <w:rPr>
+          <w:rStyle w:val="NormalTok"/>
+        </w:rPr>
+        <w:t xml:space="preserve">decisions.md updated with CSV format decision</w:t>
+      </w:r>
+    </w:p>
+    <w:p>
+      <w:pPr>
+        <w:pStyle w:val="FirstParagraph"/>
+      </w:pPr>
+      <w:r>
+        <w:t xml:space="preserve">Notice what the dependency analysis revealed: both agents would modify</w:t>
+      </w:r>
+      <w:r>
+        <w:t xml:space="preserve"> </w:t>
+      </w:r>
+      <w:r>
+        <w:rPr>
+          <w:rStyle w:val="VerbatimChar"/>
+        </w:rPr>
+        <w:t xml:space="preserve">tasks.py</w:t>
+      </w:r>
+      <w:r>
+        <w:t xml:space="preserve"> </w:t>
+      </w:r>
+      <w:r>
+        <w:t xml:space="preserve">and</w:t>
+      </w:r>
+      <w:r>
+        <w:t xml:space="preserve"> </w:t>
+      </w:r>
+      <w:r>
+        <w:rPr>
+          <w:rStyle w:val="VerbatimChar"/>
+        </w:rPr>
+        <w:t xml:space="preserve">test_tasks.py</w:t>
+      </w:r>
+      <w:r>
+        <w:t xml:space="preserve">. They cannot run in parallel. The sprint plan caught a would-be conflict before any code was written. Run Agent A first; then Agent B reads the completed implementation as context. Because both sessions write to the same files, use Editor View (one session at a time) rather than Manager View for this sprint.</w:t>
+      </w:r>
+    </w:p>
+    <w:p>
+      <w:pPr>
+        <w:pStyle w:val="BodyText"/>
+      </w:pPr>
+      <w:r>
+        <w:t xml:space="preserve">Save</w:t>
+      </w:r>
+      <w:r>
+        <w:t xml:space="preserve"> </w:t>
+      </w:r>
+      <w:r>
+        <w:rPr>
+          <w:rStyle w:val="VerbatimChar"/>
+        </w:rPr>
+        <w:t xml:space="preserve">sprint-plan.md</w:t>
+      </w:r>
+      <w:r>
+        <w:t xml:space="preserve"> </w:t>
+      </w:r>
+      <w:r>
+        <w:t xml:space="preserve">with Cmd+S or Ctrl+S.</w:t>
+      </w:r>
+    </w:p>
+    <w:p>
+      <w:r>
+        <w:pict>
+          <v:rect style="width:0;height:1.5pt" o:hralign="center" o:hrstd="t" o:hr="t"/>
+        </w:pict>
+      </w:r>
+    </w:p>
+    <w:bookmarkEnd w:id="114"/>
+    <w:bookmarkStart w:id="117" w:name="executing-the-sprint"/>
+    <w:p>
+      <w:pPr>
+        <w:pStyle w:val="Heading2"/>
+      </w:pPr>
+      <w:r>
+        <w:t xml:space="preserve">Executing the Sprint</w:t>
+      </w:r>
+    </w:p>
+    <w:bookmarkStart w:id="115" w:name="session-1-format-csv-agent-a"/>
+    <w:p>
+      <w:pPr>
+        <w:pStyle w:val="Heading3"/>
+      </w:pPr>
+      <w:r>
+        <w:t xml:space="preserve">Session 1: –format csv (Agent A)</w:t>
+      </w:r>
+    </w:p>
+    <w:p>
+      <w:pPr>
+        <w:pStyle w:val="FirstParagraph"/>
+      </w:pPr>
+      <w:r>
+        <w:t xml:space="preserve">Open a new agent session in Editor View (new conversation icon at the top of the agent sidebar). Give the agent context and the requirement:</w:t>
+      </w:r>
+    </w:p>
+    <w:p>
+      <w:pPr>
+        <w:pStyle w:val="SourceCode"/>
+      </w:pPr>
+      <w:r>
+        <w:rPr>
+          <w:rStyle w:val="VerbatimChar"/>
+        </w:rPr>
+        <w:t xml:space="preserve">[paste your full context.md here]</w:t>
+      </w:r>
+      <w:r>
+        <w:br/>
+      </w:r>
+      <w:r>
+        <w:br/>
+      </w:r>
+      <w:r>
+        <w:rPr>
+          <w:rStyle w:val="VerbatimChar"/>
+        </w:rPr>
+        <w:t xml:space="preserve">Sprint context: Adding CSV export capabilities. See sprint-plan.md for the format decision.</w:t>
+      </w:r>
+      <w:r>
+        <w:br/>
+      </w:r>
+      <w:r>
+        <w:br/>
+      </w:r>
+      <w:r>
+        <w:rPr>
+          <w:rStyle w:val="VerbatimChar"/>
+        </w:rPr>
+        <w:t xml:space="preserve">Feature: --format csv on list</w:t>
+      </w:r>
+      <w:r>
+        <w:br/>
+      </w:r>
+      <w:r>
+        <w:rPr>
+          <w:rStyle w:val="VerbatimChar"/>
+        </w:rPr>
+        <w:t xml:space="preserve">Input: python tasks.py list --format csv</w:t>
+      </w:r>
+      <w:r>
+        <w:br/>
+      </w:r>
+      <w:r>
+        <w:rPr>
+          <w:rStyle w:val="VerbatimChar"/>
+        </w:rPr>
+        <w:t xml:space="preserve">Output: CSV with header: id,description,done,priority,due_date</w:t>
+      </w:r>
+      <w:r>
+        <w:br/>
+      </w:r>
+      <w:r>
+        <w:rPr>
+          <w:rStyle w:val="VerbatimChar"/>
+        </w:rPr>
+        <w:t xml:space="preserve">        One row per task; null due_date = empty string; done = true/false</w:t>
+      </w:r>
+      <w:r>
+        <w:br/>
+      </w:r>
+      <w:r>
+        <w:br/>
+      </w:r>
+      <w:r>
+        <w:rPr>
+          <w:rStyle w:val="VerbatimChar"/>
+        </w:rPr>
+        <w:t xml:space="preserve">Does NOT:</w:t>
+      </w:r>
+      <w:r>
+        <w:br/>
+      </w:r>
+      <w:r>
+        <w:rPr>
+          <w:rStyle w:val="VerbatimChar"/>
+        </w:rPr>
+        <w:t xml:space="preserve">- Sort output</w:t>
+      </w:r>
+      <w:r>
+        <w:br/>
+      </w:r>
+      <w:r>
+        <w:rPr>
+          <w:rStyle w:val="VerbatimChar"/>
+        </w:rPr>
+        <w:t xml:space="preserve">- Filter output</w:t>
+      </w:r>
+      <w:r>
+        <w:br/>
+      </w:r>
+      <w:r>
+        <w:rPr>
+          <w:rStyle w:val="VerbatimChar"/>
+        </w:rPr>
+        <w:t xml:space="preserve">- Change the default (no --format flag) behavior</w:t>
+      </w:r>
+      <w:r>
+        <w:br/>
+      </w:r>
+      <w:r>
+        <w:br/>
+      </w:r>
+      <w:r>
+        <w:rPr>
+          <w:rStyle w:val="VerbatimChar"/>
+        </w:rPr>
+        <w:t xml:space="preserve">Add exactly 1 new test:</w:t>
+      </w:r>
+      <w:r>
+        <w:br/>
+      </w:r>
+      <w:r>
+        <w:rPr>
+          <w:rStyle w:val="VerbatimChar"/>
+        </w:rPr>
+        <w:t xml:space="preserve">- list --format csv produces correct CSV output with header row</w:t>
+      </w:r>
+      <w:r>
+        <w:br/>
+      </w:r>
+      <w:r>
+        <w:br/>
+      </w:r>
+      <w:r>
+        <w:rPr>
+          <w:rStyle w:val="VerbatimChar"/>
+        </w:rPr>
+        <w:t xml:space="preserve">All 16 existing tests must still pass.</w:t>
+      </w:r>
+    </w:p>
+    <w:p>
+      <w:pPr>
+        <w:pStyle w:val="BlockText"/>
+      </w:pPr>
+      <w:r>
+        <w:rPr>
+          <w:b/>
+          <w:bCs/>
+        </w:rPr>
+        <w:t xml:space="preserve">What the Agent Will Do:</w:t>
+      </w:r>
+      <w:r>
+        <w:t xml:space="preserve"> </w:t>
+      </w:r>
+      <w:r>
+        <w:t xml:space="preserve">The agent will add CSV to the</w:t>
+      </w:r>
+      <w:r>
+        <w:t xml:space="preserve"> </w:t>
+      </w:r>
+      <w:r>
+        <w:rPr>
+          <w:rStyle w:val="VerbatimChar"/>
+        </w:rPr>
+        <w:t xml:space="preserve">--format</w:t>
+      </w:r>
+      <w:r>
+        <w:t xml:space="preserve"> </w:t>
+      </w:r>
+      <w:r>
+        <w:t xml:space="preserve">flag handler in the</w:t>
+      </w:r>
+      <w:r>
+        <w:t xml:space="preserve"> </w:t>
+      </w:r>
+      <w:r>
+        <w:rPr>
+          <w:rStyle w:val="VerbatimChar"/>
+        </w:rPr>
+        <w:t xml:space="preserve">list</w:t>
+      </w:r>
+      <w:r>
+        <w:t xml:space="preserve"> </w:t>
+      </w:r>
+      <w:r>
+        <w:t xml:space="preserve">command. It will format the output consistently with the JSON format: all fields, all tasks, no filtering.</w:t>
+      </w:r>
+    </w:p>
+    <w:p>
+      <w:pPr>
+        <w:pStyle w:val="FirstParagraph"/>
+      </w:pPr>
+      <w:r>
+        <w:t xml:space="preserve">Verify:</w:t>
+      </w:r>
+    </w:p>
+    <w:p>
+      <w:pPr>
+        <w:pStyle w:val="SourceCode"/>
+      </w:pPr>
+      <w:r>
+        <w:rPr>
+          <w:rStyle w:val="ExtensionTok"/>
+        </w:rPr>
+        <w:t xml:space="preserve">pytest</w:t>
+      </w:r>
+      <w:r>
+        <w:rPr>
+          <w:rStyle w:val="NormalTok"/>
+        </w:rPr>
+        <w:t xml:space="preserve"> tests/ </w:t>
+      </w:r>
+      <w:r>
+        <w:rPr>
+          <w:rStyle w:val="AttributeTok"/>
+        </w:rPr>
+        <w:t xml:space="preserve">-v</w:t>
+      </w:r>
+    </w:p>
+    <w:p>
+      <w:pPr>
+        <w:pStyle w:val="BlockText"/>
+      </w:pPr>
+      <w:r>
+        <w:rPr>
+          <w:b/>
+          <w:bCs/>
+        </w:rPr>
+        <w:t xml:space="preserve">Watch For:</w:t>
+      </w:r>
+      <w:r>
+        <w:t xml:space="preserve"> </w:t>
+      </w:r>
+      <w:r>
+        <w:t xml:space="preserve">17 tests passing. Then manually verify:</w:t>
+      </w:r>
+    </w:p>
+    <w:p>
+      <w:pPr>
+        <w:pStyle w:val="SourceCode"/>
+      </w:pPr>
+      <w:r>
+        <w:rPr>
+          <w:rStyle w:val="ExtensionTok"/>
+        </w:rPr>
+        <w:t xml:space="preserve">python</w:t>
+      </w:r>
+      <w:r>
+        <w:rPr>
+          <w:rStyle w:val="NormalTok"/>
+        </w:rPr>
+        <w:t xml:space="preserve"> tasks.py add </w:t>
+      </w:r>
+      <w:r>
+        <w:rPr>
+          <w:rStyle w:val="StringTok"/>
+        </w:rPr>
+        <w:t xml:space="preserve">"Buy groceries"</w:t>
+      </w:r>
+      <w:r>
+        <w:rPr>
+          <w:rStyle w:val="NormalTok"/>
+        </w:rPr>
+        <w:t xml:space="preserve"> </w:t>
+      </w:r>
+      <w:r>
+        <w:rPr>
+          <w:rStyle w:val="AttributeTok"/>
+        </w:rPr>
+        <w:t xml:space="preserve">--priority</w:t>
+      </w:r>
+      <w:r>
+        <w:rPr>
+          <w:rStyle w:val="NormalTok"/>
+        </w:rPr>
+        <w:t xml:space="preserve"> medium</w:t>
+      </w:r>
+      <w:r>
+        <w:br/>
+      </w:r>
+      <w:r>
+        <w:rPr>
+          <w:rStyle w:val="ExtensionTok"/>
+        </w:rPr>
+        <w:t xml:space="preserve">python</w:t>
+      </w:r>
+      <w:r>
+        <w:rPr>
+          <w:rStyle w:val="NormalTok"/>
+        </w:rPr>
+        <w:t xml:space="preserve"> tasks.py add </w:t>
+      </w:r>
+      <w:r>
+        <w:rPr>
+          <w:rStyle w:val="StringTok"/>
+        </w:rPr>
+        <w:t xml:space="preserve">"Fix bug"</w:t>
+      </w:r>
+      <w:r>
+        <w:rPr>
+          <w:rStyle w:val="NormalTok"/>
+        </w:rPr>
+        <w:t xml:space="preserve"> </w:t>
+      </w:r>
+      <w:r>
+        <w:rPr>
+          <w:rStyle w:val="AttributeTok"/>
+        </w:rPr>
+        <w:t xml:space="preserve">--priority</w:t>
+      </w:r>
+      <w:r>
+        <w:rPr>
+          <w:rStyle w:val="NormalTok"/>
+        </w:rPr>
+        <w:t xml:space="preserve"> high </w:t>
+      </w:r>
+      <w:r>
+        <w:rPr>
+          <w:rStyle w:val="AttributeTok"/>
+        </w:rPr>
+        <w:t xml:space="preserve">--due</w:t>
+      </w:r>
+      <w:r>
+        <w:rPr>
+          <w:rStyle w:val="NormalTok"/>
+        </w:rPr>
+        <w:t xml:space="preserve"> 2026-04-01</w:t>
+      </w:r>
+      <w:r>
+        <w:br/>
+      </w:r>
+      <w:r>
+        <w:rPr>
+          <w:rStyle w:val="ExtensionTok"/>
+        </w:rPr>
+        <w:t xml:space="preserve">python</w:t>
+      </w:r>
+      <w:r>
+        <w:rPr>
+          <w:rStyle w:val="NormalTok"/>
+        </w:rPr>
+        <w:t xml:space="preserve"> tasks.py list </w:t>
+      </w:r>
+      <w:r>
+        <w:rPr>
+          <w:rStyle w:val="AttributeTok"/>
+        </w:rPr>
+        <w:t xml:space="preserve">--format</w:t>
+      </w:r>
+      <w:r>
+        <w:rPr>
+          <w:rStyle w:val="NormalTok"/>
+        </w:rPr>
+        <w:t xml:space="preserve"> csv</w:t>
+      </w:r>
+      <w:r>
+        <w:br/>
+      </w:r>
+      <w:r>
+        <w:rPr>
+          <w:rStyle w:val="CommentTok"/>
+        </w:rPr>
+        <w:t xml:space="preserve"># Expected:</w:t>
+      </w:r>
+      <w:r>
+        <w:br/>
+      </w:r>
+      <w:r>
+        <w:rPr>
+          <w:rStyle w:val="CommentTok"/>
+        </w:rPr>
+        <w:t xml:space="preserve"># id,description,done,priority,due_date</w:t>
+      </w:r>
+      <w:r>
+        <w:br/>
+      </w:r>
+      <w:r>
+        <w:rPr>
+          <w:rStyle w:val="CommentTok"/>
+        </w:rPr>
+        <w:t xml:space="preserve"># 1,Buy groceries,false,medium,</w:t>
+      </w:r>
+      <w:r>
+        <w:br/>
+      </w:r>
+      <w:r>
+        <w:rPr>
+          <w:rStyle w:val="CommentTok"/>
+        </w:rPr>
+        <w:t xml:space="preserve"># 2,Fix bug,false,high,2026-04-01</w:t>
+      </w:r>
+    </w:p>
+    <w:bookmarkEnd w:id="115"/>
+    <w:bookmarkStart w:id="116" w:name="session-2-export-command-agent-b"/>
+    <w:p>
+      <w:pPr>
+        <w:pStyle w:val="Heading3"/>
+      </w:pPr>
+      <w:r>
+        <w:t xml:space="preserve">Session 2: export command (Agent B)</w:t>
+      </w:r>
+    </w:p>
+    <w:p>
+      <w:pPr>
+        <w:pStyle w:val="FirstParagraph"/>
+      </w:pPr>
+      <w:r>
+        <w:t xml:space="preserve">Start a new agent session (new conversation icon at the top of the agent sidebar). Agent B runs after Agent A is verified:</w:t>
+      </w:r>
+    </w:p>
+    <w:p>
+      <w:pPr>
+        <w:pStyle w:val="SourceCode"/>
+      </w:pPr>
+      <w:r>
+        <w:rPr>
+          <w:rStyle w:val="VerbatimChar"/>
+        </w:rPr>
+        <w:t xml:space="preserve">[paste your full context.md here]</w:t>
+      </w:r>
+      <w:r>
+        <w:br/>
+      </w:r>
+      <w:r>
+        <w:br/>
+      </w:r>
+      <w:r>
+        <w:rPr>
+          <w:rStyle w:val="VerbatimChar"/>
+        </w:rPr>
+        <w:t xml:space="preserve">Sprint context: --format csv is already implemented and produces CSV with</w:t>
+      </w:r>
+      <w:r>
+        <w:br/>
+      </w:r>
+      <w:r>
+        <w:rPr>
+          <w:rStyle w:val="VerbatimChar"/>
+        </w:rPr>
+        <w:t xml:space="preserve">header: id,description,done,priority,due_date. Null due_date = empty string.</w:t>
+      </w:r>
+      <w:r>
+        <w:br/>
+      </w:r>
+      <w:r>
+        <w:br/>
+      </w:r>
+      <w:r>
+        <w:rPr>
+          <w:rStyle w:val="VerbatimChar"/>
+        </w:rPr>
+        <w:t xml:space="preserve">Feature: export command</w:t>
+      </w:r>
+      <w:r>
+        <w:br/>
+      </w:r>
+      <w:r>
+        <w:rPr>
+          <w:rStyle w:val="VerbatimChar"/>
+        </w:rPr>
+        <w:t xml:space="preserve">Input: python tasks.py export &lt;filename&gt;</w:t>
+      </w:r>
+      <w:r>
+        <w:br/>
+      </w:r>
+      <w:r>
+        <w:rPr>
+          <w:rStyle w:val="VerbatimChar"/>
+        </w:rPr>
+        <w:t xml:space="preserve">Output:</w:t>
+      </w:r>
+      <w:r>
+        <w:br/>
+      </w:r>
+      <w:r>
+        <w:rPr>
+          <w:rStyle w:val="VerbatimChar"/>
+        </w:rPr>
+        <w:t xml:space="preserve">- Writes all tasks to the specified file in the same CSV format as list --format csv</w:t>
+      </w:r>
+      <w:r>
+        <w:br/>
+      </w:r>
+      <w:r>
+        <w:rPr>
+          <w:rStyle w:val="VerbatimChar"/>
+        </w:rPr>
+        <w:t xml:space="preserve">- Prints: Exported N tasks to &lt;filename&gt;.</w:t>
+      </w:r>
+      <w:r>
+        <w:br/>
+      </w:r>
+      <w:r>
+        <w:rPr>
+          <w:rStyle w:val="VerbatimChar"/>
+        </w:rPr>
+        <w:t xml:space="preserve">- If no tasks: No tasks to export.</w:t>
+      </w:r>
+      <w:r>
+        <w:br/>
+      </w:r>
+      <w:r>
+        <w:rPr>
+          <w:rStyle w:val="VerbatimChar"/>
+        </w:rPr>
+        <w:t xml:space="preserve">- If file already exists: overwrite without warning</w:t>
+      </w:r>
+      <w:r>
+        <w:br/>
+      </w:r>
+      <w:r>
+        <w:br/>
+      </w:r>
+      <w:r>
+        <w:rPr>
+          <w:rStyle w:val="VerbatimChar"/>
+        </w:rPr>
+        <w:t xml:space="preserve">Does NOT:</w:t>
+      </w:r>
+      <w:r>
+        <w:br/>
+      </w:r>
+      <w:r>
+        <w:rPr>
+          <w:rStyle w:val="VerbatimChar"/>
+        </w:rPr>
+        <w:t xml:space="preserve">- Filter by priority, done status, or due date</w:t>
+      </w:r>
+      <w:r>
+        <w:br/>
+      </w:r>
+      <w:r>
+        <w:rPr>
+          <w:rStyle w:val="VerbatimChar"/>
+        </w:rPr>
+        <w:t xml:space="preserve">- Ask for confirmation</w:t>
+      </w:r>
+      <w:r>
+        <w:br/>
+      </w:r>
+      <w:r>
+        <w:rPr>
+          <w:rStyle w:val="VerbatimChar"/>
+        </w:rPr>
+        <w:t xml:space="preserve">- Support different output formats</w:t>
+      </w:r>
+      <w:r>
+        <w:br/>
+      </w:r>
+      <w:r>
+        <w:br/>
+      </w:r>
+      <w:r>
+        <w:rPr>
+          <w:rStyle w:val="VerbatimChar"/>
+        </w:rPr>
+        <w:t xml:space="preserve">Add exactly 1 new test:</w:t>
+      </w:r>
+      <w:r>
+        <w:br/>
+      </w:r>
+      <w:r>
+        <w:rPr>
+          <w:rStyle w:val="VerbatimChar"/>
+        </w:rPr>
+        <w:t xml:space="preserve">- export writes correct CSV file with expected content</w:t>
+      </w:r>
+      <w:r>
+        <w:br/>
+      </w:r>
+      <w:r>
+        <w:br/>
+      </w:r>
+      <w:r>
+        <w:rPr>
+          <w:rStyle w:val="VerbatimChar"/>
+        </w:rPr>
+        <w:t xml:space="preserve">All 17 existing tests must still pass.</w:t>
+      </w:r>
+    </w:p>
+    <w:p>
+      <w:pPr>
+        <w:pStyle w:val="BlockText"/>
+      </w:pPr>
+      <w:r>
+        <w:rPr>
+          <w:b/>
+          <w:bCs/>
+        </w:rPr>
+        <w:t xml:space="preserve">What the Agent Will Do:</w:t>
+      </w:r>
+      <w:r>
+        <w:t xml:space="preserve"> </w:t>
+      </w:r>
+      <w:r>
+        <w:t xml:space="preserve">The agent will add an</w:t>
+      </w:r>
+      <w:r>
+        <w:t xml:space="preserve"> </w:t>
+      </w:r>
+      <w:r>
+        <w:rPr>
+          <w:rStyle w:val="VerbatimChar"/>
+        </w:rPr>
+        <w:t xml:space="preserve">export</w:t>
+      </w:r>
+      <w:r>
+        <w:t xml:space="preserve"> </w:t>
+      </w:r>
+      <w:r>
+        <w:t xml:space="preserve">command that reuses the CSV formatting logic from</w:t>
+      </w:r>
+      <w:r>
+        <w:t xml:space="preserve"> </w:t>
+      </w:r>
+      <w:r>
+        <w:rPr>
+          <w:rStyle w:val="VerbatimChar"/>
+        </w:rPr>
+        <w:t xml:space="preserve">list --format csv</w:t>
+      </w:r>
+      <w:r>
+        <w:t xml:space="preserve">. Because the sprint plan defined the format explicitly and Agent A already implemented it, Agent B has a concrete reference for the exact output format.</w:t>
+      </w:r>
+    </w:p>
+    <w:p>
+      <w:pPr>
+        <w:pStyle w:val="FirstParagraph"/>
+      </w:pPr>
+      <w:r>
+        <w:t xml:space="preserve">Verify:</w:t>
+      </w:r>
+    </w:p>
+    <w:p>
+      <w:pPr>
+        <w:pStyle w:val="SourceCode"/>
+      </w:pPr>
+      <w:r>
+        <w:rPr>
+          <w:rStyle w:val="ExtensionTok"/>
+        </w:rPr>
+        <w:t xml:space="preserve">pytest</w:t>
+      </w:r>
+      <w:r>
+        <w:rPr>
+          <w:rStyle w:val="NormalTok"/>
+        </w:rPr>
+        <w:t xml:space="preserve"> tests/ </w:t>
+      </w:r>
+      <w:r>
+        <w:rPr>
+          <w:rStyle w:val="AttributeTok"/>
+        </w:rPr>
+        <w:t xml:space="preserve">-v</w:t>
+      </w:r>
+    </w:p>
+    <w:p>
+      <w:pPr>
+        <w:pStyle w:val="BlockText"/>
+      </w:pPr>
+      <w:r>
+        <w:rPr>
+          <w:b/>
+          <w:bCs/>
+        </w:rPr>
+        <w:t xml:space="preserve">Watch For:</w:t>
+      </w:r>
+      <w:r>
+        <w:t xml:space="preserve"> </w:t>
+      </w:r>
+      <w:r>
+        <w:t xml:space="preserve">18 tests passing. Then manually verify consistency:</w:t>
+      </w:r>
+    </w:p>
+    <w:p>
+      <w:pPr>
+        <w:pStyle w:val="SourceCode"/>
+      </w:pPr>
+      <w:r>
+        <w:rPr>
+          <w:rStyle w:val="ExtensionTok"/>
+        </w:rPr>
+        <w:t xml:space="preserve">python</w:t>
+      </w:r>
+      <w:r>
+        <w:rPr>
+          <w:rStyle w:val="NormalTok"/>
+        </w:rPr>
+        <w:t xml:space="preserve"> tasks.py export tasks-export.csv</w:t>
+      </w:r>
+      <w:r>
+        <w:br/>
+      </w:r>
+      <w:r>
+        <w:rPr>
+          <w:rStyle w:val="FunctionTok"/>
+        </w:rPr>
+        <w:t xml:space="preserve">cat</w:t>
+      </w:r>
+      <w:r>
+        <w:rPr>
+          <w:rStyle w:val="NormalTok"/>
+        </w:rPr>
+        <w:t xml:space="preserve"> tasks-export.csv</w:t>
+      </w:r>
+      <w:r>
+        <w:br/>
+      </w:r>
+      <w:r>
+        <w:rPr>
+          <w:rStyle w:val="CommentTok"/>
+        </w:rPr>
+        <w:t xml:space="preserve"># Expected: same format as list --format csv — same header, same fields, same null handling</w:t>
+      </w:r>
+      <w:r>
+        <w:br/>
+      </w:r>
+      <w:r>
+        <w:rPr>
+          <w:rStyle w:val="CommentTok"/>
+        </w:rPr>
+        <w:t xml:space="preserve"># (Or open tasks-export.csv in the Antigravity file explorer to view the contents)</w:t>
+      </w:r>
+    </w:p>
+    <w:p>
+      <w:pPr>
+        <w:pStyle w:val="BlockText"/>
+      </w:pPr>
+      <w:r>
+        <w:rPr>
+          <w:b/>
+          <w:bCs/>
+        </w:rPr>
+        <w:t xml:space="preserve">Watch For:</w:t>
+      </w:r>
+      <w:r>
+        <w:t xml:space="preserve"> </w:t>
+      </w:r>
+      <w:r>
+        <w:rPr>
+          <w:rStyle w:val="VerbatimChar"/>
+        </w:rPr>
+        <w:t xml:space="preserve">list --format csv</w:t>
+      </w:r>
+      <w:r>
+        <w:t xml:space="preserve"> </w:t>
+      </w:r>
+      <w:r>
+        <w:t xml:space="preserve">and</w:t>
+      </w:r>
+      <w:r>
+        <w:t xml:space="preserve"> </w:t>
+      </w:r>
+      <w:r>
+        <w:rPr>
+          <w:rStyle w:val="VerbatimChar"/>
+        </w:rPr>
+        <w:t xml:space="preserve">export tasks.csv</w:t>
+      </w:r>
+      <w:r>
+        <w:t xml:space="preserve"> </w:t>
+      </w:r>
+      <w:r>
+        <w:t xml:space="preserve">producing identical format for the same task data. If they differ, the sprint goal is not achieved — two formats is the exact problem the sprint plan was written to prevent.</w:t>
+      </w:r>
+    </w:p>
+    <w:p>
+      <w:r>
+        <w:pict>
+          <v:rect style="width:0;height:1.5pt" o:hralign="center" o:hrstd="t" o:hr="t"/>
+        </w:pict>
+      </w:r>
+    </w:p>
+    <w:bookmarkEnd w:id="116"/>
+    <w:bookmarkEnd w:id="117"/>
+    <w:bookmarkStart w:id="118" w:name="sprint-review"/>
+    <w:p>
+      <w:pPr>
+        <w:pStyle w:val="Heading2"/>
+      </w:pPr>
+      <w:r>
+        <w:t xml:space="preserve">Sprint Review</w:t>
+      </w:r>
+    </w:p>
+    <w:p>
+      <w:pPr>
+        <w:pStyle w:val="FirstParagraph"/>
+      </w:pPr>
+      <w:r>
+        <w:t xml:space="preserve">The sprint is done when:</w:t>
+      </w:r>
+      <w:r>
+        <w:t xml:space="preserve"> </w:t>
+      </w:r>
+      <w:r>
+        <w:t xml:space="preserve">- 18 tests pass ✅</w:t>
+      </w:r>
+      <w:r>
+        <w:t xml:space="preserve"> </w:t>
+      </w:r>
+      <w:r>
+        <w:t xml:space="preserve">-</w:t>
+      </w:r>
+      <w:r>
+        <w:t xml:space="preserve"> </w:t>
+      </w:r>
+      <w:r>
+        <w:rPr>
+          <w:rStyle w:val="VerbatimChar"/>
+        </w:rPr>
+        <w:t xml:space="preserve">list --format csv</w:t>
+      </w:r>
+      <w:r>
+        <w:t xml:space="preserve"> </w:t>
+      </w:r>
+      <w:r>
+        <w:t xml:space="preserve">and</w:t>
+      </w:r>
+      <w:r>
+        <w:t xml:space="preserve"> </w:t>
+      </w:r>
+      <w:r>
+        <w:rPr>
+          <w:rStyle w:val="VerbatimChar"/>
+        </w:rPr>
+        <w:t xml:space="preserve">export</w:t>
+      </w:r>
+      <w:r>
+        <w:t xml:space="preserve"> </w:t>
+      </w:r>
+      <w:r>
+        <w:t xml:space="preserve">produce identical CSV format ✅</w:t>
+      </w:r>
+      <w:r>
+        <w:t xml:space="preserve"> </w:t>
+      </w:r>
+      <w:r>
+        <w:t xml:space="preserve">- context.md is updated ✅</w:t>
+      </w:r>
+      <w:r>
+        <w:t xml:space="preserve"> </w:t>
+      </w:r>
+      <w:r>
+        <w:t xml:space="preserve">- decisions.md has a new CSV format entry ✅</w:t>
+      </w:r>
+      <w:r>
+        <w:t xml:space="preserve"> </w:t>
+      </w:r>
+      <w:r>
+        <w:t xml:space="preserve">- sprint-plan.md is marked complete or archived ✅</w:t>
+      </w:r>
+    </w:p>
+    <w:p>
+      <w:pPr>
+        <w:pStyle w:val="BodyText"/>
+      </w:pPr>
+      <w:r>
+        <w:t xml:space="preserve">Update context.md:</w:t>
+      </w:r>
+    </w:p>
+    <w:p>
+      <w:pPr>
+        <w:pStyle w:val="SourceCode"/>
+      </w:pPr>
+      <w:r>
+        <w:rPr>
+          <w:rStyle w:val="VerbatimChar"/>
+        </w:rPr>
+        <w:t xml:space="preserve">- Tests: 18 passing</w:t>
+      </w:r>
+      <w:r>
+        <w:br/>
+      </w:r>
+      <w:r>
+        <w:rPr>
+          <w:rStyle w:val="VerbatimChar"/>
+        </w:rPr>
+        <w:t xml:space="preserve">- Commands: add (--priority, --due), list (--format json/csv, --priority), done, delete, overdue, search, stats, clear, export</w:t>
+      </w:r>
+    </w:p>
+    <w:p>
+      <w:pPr>
+        <w:pStyle w:val="FirstParagraph"/>
+      </w:pPr>
+      <w:r>
+        <w:t xml:space="preserve">Add to decisions.md:</w:t>
+      </w:r>
+    </w:p>
+    <w:p>
+      <w:pPr>
+        <w:pStyle w:val="SourceCode"/>
+      </w:pPr>
+      <w:r>
+        <w:rPr>
+          <w:rStyle w:val="FunctionTok"/>
+        </w:rPr>
+        <w:t xml:space="preserve">## CSV format</w:t>
+      </w:r>
+      <w:r>
+        <w:br/>
+      </w:r>
+      <w:r>
+        <w:rPr>
+          <w:rStyle w:val="SpecialStringTok"/>
+        </w:rPr>
+        <w:t xml:space="preserve">- </w:t>
+      </w:r>
+      <w:r>
+        <w:rPr>
+          <w:rStyle w:val="NormalTok"/>
+        </w:rPr>
+        <w:t xml:space="preserve">**Decision**: CSV header is id,description,done,priority,due_date. Null due_date = empty string.</w:t>
+      </w:r>
+      <w:r>
+        <w:br/>
+      </w:r>
+      <w:r>
+        <w:rPr>
+          <w:rStyle w:val="SpecialStringTok"/>
+        </w:rPr>
+        <w:t xml:space="preserve">- </w:t>
+      </w:r>
+      <w:r>
+        <w:rPr>
+          <w:rStyle w:val="NormalTok"/>
+        </w:rPr>
+        <w:t xml:space="preserve">**Reason**: Consistent with JSON format (all fields, always). Matches --format csv and export.</w:t>
+      </w:r>
+      <w:r>
+        <w:br/>
+      </w:r>
+      <w:r>
+        <w:rPr>
+          <w:rStyle w:val="SpecialStringTok"/>
+        </w:rPr>
+        <w:t xml:space="preserve">- </w:t>
+      </w:r>
+      <w:r>
+        <w:rPr>
+          <w:rStyle w:val="NormalTok"/>
+        </w:rPr>
+        <w:t xml:space="preserve">**Rules out**: Optional fields, different field order, null as "null" string.</w:t>
+      </w:r>
+    </w:p>
+    <w:p>
+      <w:pPr>
+        <w:pStyle w:val="FirstParagraph"/>
+      </w:pPr>
+      <w:r>
+        <w:t xml:space="preserve">Look at the backlog — features excluded from this sprint that were named and parked. What is the most coherent next sprint goal? That is the starting question for sprint planning, next cycle.</w:t>
+      </w:r>
+    </w:p>
+    <w:p>
+      <w:r>
+        <w:pict>
+          <v:rect style="width:0;height:1.5pt" o:hralign="center" o:hrstd="t" o:hr="t"/>
+        </w:pict>
+      </w:r>
+    </w:p>
+    <w:bookmarkEnd w:id="118"/>
+    <w:bookmarkStart w:id="119" w:name="debrief-12"/>
+    <w:p>
+      <w:pPr>
+        <w:pStyle w:val="Heading2"/>
+      </w:pPr>
+      <w:r>
+        <w:t xml:space="preserve">Debrief</w:t>
+      </w:r>
+    </w:p>
+    <w:p>
+      <w:pPr>
+        <w:pStyle w:val="FirstParagraph"/>
+      </w:pPr>
+      <w:r>
+        <w:t xml:space="preserve">The sprint plan took fifteen minutes. It prevented a format conflict that would have taken longer than fifteen minutes to untangle. It also caught the parallelism trap — two agents that looked independent but were not, because they shared output files.</w:t>
+      </w:r>
+    </w:p>
+    <w:p>
+      <w:pPr>
+        <w:pStyle w:val="BodyText"/>
+      </w:pPr>
+      <w:r>
+        <w:rPr>
+          <w:b/>
+          <w:bCs/>
+        </w:rPr>
+        <w:t xml:space="preserve">Sprint planning is not overhead. It is front-loaded problem discovery.</w:t>
+      </w:r>
+      <w:r>
+        <w:t xml:space="preserve"> </w:t>
+      </w:r>
+      <w:r>
+        <w:t xml:space="preserve">The dependency analysis and format decision happened on paper, not in the middle of a debugging session. The definition of done made the sprint review a five-minute check rather than an open-ended question.</w:t>
+      </w:r>
+    </w:p>
+    <w:p>
+      <w:pPr>
+        <w:pStyle w:val="BodyText"/>
+      </w:pPr>
+      <w:r>
+        <w:t xml:space="preserve">The cadence scales. A solo developer running one sprint per week accumulates coherent features, a living context.md, and a backlog that reflects deliberate deferral rather than forgotten ideas. A small team can run the same cycle — one shared context file, shared sprint plan, parallel agents when scopes are clean.</w:t>
+      </w:r>
+    </w:p>
+    <w:p>
+      <w:pPr>
+        <w:pStyle w:val="BodyText"/>
+      </w:pPr>
+      <w:r>
+        <w:t xml:space="preserve">In Chapter 13, the cadence runs with reduced human involvement — higher autonomy modes, mature skills, complete context files. The discipline does not change. What changes is how much of each loop stage the AI runs versus the human.</w:t>
+      </w:r>
+    </w:p>
+    <w:p>
+      <w:r>
+        <w:pict>
+          <v:rect style="width:0;height:1.5pt" o:hralign="center" o:hrstd="t" o:hr="t"/>
+        </w:pict>
+      </w:r>
+    </w:p>
+    <w:p>
+      <w:pPr>
+        <w:pStyle w:val="FirstParagraph"/>
+      </w:pPr>
+      <w:r>
+        <w:rPr>
+          <w:i/>
+          <w:iCs/>
+        </w:rPr>
+        <w:t xml:space="preserve">A sprint is the unit of coherence. Plan before you execute. Review before you close.</w:t>
+      </w:r>
+    </w:p>
+    <w:bookmarkEnd w:id="119"/>
+    <w:bookmarkEnd w:id="120"/>
+    <w:bookmarkStart w:id="131" w:name="chapter-13-autonomy-at-scale"/>
+    <w:p>
+      <w:pPr>
+        <w:pStyle w:val="Heading1"/>
+      </w:pPr>
+      <w:r>
+        <w:t xml:space="preserve">Chapter 13: Autonomy at Scale</w:t>
+      </w:r>
+    </w:p>
+    <w:p>
+      <w:pPr>
+        <w:pStyle w:val="FirstParagraph"/>
+      </w:pPr>
+      <w:r>
+        <w:t xml:space="preserve">Mode 1, Mode 2, Mode 3. You have the options. The question Chapter 9 left open is: how do you choose?</w:t>
+      </w:r>
+    </w:p>
+    <w:p>
+      <w:pPr>
+        <w:pStyle w:val="BodyText"/>
+      </w:pPr>
+      <w:r>
+        <w:t xml:space="preserve">The temptation is to pick one mode and stick with it. Always Mode 1 if you are cautious. Always Mode 3 if you are optimistic. Neither is right. The correct mode is a function of the task — specifically, of three factors that change from task to task and from project to project.</w:t>
+      </w:r>
+    </w:p>
+    <w:p>
+      <w:pPr>
+        <w:pStyle w:val="BodyText"/>
+      </w:pPr>
+      <w:r>
+        <w:rPr>
+          <w:b/>
+          <w:bCs/>
+        </w:rPr>
+        <w:t xml:space="preserve">Factor 1: Task definition.</w:t>
+      </w:r>
+      <w:r>
+        <w:t xml:space="preserve"> </w:t>
+      </w:r>
+      <w:r>
+        <w:t xml:space="preserve">How well-specified is the requirement? A flag with explicit behavior, exact output format, and a</w:t>
+      </w:r>
+      <w:r>
+        <w:t xml:space="preserve"> </w:t>
+      </w:r>
+      <w:r>
+        <w:t xml:space="preserve">“Does NOT”</w:t>
+      </w:r>
+      <w:r>
+        <w:t xml:space="preserve"> </w:t>
+      </w:r>
+      <w:r>
+        <w:t xml:space="preserve">list is tightly defined. A schema change that touches stored data and backward compatibility is inherently riskier — even with a good requirement, the implementation has more ways to go wrong.</w:t>
+      </w:r>
+    </w:p>
+    <w:p>
+      <w:pPr>
+        <w:pStyle w:val="BodyText"/>
+      </w:pPr>
+      <w:r>
+        <w:rPr>
+          <w:b/>
+          <w:bCs/>
+        </w:rPr>
+        <w:t xml:space="preserve">Factor 2: Context maturity.</w:t>
+      </w:r>
+      <w:r>
+        <w:t xml:space="preserve"> </w:t>
+      </w:r>
+      <w:r>
+        <w:t xml:space="preserve">Is context.md current? Is decisions.md complete? Does the agent have everything it needs to make correct choices without asking? A mature context means the agent starts informed. A stale or thin context means the agent fills gaps with guesses.</w:t>
+      </w:r>
+    </w:p>
+    <w:p>
+      <w:pPr>
+        <w:pStyle w:val="BodyText"/>
+      </w:pPr>
+      <w:r>
+        <w:rPr>
+          <w:b/>
+          <w:bCs/>
+        </w:rPr>
+        <w:t xml:space="preserve">Factor 3: Test coverage.</w:t>
+      </w:r>
+      <w:r>
+        <w:t xml:space="preserve"> </w:t>
+      </w:r>
+      <w:r>
+        <w:t xml:space="preserve">If the agent makes a mistake, will the tests catch it? A high-coverage test suite is a safety net for high-autonomy sessions. If tests only cover happy paths, Mode 3 will eventually produce an error that passes all tests and ships to users.</w:t>
+      </w:r>
+    </w:p>
+    <w:p>
+      <w:pPr>
+        <w:pStyle w:val="BodyText"/>
+      </w:pPr>
+      <w:r>
+        <w:t xml:space="preserve">All three factors high → Mode 3 is appropriate. Any one low → dial back. This is the calibration, not a rule.</w:t>
+      </w:r>
+    </w:p>
+    <w:p>
+      <w:r>
+        <w:pict>
+          <v:rect style="width:0;height:1.5pt" o:hralign="center" o:hrstd="t" o:hr="t"/>
+        </w:pict>
+      </w:r>
+    </w:p>
+    <w:bookmarkStart w:id="121" w:name="the-calibration-heuristic"/>
     <w:p>
       <w:pPr>
         <w:pStyle w:val="Heading2"/>
@@ -22764,8 +24460,8 @@
         </w:pict>
       </w:r>
     </w:p>
-    <w:bookmarkEnd w:id="108"/>
-    <w:bookmarkStart w:id="109" w:name="mode-2-in-practice-done-filter"/>
+    <w:bookmarkEnd w:id="121"/>
+    <w:bookmarkStart w:id="122" w:name="mode-2-in-practice-done-filter"/>
     <w:p>
       <w:pPr>
         <w:pStyle w:val="Heading2"/>
@@ -23229,8 +24925,8 @@
         </w:pict>
       </w:r>
     </w:p>
-    <w:bookmarkEnd w:id="109"/>
-    <w:bookmarkStart w:id="115" w:name="mode-1-in-practice-tag-field"/>
+    <w:bookmarkEnd w:id="122"/>
+    <w:bookmarkStart w:id="128" w:name="mode-1-in-practice-tag-field"/>
     <w:p>
       <w:pPr>
         <w:pStyle w:val="Heading2"/>
@@ -23362,7 +25058,7 @@
         <w:t xml:space="preserve">: Mode 1. Human present at every stage. Review the schema change before proceeding.</w:t>
       </w:r>
     </w:p>
-    <w:bookmarkStart w:id="110" w:name="stage-1-start-and-requirement"/>
+    <w:bookmarkStart w:id="123" w:name="stage-1-start-and-requirement"/>
     <w:p>
       <w:pPr>
         <w:pStyle w:val="Heading3"/>
@@ -23654,8 +25350,8 @@
         </w:pict>
       </w:r>
     </w:p>
-    <w:bookmarkEnd w:id="110"/>
-    <w:bookmarkStart w:id="111" w:name="stage-2-implement-1"/>
+    <w:bookmarkEnd w:id="123"/>
+    <w:bookmarkStart w:id="124" w:name="stage-2-implement-1"/>
     <w:p>
       <w:pPr>
         <w:pStyle w:val="Heading3"/>
@@ -23895,8 +25591,8 @@
         <w:t xml:space="preserve">“Everything looks good — please run the test suite now.”</w:t>
       </w:r>
     </w:p>
-    <w:bookmarkEnd w:id="111"/>
-    <w:bookmarkStart w:id="112" w:name="stage-3-verify-1"/>
+    <w:bookmarkEnd w:id="124"/>
+    <w:bookmarkStart w:id="125" w:name="stage-3-verify-1"/>
     <w:p>
       <w:pPr>
         <w:pStyle w:val="Heading3"/>
@@ -24007,8 +25703,8 @@
         <w:t xml:space="preserve"># Expected: the task displays without any tag — no error, no "[tag: null]"</w:t>
       </w:r>
     </w:p>
-    <w:bookmarkEnd w:id="112"/>
-    <w:bookmarkStart w:id="113" w:name="stage-4-review-1"/>
+    <w:bookmarkEnd w:id="125"/>
+    <w:bookmarkStart w:id="126" w:name="stage-4-review-1"/>
     <w:p>
       <w:pPr>
         <w:pStyle w:val="Heading3"/>
@@ -24070,8 +25766,8 @@
         <w:t xml:space="preserve">in the output? Is the display consistent with the requirement’s examples?</w:t>
       </w:r>
     </w:p>
-    <w:bookmarkEnd w:id="113"/>
-    <w:bookmarkStart w:id="114" w:name="stage-5-update-1"/>
+    <w:bookmarkEnd w:id="126"/>
+    <w:bookmarkStart w:id="127" w:name="stage-5-update-1"/>
     <w:p>
       <w:pPr>
         <w:pStyle w:val="Heading3"/>
@@ -24210,9 +25906,9 @@
         </w:pict>
       </w:r>
     </w:p>
-    <w:bookmarkEnd w:id="114"/>
-    <w:bookmarkEnd w:id="115"/>
-    <w:bookmarkStart w:id="116" w:name="mode-3-when-and-why"/>
+    <w:bookmarkEnd w:id="127"/>
+    <w:bookmarkEnd w:id="128"/>
+    <w:bookmarkStart w:id="129" w:name="mode-3-when-and-why"/>
     <w:p>
       <w:pPr>
         <w:pStyle w:val="Heading2"/>
@@ -24434,8 +26130,8 @@
         </w:pict>
       </w:r>
     </w:p>
-    <w:bookmarkEnd w:id="116"/>
-    <w:bookmarkStart w:id="117" w:name="debrief-12"/>
+    <w:bookmarkEnd w:id="129"/>
+    <w:bookmarkStart w:id="130" w:name="debrief-13"/>
     <w:p>
       <w:pPr>
         <w:pStyle w:val="Heading2"/>
@@ -24529,9 +26225,9 @@
         <w:t xml:space="preserve">Autonomy is calibrated, not maximized. The right mode is the one that matches the task’s risk to your safety net’s coverage.</w:t>
       </w:r>
     </w:p>
-    <w:bookmarkEnd w:id="117"/>
-    <w:bookmarkEnd w:id="118"/>
-    <w:bookmarkStart w:id="132" w:name="chapter-14-putting-it-all-together"/>
+    <w:bookmarkEnd w:id="130"/>
+    <w:bookmarkEnd w:id="131"/>
+    <w:bookmarkStart w:id="145" w:name="chapter-14-putting-it-all-together"/>
     <w:p>
       <w:pPr>
         <w:pStyle w:val="Heading1"/>
@@ -24746,7 +26442,7 @@
         </w:pict>
       </w:r>
     </w:p>
-    <w:bookmarkStart w:id="119" w:name="choosing-your-next-feature"/>
+    <w:bookmarkStart w:id="132" w:name="choosing-your-next-feature"/>
     <w:p>
       <w:pPr>
         <w:pStyle w:val="Heading2"/>
@@ -24979,8 +26675,8 @@
         </w:pict>
       </w:r>
     </w:p>
-    <w:bookmarkEnd w:id="119"/>
-    <w:bookmarkStart w:id="128" w:name="running-the-full-session"/>
+    <w:bookmarkEnd w:id="132"/>
+    <w:bookmarkStart w:id="141" w:name="running-the-full-session"/>
     <w:p>
       <w:pPr>
         <w:pStyle w:val="Heading2"/>
@@ -24997,7 +26693,7 @@
         <w:t xml:space="preserve">This is a checklist, not a tutorial. You have done every step before. The point of this chapter is to do them all in sequence, consciously, as one system.</w:t>
       </w:r>
     </w:p>
-    <w:bookmarkStart w:id="120" w:name="step-1-write-the-sprint-plan"/>
+    <w:bookmarkStart w:id="133" w:name="step-1-write-the-sprint-plan"/>
     <w:p>
       <w:pPr>
         <w:pStyle w:val="Heading3"/>
@@ -25076,8 +26772,8 @@
         <w:t xml:space="preserve">Reference: Chapter 12.</w:t>
       </w:r>
     </w:p>
-    <w:bookmarkEnd w:id="120"/>
-    <w:bookmarkStart w:id="121" w:name="step-2-calibrate-the-autonomy-mode"/>
+    <w:bookmarkEnd w:id="133"/>
+    <w:bookmarkStart w:id="134" w:name="step-2-calibrate-the-autonomy-mode"/>
     <w:p>
       <w:pPr>
         <w:pStyle w:val="Heading3"/>
@@ -25128,8 +26824,8 @@
         <w:t xml:space="preserve">Reference: Chapter 13.</w:t>
       </w:r>
     </w:p>
-    <w:bookmarkEnd w:id="121"/>
-    <w:bookmarkStart w:id="122" w:name="step-3-write-the-requirement"/>
+    <w:bookmarkEnd w:id="134"/>
+    <w:bookmarkStart w:id="135" w:name="step-3-write-the-requirement"/>
     <w:p>
       <w:pPr>
         <w:pStyle w:val="Heading3"/>
@@ -25190,8 +26886,8 @@
         <w:t xml:space="preserve">Reference: Chapter 2.</w:t>
       </w:r>
     </w:p>
-    <w:bookmarkEnd w:id="122"/>
-    <w:bookmarkStart w:id="123" w:name="step-4-invoke-start-session.md"/>
+    <w:bookmarkEnd w:id="135"/>
+    <w:bookmarkStart w:id="136" w:name="step-4-invoke-start-session.md"/>
     <w:p>
       <w:pPr>
         <w:pStyle w:val="Heading3"/>
@@ -25247,8 +26943,8 @@
         <w:t xml:space="preserve">so the agent knows whether to pause.</w:t>
       </w:r>
     </w:p>
-    <w:bookmarkEnd w:id="123"/>
-    <w:bookmarkStart w:id="124" w:name="step-5-implement-and-verify"/>
+    <w:bookmarkEnd w:id="136"/>
+    <w:bookmarkStart w:id="137" w:name="step-5-implement-and-verify"/>
     <w:p>
       <w:pPr>
         <w:pStyle w:val="Heading3"/>
@@ -25306,8 +27002,8 @@
         <w:t xml:space="preserve">All existing tests still passing, plus the new test you specified. If tests fail, issue a targeted correction identifying the specific failing test and the expected behavior.</w:t>
       </w:r>
     </w:p>
-    <w:bookmarkEnd w:id="124"/>
-    <w:bookmarkStart w:id="125" w:name="step-6-review-the-diff"/>
+    <w:bookmarkEnd w:id="137"/>
+    <w:bookmarkStart w:id="138" w:name="step-6-review-the-diff"/>
     <w:p>
       <w:pPr>
         <w:pStyle w:val="Heading3"/>
@@ -25377,8 +27073,8 @@
         <w:t xml:space="preserve">If yes to any, issue a targeted correction before moving on.</w:t>
       </w:r>
     </w:p>
-    <w:bookmarkEnd w:id="125"/>
-    <w:bookmarkStart w:id="126" w:name="step-7-update-artifacts"/>
+    <w:bookmarkEnd w:id="138"/>
+    <w:bookmarkStart w:id="139" w:name="step-7-update-artifacts"/>
     <w:p>
       <w:pPr>
         <w:pStyle w:val="Heading3"/>
@@ -25403,8 +27099,8 @@
         <w:t xml:space="preserve">Close the agent session.</w:t>
       </w:r>
     </w:p>
-    <w:bookmarkEnd w:id="126"/>
-    <w:bookmarkStart w:id="127" w:name="step-8-verify-the-handoff"/>
+    <w:bookmarkEnd w:id="139"/>
+    <w:bookmarkStart w:id="140" w:name="step-8-verify-the-handoff"/>
     <w:p>
       <w:pPr>
         <w:pStyle w:val="Heading3"/>
@@ -25428,9 +27124,9 @@
         </w:pict>
       </w:r>
     </w:p>
-    <w:bookmarkEnd w:id="127"/>
-    <w:bookmarkEnd w:id="128"/>
-    <w:bookmarkStart w:id="129" w:name="what-you-now-have"/>
+    <w:bookmarkEnd w:id="140"/>
+    <w:bookmarkEnd w:id="141"/>
+    <w:bookmarkStart w:id="142" w:name="what-you-now-have"/>
     <w:p>
       <w:pPr>
         <w:pStyle w:val="Heading2"/>
@@ -25661,8 +27357,8 @@
         </w:pict>
       </w:r>
     </w:p>
-    <w:bookmarkEnd w:id="129"/>
-    <w:bookmarkStart w:id="130" w:name="the-closing-argument"/>
+    <w:bookmarkEnd w:id="142"/>
+    <w:bookmarkStart w:id="143" w:name="the-closing-argument"/>
     <w:p>
       <w:pPr>
         <w:pStyle w:val="Heading2"/>
@@ -25728,8 +27424,8 @@
         </w:pict>
       </w:r>
     </w:p>
-    <w:bookmarkEnd w:id="130"/>
-    <w:bookmarkStart w:id="131" w:name="what-comes-next"/>
+    <w:bookmarkEnd w:id="143"/>
+    <w:bookmarkStart w:id="144" w:name="what-comes-next"/>
     <w:p>
       <w:pPr>
         <w:pStyle w:val="Heading2"/>
@@ -25781,9 +27477,9 @@
         <w:t xml:space="preserve">The discipline did not change. The medium did.</w:t>
       </w:r>
     </w:p>
-    <w:bookmarkEnd w:id="131"/>
-    <w:bookmarkEnd w:id="132"/>
-    <w:bookmarkStart w:id="140" w:name="conclusion"/>
+    <w:bookmarkEnd w:id="144"/>
+    <w:bookmarkEnd w:id="145"/>
+    <w:bookmarkStart w:id="153" w:name="conclusion"/>
     <w:p>
       <w:pPr>
         <w:pStyle w:val="Heading1"/>
@@ -25831,7 +27527,7 @@
         </w:pict>
       </w:r>
     </w:p>
-    <w:bookmarkStart w:id="133" w:name="what-you-can-do-now"/>
+    <w:bookmarkStart w:id="146" w:name="what-you-can-do-now"/>
     <w:p>
       <w:pPr>
         <w:pStyle w:val="Heading2"/>
@@ -26031,8 +27727,8 @@
         </w:pict>
       </w:r>
     </w:p>
-    <w:bookmarkEnd w:id="133"/>
-    <w:bookmarkStart w:id="134" w:name="the-disciplines-restated"/>
+    <w:bookmarkEnd w:id="146"/>
+    <w:bookmarkStart w:id="147" w:name="the-disciplines-restated"/>
     <w:p>
       <w:pPr>
         <w:pStyle w:val="Heading2"/>
@@ -26090,8 +27786,8 @@
         </w:pict>
       </w:r>
     </w:p>
-    <w:bookmarkEnd w:id="134"/>
-    <w:bookmarkStart w:id="135" w:name="agentflow-beyond-this-book"/>
+    <w:bookmarkEnd w:id="147"/>
+    <w:bookmarkStart w:id="148" w:name="agentflow-beyond-this-book"/>
     <w:p>
       <w:pPr>
         <w:pStyle w:val="Heading2"/>
@@ -26187,8 +27883,8 @@
         </w:pict>
       </w:r>
     </w:p>
-    <w:bookmarkEnd w:id="135"/>
-    <w:bookmarkStart w:id="136" w:name="what-this-book-does-not-cover"/>
+    <w:bookmarkEnd w:id="148"/>
+    <w:bookmarkStart w:id="149" w:name="what-this-book-does-not-cover"/>
     <w:p>
       <w:pPr>
         <w:pStyle w:val="Heading2"/>
@@ -26292,8 +27988,8 @@
         </w:pict>
       </w:r>
     </w:p>
-    <w:bookmarkEnd w:id="136"/>
-    <w:bookmarkStart w:id="137" w:name="the-tools-will-change"/>
+    <w:bookmarkEnd w:id="149"/>
+    <w:bookmarkStart w:id="150" w:name="the-tools-will-change"/>
     <w:p>
       <w:pPr>
         <w:pStyle w:val="Heading2"/>
@@ -26341,8 +28037,8 @@
         </w:pict>
       </w:r>
     </w:p>
-    <w:bookmarkEnd w:id="137"/>
-    <w:bookmarkStart w:id="138" w:name="adapt-the-system-do-not-adopt-it-blindly"/>
+    <w:bookmarkEnd w:id="150"/>
+    <w:bookmarkStart w:id="151" w:name="adapt-the-system-do-not-adopt-it-blindly"/>
     <w:p>
       <w:pPr>
         <w:pStyle w:val="Heading2"/>
@@ -26390,8 +28086,8 @@
         </w:pict>
       </w:r>
     </w:p>
-    <w:bookmarkEnd w:id="138"/>
-    <w:bookmarkStart w:id="139" w:name="what-comes-next-1"/>
+    <w:bookmarkEnd w:id="151"/>
+    <w:bookmarkStart w:id="152" w:name="what-comes-next-1"/>
     <w:p>
       <w:pPr>
         <w:pStyle w:val="Heading2"/>
@@ -26451,8 +28147,8 @@
         <w:t xml:space="preserve">The AI increased execution speed. You increased the quality of what gets executed. That is the whole game.</w:t>
       </w:r>
     </w:p>
-    <w:bookmarkEnd w:id="139"/>
-    <w:bookmarkEnd w:id="140"/>
+    <w:bookmarkEnd w:id="152"/>
+    <w:bookmarkEnd w:id="153"/>
     <w:sectPr>
       <w:footnotePr>
         <w:numRestart w:val="eachSect"/>
